--- a/output/tables/COAD/COAD_cox_multi_MS4A1.docx
+++ b/output/tables/COAD/COAD_cox_multi_MS4A1.docx
@@ -25,7 +25,7 @@
         <w:ind w:left="60" w:right="60" w:firstLine="0" w:firstLineChars="0"/>
       </w:pPr>
       <w:r>
-        <w:t xml:space="preserve">Multivariable Cox regression for overall survival: MS4A1 expression, TCGA-COAD (n = 430, events = 93, EPV = 15.5)</w:t>
+        <w:t xml:space="preserve">Multivariable Cox regression for overall survival: MS4A1 expression, TCGA-COAD (n = 273, events = 49, EPV = 9.8; exploratory)</w:t>
       </w:r>
     </w:p>
     <w:tbl xmlns:a="http://schemas.openxmlformats.org/drawingml/2006/main" xmlns:pic="http://schemas.openxmlformats.org/drawingml/2006/picture">
@@ -35,11 +35,11 @@
         <w:tblLook w:firstRow="1" w:lastRow="0" w:firstColumn="0" w:lastColumn="0" w:noHBand="0" w:noVBand="1"/>
       </w:tblPr>
       <w:tblGrid>
-        <w:gridCol w:w="1796"/>
-        <w:gridCol w:w="1145"/>
+        <w:gridCol w:w="2060"/>
+        <w:gridCol w:w="1489"/>
         <w:gridCol w:w="681"/>
         <w:gridCol w:w="931"/>
-        <w:gridCol w:w="1791"/>
+        <w:gridCol w:w="1611"/>
         <w:gridCol w:w="917"/>
         <w:gridCol w:w="1136"/>
       </w:tblGrid>
@@ -599,7 +599,7 @@
                 <w:szCs w:val="18"/>
                 <w:color w:val="000000"/>
               </w:rPr>
-              <w:t xml:space="preserve">217</w:t>
+              <w:t xml:space="preserve">132</w:t>
             </w:r>
           </w:p>
         </w:tc>
@@ -654,7 +654,7 @@
                 <w:szCs w:val="18"/>
                 <w:color w:val="000000"/>
               </w:rPr>
-              <w:t xml:space="preserve">62</w:t>
+              <w:t xml:space="preserve">29</w:t>
             </w:r>
           </w:p>
         </w:tc>
@@ -989,7 +989,7 @@
                 <w:szCs w:val="18"/>
                 <w:color w:val="000000"/>
               </w:rPr>
-              <w:t xml:space="preserve">213</w:t>
+              <w:t xml:space="preserve">141</w:t>
             </w:r>
           </w:p>
         </w:tc>
@@ -1044,7 +1044,7 @@
                 <w:szCs w:val="18"/>
                 <w:color w:val="000000"/>
               </w:rPr>
-              <w:t xml:space="preserve">31</w:t>
+              <w:t xml:space="preserve">20</w:t>
             </w:r>
           </w:p>
         </w:tc>
@@ -1099,7 +1099,7 @@
                 <w:szCs w:val="18"/>
                 <w:color w:val="000000"/>
               </w:rPr>
-              <w:t xml:space="preserve">0.54 (0.35–0.84)</w:t>
+              <w:t xml:space="preserve">0.60 (0.34–1.09)</w:t>
             </w:r>
           </w:p>
         </w:tc>
@@ -1154,7 +1154,7 @@
                 <w:szCs w:val="18"/>
                 <w:color w:val="000000"/>
               </w:rPr>
-              <w:t xml:space="preserve">0.006</w:t>
+              <w:t xml:space="preserve">0.094</w:t>
             </w:r>
           </w:p>
         </w:tc>
@@ -1269,7 +1269,7 @@
                 <w:szCs w:val="18"/>
                 <w:color w:val="000000"/>
               </w:rPr>
-              <w:t xml:space="preserve">Age (per 10 years)</w:t>
+              <w:t xml:space="preserve">Age group, years</w:t>
             </w:r>
           </w:p>
         </w:tc>
@@ -1324,227 +1324,227 @@
                 <w:szCs w:val="18"/>
                 <w:color w:val="000000"/>
               </w:rPr>
+              <w:t xml:space="preserve">≤65 (ref)</w:t>
+            </w:r>
+          </w:p>
+        </w:tc>
+        <w:tc>
+          <w:tcPr>
+            <w:tcBorders>
+              <w:bottom w:val="none" w:sz="0" w:space="0" w:color="000000"/>
+              <w:top w:val="none" w:sz="0" w:space="0" w:color="000000"/>
+              <w:left w:val="none" w:sz="0" w:space="0" w:color="000000"/>
+              <w:right w:val="none" w:sz="0" w:space="0" w:color="000000"/>
+            </w:tcBorders>
+            <w:shd w:val="clear" w:color="auto" w:fill="FFFFFF"/>
+            <w:tcMar>
+              <w:top w:w="0" w:type="dxa"/>
+              <w:bottom w:w="0" w:type="dxa"/>
+              <w:left w:w="0" w:type="dxa"/>
+              <w:right w:w="0" w:type="dxa"/>
+            </w:tcMar>
+            <w:vAlign w:val="center"/>
+          </w:tcPr>
+          <w:p>
+            <w:pPr>
+              <w:pStyle w:val="Normal"/>
+              <w:jc w:val="right"/>
+              <w:pBdr>
+                <w:bottom w:val="none" w:sz="0" w:space="0" w:color="000000"/>
+                <w:top w:val="none" w:sz="0" w:space="0" w:color="000000"/>
+                <w:left w:val="none" w:sz="0" w:space="0" w:color="000000"/>
+                <w:right w:val="none" w:sz="0" w:space="0" w:color="000000"/>
+              </w:pBdr>
+              <w:spacing w:after="100" w:before="100" w:line="240"/>
+              <w:ind w:left="100" w:right="100" w:firstLine="0" w:firstLineChars="0"/>
+              <w:rPr>
+                <w:rFonts w:ascii="Times New Roman" w:hAnsi="Times New Roman" w:eastAsia="Times New Roman" w:cs="Times New Roman"/>
+                <w:i w:val="false"/>
+                <w:b w:val="false"/>
+                <w:u w:val="none"/>
+                <w:strike w:val="false"/>
+                <w:sz w:val="18"/>
+                <w:szCs w:val="18"/>
+                <w:color w:val="000000"/>
+              </w:rPr>
+            </w:pPr>
+            <w:r>
+              <w:rPr>
+                <w:rFonts w:ascii="Times New Roman" w:hAnsi="Times New Roman" w:eastAsia="Times New Roman" w:cs="Times New Roman"/>
+                <w:i w:val="false"/>
+                <w:b w:val="false"/>
+                <w:u w:val="none"/>
+                <w:strike w:val="false"/>
+                <w:sz w:val="18"/>
+                <w:szCs w:val="18"/>
+                <w:color w:val="000000"/>
+              </w:rPr>
+              <w:t xml:space="preserve">118</w:t>
+            </w:r>
+          </w:p>
+        </w:tc>
+        <w:tc>
+          <w:tcPr>
+            <w:tcBorders>
+              <w:bottom w:val="none" w:sz="0" w:space="0" w:color="000000"/>
+              <w:top w:val="none" w:sz="0" w:space="0" w:color="000000"/>
+              <w:left w:val="none" w:sz="0" w:space="0" w:color="000000"/>
+              <w:right w:val="none" w:sz="0" w:space="0" w:color="000000"/>
+            </w:tcBorders>
+            <w:shd w:val="clear" w:color="auto" w:fill="FFFFFF"/>
+            <w:tcMar>
+              <w:top w:w="0" w:type="dxa"/>
+              <w:bottom w:w="0" w:type="dxa"/>
+              <w:left w:w="0" w:type="dxa"/>
+              <w:right w:w="0" w:type="dxa"/>
+            </w:tcMar>
+            <w:vAlign w:val="center"/>
+          </w:tcPr>
+          <w:p>
+            <w:pPr>
+              <w:pStyle w:val="Normal"/>
+              <w:jc w:val="right"/>
+              <w:pBdr>
+                <w:bottom w:val="none" w:sz="0" w:space="0" w:color="000000"/>
+                <w:top w:val="none" w:sz="0" w:space="0" w:color="000000"/>
+                <w:left w:val="none" w:sz="0" w:space="0" w:color="000000"/>
+                <w:right w:val="none" w:sz="0" w:space="0" w:color="000000"/>
+              </w:pBdr>
+              <w:spacing w:after="100" w:before="100" w:line="240"/>
+              <w:ind w:left="100" w:right="100" w:firstLine="0" w:firstLineChars="0"/>
+              <w:rPr>
+                <w:rFonts w:ascii="Times New Roman" w:hAnsi="Times New Roman" w:eastAsia="Times New Roman" w:cs="Times New Roman"/>
+                <w:i w:val="false"/>
+                <w:b w:val="false"/>
+                <w:u w:val="none"/>
+                <w:strike w:val="false"/>
+                <w:sz w:val="18"/>
+                <w:szCs w:val="18"/>
+                <w:color w:val="000000"/>
+              </w:rPr>
+            </w:pPr>
+            <w:r>
+              <w:rPr>
+                <w:rFonts w:ascii="Times New Roman" w:hAnsi="Times New Roman" w:eastAsia="Times New Roman" w:cs="Times New Roman"/>
+                <w:i w:val="false"/>
+                <w:b w:val="false"/>
+                <w:u w:val="none"/>
+                <w:strike w:val="false"/>
+                <w:sz w:val="18"/>
+                <w:szCs w:val="18"/>
+                <w:color w:val="000000"/>
+              </w:rPr>
+              <w:t xml:space="preserve">14</w:t>
+            </w:r>
+          </w:p>
+        </w:tc>
+        <w:tc>
+          <w:tcPr>
+            <w:tcBorders>
+              <w:bottom w:val="none" w:sz="0" w:space="0" w:color="000000"/>
+              <w:top w:val="none" w:sz="0" w:space="0" w:color="000000"/>
+              <w:left w:val="none" w:sz="0" w:space="0" w:color="000000"/>
+              <w:right w:val="none" w:sz="0" w:space="0" w:color="000000"/>
+            </w:tcBorders>
+            <w:shd w:val="clear" w:color="auto" w:fill="FFFFFF"/>
+            <w:tcMar>
+              <w:top w:w="0" w:type="dxa"/>
+              <w:bottom w:w="0" w:type="dxa"/>
+              <w:left w:w="0" w:type="dxa"/>
+              <w:right w:w="0" w:type="dxa"/>
+            </w:tcMar>
+            <w:vAlign w:val="center"/>
+          </w:tcPr>
+          <w:p>
+            <w:pPr>
+              <w:pStyle w:val="Normal"/>
+              <w:jc w:val="left"/>
+              <w:pBdr>
+                <w:bottom w:val="none" w:sz="0" w:space="0" w:color="000000"/>
+                <w:top w:val="none" w:sz="0" w:space="0" w:color="000000"/>
+                <w:left w:val="none" w:sz="0" w:space="0" w:color="000000"/>
+                <w:right w:val="none" w:sz="0" w:space="0" w:color="000000"/>
+              </w:pBdr>
+              <w:spacing w:after="100" w:before="100" w:line="240"/>
+              <w:ind w:left="100" w:right="100" w:firstLine="0" w:firstLineChars="0"/>
+              <w:rPr>
+                <w:rFonts w:ascii="Times New Roman" w:hAnsi="Times New Roman" w:eastAsia="Times New Roman" w:cs="Times New Roman"/>
+                <w:i w:val="false"/>
+                <w:b w:val="false"/>
+                <w:u w:val="none"/>
+                <w:strike w:val="false"/>
+                <w:sz w:val="18"/>
+                <w:szCs w:val="18"/>
+                <w:color w:val="000000"/>
+              </w:rPr>
+            </w:pPr>
+            <w:r>
+              <w:rPr>
+                <w:rFonts w:ascii="Times New Roman" w:hAnsi="Times New Roman" w:eastAsia="Times New Roman" w:cs="Times New Roman"/>
+                <w:i w:val="false"/>
+                <w:b w:val="false"/>
+                <w:u w:val="none"/>
+                <w:strike w:val="false"/>
+                <w:sz w:val="18"/>
+                <w:szCs w:val="18"/>
+                <w:color w:val="000000"/>
+              </w:rPr>
+              <w:t xml:space="preserve">Reference</w:t>
+            </w:r>
+          </w:p>
+        </w:tc>
+        <w:tc>
+          <w:tcPr>
+            <w:tcBorders>
+              <w:bottom w:val="none" w:sz="0" w:space="0" w:color="000000"/>
+              <w:top w:val="none" w:sz="0" w:space="0" w:color="000000"/>
+              <w:left w:val="none" w:sz="0" w:space="0" w:color="000000"/>
+              <w:right w:val="none" w:sz="0" w:space="0" w:color="000000"/>
+            </w:tcBorders>
+            <w:shd w:val="clear" w:color="auto" w:fill="FFFFFF"/>
+            <w:tcMar>
+              <w:top w:w="0" w:type="dxa"/>
+              <w:bottom w:w="0" w:type="dxa"/>
+              <w:left w:w="0" w:type="dxa"/>
+              <w:right w:w="0" w:type="dxa"/>
+            </w:tcMar>
+            <w:vAlign w:val="center"/>
+          </w:tcPr>
+          <w:p>
+            <w:pPr>
+              <w:pStyle w:val="Normal"/>
+              <w:jc w:val="left"/>
+              <w:pBdr>
+                <w:bottom w:val="none" w:sz="0" w:space="0" w:color="000000"/>
+                <w:top w:val="none" w:sz="0" w:space="0" w:color="000000"/>
+                <w:left w:val="none" w:sz="0" w:space="0" w:color="000000"/>
+                <w:right w:val="none" w:sz="0" w:space="0" w:color="000000"/>
+              </w:pBdr>
+              <w:spacing w:after="100" w:before="100" w:line="240"/>
+              <w:ind w:left="100" w:right="100" w:firstLine="0" w:firstLineChars="0"/>
+              <w:rPr>
+                <w:rFonts w:ascii="Times New Roman" w:hAnsi="Times New Roman" w:eastAsia="Times New Roman" w:cs="Times New Roman"/>
+                <w:i w:val="false"/>
+                <w:b w:val="false"/>
+                <w:u w:val="none"/>
+                <w:strike w:val="false"/>
+                <w:sz w:val="18"/>
+                <w:szCs w:val="18"/>
+                <w:color w:val="000000"/>
+              </w:rPr>
+            </w:pPr>
+            <w:r>
+              <w:rPr>
+                <w:rFonts w:ascii="Times New Roman" w:hAnsi="Times New Roman" w:eastAsia="Times New Roman" w:cs="Times New Roman"/>
+                <w:i w:val="false"/>
+                <w:b w:val="false"/>
+                <w:u w:val="none"/>
+                <w:strike w:val="false"/>
+                <w:sz w:val="18"/>
+                <w:szCs w:val="18"/>
+                <w:color w:val="000000"/>
+              </w:rPr>
               <w:t xml:space="preserve"/>
-            </w:r>
-          </w:p>
-        </w:tc>
-        <w:tc>
-          <w:tcPr>
-            <w:tcBorders>
-              <w:bottom w:val="none" w:sz="0" w:space="0" w:color="000000"/>
-              <w:top w:val="none" w:sz="0" w:space="0" w:color="000000"/>
-              <w:left w:val="none" w:sz="0" w:space="0" w:color="000000"/>
-              <w:right w:val="none" w:sz="0" w:space="0" w:color="000000"/>
-            </w:tcBorders>
-            <w:shd w:val="clear" w:color="auto" w:fill="FFFFFF"/>
-            <w:tcMar>
-              <w:top w:w="0" w:type="dxa"/>
-              <w:bottom w:w="0" w:type="dxa"/>
-              <w:left w:w="0" w:type="dxa"/>
-              <w:right w:w="0" w:type="dxa"/>
-            </w:tcMar>
-            <w:vAlign w:val="center"/>
-          </w:tcPr>
-          <w:p>
-            <w:pPr>
-              <w:pStyle w:val="Normal"/>
-              <w:jc w:val="right"/>
-              <w:pBdr>
-                <w:bottom w:val="none" w:sz="0" w:space="0" w:color="000000"/>
-                <w:top w:val="none" w:sz="0" w:space="0" w:color="000000"/>
-                <w:left w:val="none" w:sz="0" w:space="0" w:color="000000"/>
-                <w:right w:val="none" w:sz="0" w:space="0" w:color="000000"/>
-              </w:pBdr>
-              <w:spacing w:after="100" w:before="100" w:line="240"/>
-              <w:ind w:left="100" w:right="100" w:firstLine="0" w:firstLineChars="0"/>
-              <w:rPr>
-                <w:rFonts w:ascii="Times New Roman" w:hAnsi="Times New Roman" w:eastAsia="Times New Roman" w:cs="Times New Roman"/>
-                <w:i w:val="false"/>
-                <w:b w:val="false"/>
-                <w:u w:val="none"/>
-                <w:strike w:val="false"/>
-                <w:sz w:val="18"/>
-                <w:szCs w:val="18"/>
-                <w:color w:val="000000"/>
-              </w:rPr>
-            </w:pPr>
-            <w:r>
-              <w:rPr>
-                <w:rFonts w:ascii="Times New Roman" w:hAnsi="Times New Roman" w:eastAsia="Times New Roman" w:cs="Times New Roman"/>
-                <w:i w:val="false"/>
-                <w:b w:val="false"/>
-                <w:u w:val="none"/>
-                <w:strike w:val="false"/>
-                <w:sz w:val="18"/>
-                <w:szCs w:val="18"/>
-                <w:color w:val="000000"/>
-              </w:rPr>
-              <w:t xml:space="preserve">430</w:t>
-            </w:r>
-          </w:p>
-        </w:tc>
-        <w:tc>
-          <w:tcPr>
-            <w:tcBorders>
-              <w:bottom w:val="none" w:sz="0" w:space="0" w:color="000000"/>
-              <w:top w:val="none" w:sz="0" w:space="0" w:color="000000"/>
-              <w:left w:val="none" w:sz="0" w:space="0" w:color="000000"/>
-              <w:right w:val="none" w:sz="0" w:space="0" w:color="000000"/>
-            </w:tcBorders>
-            <w:shd w:val="clear" w:color="auto" w:fill="FFFFFF"/>
-            <w:tcMar>
-              <w:top w:w="0" w:type="dxa"/>
-              <w:bottom w:w="0" w:type="dxa"/>
-              <w:left w:w="0" w:type="dxa"/>
-              <w:right w:w="0" w:type="dxa"/>
-            </w:tcMar>
-            <w:vAlign w:val="center"/>
-          </w:tcPr>
-          <w:p>
-            <w:pPr>
-              <w:pStyle w:val="Normal"/>
-              <w:jc w:val="right"/>
-              <w:pBdr>
-                <w:bottom w:val="none" w:sz="0" w:space="0" w:color="000000"/>
-                <w:top w:val="none" w:sz="0" w:space="0" w:color="000000"/>
-                <w:left w:val="none" w:sz="0" w:space="0" w:color="000000"/>
-                <w:right w:val="none" w:sz="0" w:space="0" w:color="000000"/>
-              </w:pBdr>
-              <w:spacing w:after="100" w:before="100" w:line="240"/>
-              <w:ind w:left="100" w:right="100" w:firstLine="0" w:firstLineChars="0"/>
-              <w:rPr>
-                <w:rFonts w:ascii="Times New Roman" w:hAnsi="Times New Roman" w:eastAsia="Times New Roman" w:cs="Times New Roman"/>
-                <w:i w:val="false"/>
-                <w:b w:val="false"/>
-                <w:u w:val="none"/>
-                <w:strike w:val="false"/>
-                <w:sz w:val="18"/>
-                <w:szCs w:val="18"/>
-                <w:color w:val="000000"/>
-              </w:rPr>
-            </w:pPr>
-            <w:r>
-              <w:rPr>
-                <w:rFonts w:ascii="Times New Roman" w:hAnsi="Times New Roman" w:eastAsia="Times New Roman" w:cs="Times New Roman"/>
-                <w:i w:val="false"/>
-                <w:b w:val="false"/>
-                <w:u w:val="none"/>
-                <w:strike w:val="false"/>
-                <w:sz w:val="18"/>
-                <w:szCs w:val="18"/>
-                <w:color w:val="000000"/>
-              </w:rPr>
-              <w:t xml:space="preserve">93</w:t>
-            </w:r>
-          </w:p>
-        </w:tc>
-        <w:tc>
-          <w:tcPr>
-            <w:tcBorders>
-              <w:bottom w:val="none" w:sz="0" w:space="0" w:color="000000"/>
-              <w:top w:val="none" w:sz="0" w:space="0" w:color="000000"/>
-              <w:left w:val="none" w:sz="0" w:space="0" w:color="000000"/>
-              <w:right w:val="none" w:sz="0" w:space="0" w:color="000000"/>
-            </w:tcBorders>
-            <w:shd w:val="clear" w:color="auto" w:fill="FFFFFF"/>
-            <w:tcMar>
-              <w:top w:w="0" w:type="dxa"/>
-              <w:bottom w:w="0" w:type="dxa"/>
-              <w:left w:w="0" w:type="dxa"/>
-              <w:right w:w="0" w:type="dxa"/>
-            </w:tcMar>
-            <w:vAlign w:val="center"/>
-          </w:tcPr>
-          <w:p>
-            <w:pPr>
-              <w:pStyle w:val="Normal"/>
-              <w:jc w:val="left"/>
-              <w:pBdr>
-                <w:bottom w:val="none" w:sz="0" w:space="0" w:color="000000"/>
-                <w:top w:val="none" w:sz="0" w:space="0" w:color="000000"/>
-                <w:left w:val="none" w:sz="0" w:space="0" w:color="000000"/>
-                <w:right w:val="none" w:sz="0" w:space="0" w:color="000000"/>
-              </w:pBdr>
-              <w:spacing w:after="100" w:before="100" w:line="240"/>
-              <w:ind w:left="100" w:right="100" w:firstLine="0" w:firstLineChars="0"/>
-              <w:rPr>
-                <w:rFonts w:ascii="Times New Roman" w:hAnsi="Times New Roman" w:eastAsia="Times New Roman" w:cs="Times New Roman"/>
-                <w:i w:val="false"/>
-                <w:b w:val="false"/>
-                <w:u w:val="none"/>
-                <w:strike w:val="false"/>
-                <w:sz w:val="18"/>
-                <w:szCs w:val="18"/>
-                <w:color w:val="000000"/>
-              </w:rPr>
-            </w:pPr>
-            <w:r>
-              <w:rPr>
-                <w:rFonts w:ascii="Times New Roman" w:hAnsi="Times New Roman" w:eastAsia="Times New Roman" w:cs="Times New Roman"/>
-                <w:i w:val="false"/>
-                <w:b w:val="false"/>
-                <w:u w:val="none"/>
-                <w:strike w:val="false"/>
-                <w:sz w:val="18"/>
-                <w:szCs w:val="18"/>
-                <w:color w:val="000000"/>
-              </w:rPr>
-              <w:t xml:space="preserve">1.37 (1.15–1.64)</w:t>
-            </w:r>
-          </w:p>
-        </w:tc>
-        <w:tc>
-          <w:tcPr>
-            <w:tcBorders>
-              <w:bottom w:val="none" w:sz="0" w:space="0" w:color="000000"/>
-              <w:top w:val="none" w:sz="0" w:space="0" w:color="000000"/>
-              <w:left w:val="none" w:sz="0" w:space="0" w:color="000000"/>
-              <w:right w:val="none" w:sz="0" w:space="0" w:color="000000"/>
-            </w:tcBorders>
-            <w:shd w:val="clear" w:color="auto" w:fill="FFFFFF"/>
-            <w:tcMar>
-              <w:top w:w="0" w:type="dxa"/>
-              <w:bottom w:w="0" w:type="dxa"/>
-              <w:left w:w="0" w:type="dxa"/>
-              <w:right w:w="0" w:type="dxa"/>
-            </w:tcMar>
-            <w:vAlign w:val="center"/>
-          </w:tcPr>
-          <w:p>
-            <w:pPr>
-              <w:pStyle w:val="Normal"/>
-              <w:jc w:val="left"/>
-              <w:pBdr>
-                <w:bottom w:val="none" w:sz="0" w:space="0" w:color="000000"/>
-                <w:top w:val="none" w:sz="0" w:space="0" w:color="000000"/>
-                <w:left w:val="none" w:sz="0" w:space="0" w:color="000000"/>
-                <w:right w:val="none" w:sz="0" w:space="0" w:color="000000"/>
-              </w:pBdr>
-              <w:spacing w:after="100" w:before="100" w:line="240"/>
-              <w:ind w:left="100" w:right="100" w:firstLine="0" w:firstLineChars="0"/>
-              <w:rPr>
-                <w:rFonts w:ascii="Times New Roman" w:hAnsi="Times New Roman" w:eastAsia="Times New Roman" w:cs="Times New Roman"/>
-                <w:i w:val="false"/>
-                <w:b w:val="false"/>
-                <w:u w:val="none"/>
-                <w:strike w:val="false"/>
-                <w:sz w:val="18"/>
-                <w:szCs w:val="18"/>
-                <w:color w:val="000000"/>
-              </w:rPr>
-            </w:pPr>
-            <w:r>
-              <w:rPr>
-                <w:rFonts w:ascii="Times New Roman" w:hAnsi="Times New Roman" w:eastAsia="Times New Roman" w:cs="Times New Roman"/>
-                <w:i w:val="false"/>
-                <w:b w:val="false"/>
-                <w:u w:val="none"/>
-                <w:strike w:val="false"/>
-                <w:sz w:val="18"/>
-                <w:szCs w:val="18"/>
-                <w:color w:val="000000"/>
-              </w:rPr>
-              <w:t xml:space="preserve">&lt;0.001</w:t>
             </w:r>
           </w:p>
         </w:tc>
@@ -1659,7 +1659,7 @@
                 <w:szCs w:val="18"/>
                 <w:color w:val="000000"/>
               </w:rPr>
-              <w:t xml:space="preserve">Sex</w:t>
+              <w:t xml:space="preserve"/>
             </w:r>
           </w:p>
         </w:tc>
@@ -1714,7 +1714,7 @@
                 <w:szCs w:val="18"/>
                 <w:color w:val="000000"/>
               </w:rPr>
-              <w:t xml:space="preserve">Male (ref)</w:t>
+              <w:t xml:space="preserve">≥66</w:t>
             </w:r>
           </w:p>
         </w:tc>
@@ -1769,7 +1769,7 @@
                 <w:szCs w:val="18"/>
                 <w:color w:val="000000"/>
               </w:rPr>
-              <w:t xml:space="preserve">228</w:t>
+              <w:t xml:space="preserve">155</w:t>
             </w:r>
           </w:p>
         </w:tc>
@@ -1824,7 +1824,7 @@
                 <w:szCs w:val="18"/>
                 <w:color w:val="000000"/>
               </w:rPr>
-              <w:t xml:space="preserve">51</w:t>
+              <w:t xml:space="preserve">35</w:t>
             </w:r>
           </w:p>
         </w:tc>
@@ -1879,7 +1879,7 @@
                 <w:szCs w:val="18"/>
                 <w:color w:val="000000"/>
               </w:rPr>
-              <w:t xml:space="preserve">Reference</w:t>
+              <w:t xml:space="preserve">2.56 (1.33–4.93)</w:t>
             </w:r>
           </w:p>
         </w:tc>
@@ -1934,7 +1934,7 @@
                 <w:szCs w:val="18"/>
                 <w:color w:val="000000"/>
               </w:rPr>
-              <w:t xml:space="preserve"/>
+              <w:t xml:space="preserve">0.005</w:t>
             </w:r>
           </w:p>
         </w:tc>
@@ -2049,282 +2049,282 @@
                 <w:szCs w:val="18"/>
                 <w:color w:val="000000"/>
               </w:rPr>
+              <w:t xml:space="preserve">Sex</w:t>
+            </w:r>
+          </w:p>
+        </w:tc>
+        <w:tc>
+          <w:tcPr>
+            <w:tcBorders>
+              <w:bottom w:val="none" w:sz="0" w:space="0" w:color="000000"/>
+              <w:top w:val="none" w:sz="0" w:space="0" w:color="000000"/>
+              <w:left w:val="none" w:sz="0" w:space="0" w:color="000000"/>
+              <w:right w:val="none" w:sz="0" w:space="0" w:color="000000"/>
+            </w:tcBorders>
+            <w:shd w:val="clear" w:color="auto" w:fill="FFFFFF"/>
+            <w:tcMar>
+              <w:top w:w="0" w:type="dxa"/>
+              <w:bottom w:w="0" w:type="dxa"/>
+              <w:left w:w="0" w:type="dxa"/>
+              <w:right w:w="0" w:type="dxa"/>
+            </w:tcMar>
+            <w:vAlign w:val="center"/>
+          </w:tcPr>
+          <w:p>
+            <w:pPr>
+              <w:pStyle w:val="Normal"/>
+              <w:jc w:val="left"/>
+              <w:pBdr>
+                <w:bottom w:val="none" w:sz="0" w:space="0" w:color="000000"/>
+                <w:top w:val="none" w:sz="0" w:space="0" w:color="000000"/>
+                <w:left w:val="none" w:sz="0" w:space="0" w:color="000000"/>
+                <w:right w:val="none" w:sz="0" w:space="0" w:color="000000"/>
+              </w:pBdr>
+              <w:spacing w:after="100" w:before="100" w:line="240"/>
+              <w:ind w:left="100" w:right="100" w:firstLine="0" w:firstLineChars="0"/>
+              <w:rPr>
+                <w:rFonts w:ascii="Times New Roman" w:hAnsi="Times New Roman" w:eastAsia="Times New Roman" w:cs="Times New Roman"/>
+                <w:i w:val="false"/>
+                <w:b w:val="false"/>
+                <w:u w:val="none"/>
+                <w:strike w:val="false"/>
+                <w:sz w:val="18"/>
+                <w:szCs w:val="18"/>
+                <w:color w:val="000000"/>
+              </w:rPr>
+            </w:pPr>
+            <w:r>
+              <w:rPr>
+                <w:rFonts w:ascii="Times New Roman" w:hAnsi="Times New Roman" w:eastAsia="Times New Roman" w:cs="Times New Roman"/>
+                <w:i w:val="false"/>
+                <w:b w:val="false"/>
+                <w:u w:val="none"/>
+                <w:strike w:val="false"/>
+                <w:sz w:val="18"/>
+                <w:szCs w:val="18"/>
+                <w:color w:val="000000"/>
+              </w:rPr>
+              <w:t xml:space="preserve">Male (ref)</w:t>
+            </w:r>
+          </w:p>
+        </w:tc>
+        <w:tc>
+          <w:tcPr>
+            <w:tcBorders>
+              <w:bottom w:val="none" w:sz="0" w:space="0" w:color="000000"/>
+              <w:top w:val="none" w:sz="0" w:space="0" w:color="000000"/>
+              <w:left w:val="none" w:sz="0" w:space="0" w:color="000000"/>
+              <w:right w:val="none" w:sz="0" w:space="0" w:color="000000"/>
+            </w:tcBorders>
+            <w:shd w:val="clear" w:color="auto" w:fill="FFFFFF"/>
+            <w:tcMar>
+              <w:top w:w="0" w:type="dxa"/>
+              <w:bottom w:w="0" w:type="dxa"/>
+              <w:left w:w="0" w:type="dxa"/>
+              <w:right w:w="0" w:type="dxa"/>
+            </w:tcMar>
+            <w:vAlign w:val="center"/>
+          </w:tcPr>
+          <w:p>
+            <w:pPr>
+              <w:pStyle w:val="Normal"/>
+              <w:jc w:val="right"/>
+              <w:pBdr>
+                <w:bottom w:val="none" w:sz="0" w:space="0" w:color="000000"/>
+                <w:top w:val="none" w:sz="0" w:space="0" w:color="000000"/>
+                <w:left w:val="none" w:sz="0" w:space="0" w:color="000000"/>
+                <w:right w:val="none" w:sz="0" w:space="0" w:color="000000"/>
+              </w:pBdr>
+              <w:spacing w:after="100" w:before="100" w:line="240"/>
+              <w:ind w:left="100" w:right="100" w:firstLine="0" w:firstLineChars="0"/>
+              <w:rPr>
+                <w:rFonts w:ascii="Times New Roman" w:hAnsi="Times New Roman" w:eastAsia="Times New Roman" w:cs="Times New Roman"/>
+                <w:i w:val="false"/>
+                <w:b w:val="false"/>
+                <w:u w:val="none"/>
+                <w:strike w:val="false"/>
+                <w:sz w:val="18"/>
+                <w:szCs w:val="18"/>
+                <w:color w:val="000000"/>
+              </w:rPr>
+            </w:pPr>
+            <w:r>
+              <w:rPr>
+                <w:rFonts w:ascii="Times New Roman" w:hAnsi="Times New Roman" w:eastAsia="Times New Roman" w:cs="Times New Roman"/>
+                <w:i w:val="false"/>
+                <w:b w:val="false"/>
+                <w:u w:val="none"/>
+                <w:strike w:val="false"/>
+                <w:sz w:val="18"/>
+                <w:szCs w:val="18"/>
+                <w:color w:val="000000"/>
+              </w:rPr>
+              <w:t xml:space="preserve">141</w:t>
+            </w:r>
+          </w:p>
+        </w:tc>
+        <w:tc>
+          <w:tcPr>
+            <w:tcBorders>
+              <w:bottom w:val="none" w:sz="0" w:space="0" w:color="000000"/>
+              <w:top w:val="none" w:sz="0" w:space="0" w:color="000000"/>
+              <w:left w:val="none" w:sz="0" w:space="0" w:color="000000"/>
+              <w:right w:val="none" w:sz="0" w:space="0" w:color="000000"/>
+            </w:tcBorders>
+            <w:shd w:val="clear" w:color="auto" w:fill="FFFFFF"/>
+            <w:tcMar>
+              <w:top w:w="0" w:type="dxa"/>
+              <w:bottom w:w="0" w:type="dxa"/>
+              <w:left w:w="0" w:type="dxa"/>
+              <w:right w:w="0" w:type="dxa"/>
+            </w:tcMar>
+            <w:vAlign w:val="center"/>
+          </w:tcPr>
+          <w:p>
+            <w:pPr>
+              <w:pStyle w:val="Normal"/>
+              <w:jc w:val="right"/>
+              <w:pBdr>
+                <w:bottom w:val="none" w:sz="0" w:space="0" w:color="000000"/>
+                <w:top w:val="none" w:sz="0" w:space="0" w:color="000000"/>
+                <w:left w:val="none" w:sz="0" w:space="0" w:color="000000"/>
+                <w:right w:val="none" w:sz="0" w:space="0" w:color="000000"/>
+              </w:pBdr>
+              <w:spacing w:after="100" w:before="100" w:line="240"/>
+              <w:ind w:left="100" w:right="100" w:firstLine="0" w:firstLineChars="0"/>
+              <w:rPr>
+                <w:rFonts w:ascii="Times New Roman" w:hAnsi="Times New Roman" w:eastAsia="Times New Roman" w:cs="Times New Roman"/>
+                <w:i w:val="false"/>
+                <w:b w:val="false"/>
+                <w:u w:val="none"/>
+                <w:strike w:val="false"/>
+                <w:sz w:val="18"/>
+                <w:szCs w:val="18"/>
+                <w:color w:val="000000"/>
+              </w:rPr>
+            </w:pPr>
+            <w:r>
+              <w:rPr>
+                <w:rFonts w:ascii="Times New Roman" w:hAnsi="Times New Roman" w:eastAsia="Times New Roman" w:cs="Times New Roman"/>
+                <w:i w:val="false"/>
+                <w:b w:val="false"/>
+                <w:u w:val="none"/>
+                <w:strike w:val="false"/>
+                <w:sz w:val="18"/>
+                <w:szCs w:val="18"/>
+                <w:color w:val="000000"/>
+              </w:rPr>
+              <w:t xml:space="preserve">23</w:t>
+            </w:r>
+          </w:p>
+        </w:tc>
+        <w:tc>
+          <w:tcPr>
+            <w:tcBorders>
+              <w:bottom w:val="none" w:sz="0" w:space="0" w:color="000000"/>
+              <w:top w:val="none" w:sz="0" w:space="0" w:color="000000"/>
+              <w:left w:val="none" w:sz="0" w:space="0" w:color="000000"/>
+              <w:right w:val="none" w:sz="0" w:space="0" w:color="000000"/>
+            </w:tcBorders>
+            <w:shd w:val="clear" w:color="auto" w:fill="FFFFFF"/>
+            <w:tcMar>
+              <w:top w:w="0" w:type="dxa"/>
+              <w:bottom w:w="0" w:type="dxa"/>
+              <w:left w:w="0" w:type="dxa"/>
+              <w:right w:w="0" w:type="dxa"/>
+            </w:tcMar>
+            <w:vAlign w:val="center"/>
+          </w:tcPr>
+          <w:p>
+            <w:pPr>
+              <w:pStyle w:val="Normal"/>
+              <w:jc w:val="left"/>
+              <w:pBdr>
+                <w:bottom w:val="none" w:sz="0" w:space="0" w:color="000000"/>
+                <w:top w:val="none" w:sz="0" w:space="0" w:color="000000"/>
+                <w:left w:val="none" w:sz="0" w:space="0" w:color="000000"/>
+                <w:right w:val="none" w:sz="0" w:space="0" w:color="000000"/>
+              </w:pBdr>
+              <w:spacing w:after="100" w:before="100" w:line="240"/>
+              <w:ind w:left="100" w:right="100" w:firstLine="0" w:firstLineChars="0"/>
+              <w:rPr>
+                <w:rFonts w:ascii="Times New Roman" w:hAnsi="Times New Roman" w:eastAsia="Times New Roman" w:cs="Times New Roman"/>
+                <w:i w:val="false"/>
+                <w:b w:val="false"/>
+                <w:u w:val="none"/>
+                <w:strike w:val="false"/>
+                <w:sz w:val="18"/>
+                <w:szCs w:val="18"/>
+                <w:color w:val="000000"/>
+              </w:rPr>
+            </w:pPr>
+            <w:r>
+              <w:rPr>
+                <w:rFonts w:ascii="Times New Roman" w:hAnsi="Times New Roman" w:eastAsia="Times New Roman" w:cs="Times New Roman"/>
+                <w:i w:val="false"/>
+                <w:b w:val="false"/>
+                <w:u w:val="none"/>
+                <w:strike w:val="false"/>
+                <w:sz w:val="18"/>
+                <w:szCs w:val="18"/>
+                <w:color w:val="000000"/>
+              </w:rPr>
+              <w:t xml:space="preserve">Reference</w:t>
+            </w:r>
+          </w:p>
+        </w:tc>
+        <w:tc>
+          <w:tcPr>
+            <w:tcBorders>
+              <w:bottom w:val="none" w:sz="0" w:space="0" w:color="000000"/>
+              <w:top w:val="none" w:sz="0" w:space="0" w:color="000000"/>
+              <w:left w:val="none" w:sz="0" w:space="0" w:color="000000"/>
+              <w:right w:val="none" w:sz="0" w:space="0" w:color="000000"/>
+            </w:tcBorders>
+            <w:shd w:val="clear" w:color="auto" w:fill="FFFFFF"/>
+            <w:tcMar>
+              <w:top w:w="0" w:type="dxa"/>
+              <w:bottom w:w="0" w:type="dxa"/>
+              <w:left w:w="0" w:type="dxa"/>
+              <w:right w:w="0" w:type="dxa"/>
+            </w:tcMar>
+            <w:vAlign w:val="center"/>
+          </w:tcPr>
+          <w:p>
+            <w:pPr>
+              <w:pStyle w:val="Normal"/>
+              <w:jc w:val="left"/>
+              <w:pBdr>
+                <w:bottom w:val="none" w:sz="0" w:space="0" w:color="000000"/>
+                <w:top w:val="none" w:sz="0" w:space="0" w:color="000000"/>
+                <w:left w:val="none" w:sz="0" w:space="0" w:color="000000"/>
+                <w:right w:val="none" w:sz="0" w:space="0" w:color="000000"/>
+              </w:pBdr>
+              <w:spacing w:after="100" w:before="100" w:line="240"/>
+              <w:ind w:left="100" w:right="100" w:firstLine="0" w:firstLineChars="0"/>
+              <w:rPr>
+                <w:rFonts w:ascii="Times New Roman" w:hAnsi="Times New Roman" w:eastAsia="Times New Roman" w:cs="Times New Roman"/>
+                <w:i w:val="false"/>
+                <w:b w:val="false"/>
+                <w:u w:val="none"/>
+                <w:strike w:val="false"/>
+                <w:sz w:val="18"/>
+                <w:szCs w:val="18"/>
+                <w:color w:val="000000"/>
+              </w:rPr>
+            </w:pPr>
+            <w:r>
+              <w:rPr>
+                <w:rFonts w:ascii="Times New Roman" w:hAnsi="Times New Roman" w:eastAsia="Times New Roman" w:cs="Times New Roman"/>
+                <w:i w:val="false"/>
+                <w:b w:val="false"/>
+                <w:u w:val="none"/>
+                <w:strike w:val="false"/>
+                <w:sz w:val="18"/>
+                <w:szCs w:val="18"/>
+                <w:color w:val="000000"/>
+              </w:rPr>
               <w:t xml:space="preserve"/>
-            </w:r>
-          </w:p>
-        </w:tc>
-        <w:tc>
-          <w:tcPr>
-            <w:tcBorders>
-              <w:bottom w:val="none" w:sz="0" w:space="0" w:color="000000"/>
-              <w:top w:val="none" w:sz="0" w:space="0" w:color="000000"/>
-              <w:left w:val="none" w:sz="0" w:space="0" w:color="000000"/>
-              <w:right w:val="none" w:sz="0" w:space="0" w:color="000000"/>
-            </w:tcBorders>
-            <w:shd w:val="clear" w:color="auto" w:fill="FFFFFF"/>
-            <w:tcMar>
-              <w:top w:w="0" w:type="dxa"/>
-              <w:bottom w:w="0" w:type="dxa"/>
-              <w:left w:w="0" w:type="dxa"/>
-              <w:right w:w="0" w:type="dxa"/>
-            </w:tcMar>
-            <w:vAlign w:val="center"/>
-          </w:tcPr>
-          <w:p>
-            <w:pPr>
-              <w:pStyle w:val="Normal"/>
-              <w:jc w:val="left"/>
-              <w:pBdr>
-                <w:bottom w:val="none" w:sz="0" w:space="0" w:color="000000"/>
-                <w:top w:val="none" w:sz="0" w:space="0" w:color="000000"/>
-                <w:left w:val="none" w:sz="0" w:space="0" w:color="000000"/>
-                <w:right w:val="none" w:sz="0" w:space="0" w:color="000000"/>
-              </w:pBdr>
-              <w:spacing w:after="100" w:before="100" w:line="240"/>
-              <w:ind w:left="100" w:right="100" w:firstLine="0" w:firstLineChars="0"/>
-              <w:rPr>
-                <w:rFonts w:ascii="Times New Roman" w:hAnsi="Times New Roman" w:eastAsia="Times New Roman" w:cs="Times New Roman"/>
-                <w:i w:val="false"/>
-                <w:b w:val="false"/>
-                <w:u w:val="none"/>
-                <w:strike w:val="false"/>
-                <w:sz w:val="18"/>
-                <w:szCs w:val="18"/>
-                <w:color w:val="000000"/>
-              </w:rPr>
-            </w:pPr>
-            <w:r>
-              <w:rPr>
-                <w:rFonts w:ascii="Times New Roman" w:hAnsi="Times New Roman" w:eastAsia="Times New Roman" w:cs="Times New Roman"/>
-                <w:i w:val="false"/>
-                <w:b w:val="false"/>
-                <w:u w:val="none"/>
-                <w:strike w:val="false"/>
-                <w:sz w:val="18"/>
-                <w:szCs w:val="18"/>
-                <w:color w:val="000000"/>
-              </w:rPr>
-              <w:t xml:space="preserve">Female</w:t>
-            </w:r>
-          </w:p>
-        </w:tc>
-        <w:tc>
-          <w:tcPr>
-            <w:tcBorders>
-              <w:bottom w:val="none" w:sz="0" w:space="0" w:color="000000"/>
-              <w:top w:val="none" w:sz="0" w:space="0" w:color="000000"/>
-              <w:left w:val="none" w:sz="0" w:space="0" w:color="000000"/>
-              <w:right w:val="none" w:sz="0" w:space="0" w:color="000000"/>
-            </w:tcBorders>
-            <w:shd w:val="clear" w:color="auto" w:fill="FFFFFF"/>
-            <w:tcMar>
-              <w:top w:w="0" w:type="dxa"/>
-              <w:bottom w:w="0" w:type="dxa"/>
-              <w:left w:w="0" w:type="dxa"/>
-              <w:right w:w="0" w:type="dxa"/>
-            </w:tcMar>
-            <w:vAlign w:val="center"/>
-          </w:tcPr>
-          <w:p>
-            <w:pPr>
-              <w:pStyle w:val="Normal"/>
-              <w:jc w:val="right"/>
-              <w:pBdr>
-                <w:bottom w:val="none" w:sz="0" w:space="0" w:color="000000"/>
-                <w:top w:val="none" w:sz="0" w:space="0" w:color="000000"/>
-                <w:left w:val="none" w:sz="0" w:space="0" w:color="000000"/>
-                <w:right w:val="none" w:sz="0" w:space="0" w:color="000000"/>
-              </w:pBdr>
-              <w:spacing w:after="100" w:before="100" w:line="240"/>
-              <w:ind w:left="100" w:right="100" w:firstLine="0" w:firstLineChars="0"/>
-              <w:rPr>
-                <w:rFonts w:ascii="Times New Roman" w:hAnsi="Times New Roman" w:eastAsia="Times New Roman" w:cs="Times New Roman"/>
-                <w:i w:val="false"/>
-                <w:b w:val="false"/>
-                <w:u w:val="none"/>
-                <w:strike w:val="false"/>
-                <w:sz w:val="18"/>
-                <w:szCs w:val="18"/>
-                <w:color w:val="000000"/>
-              </w:rPr>
-            </w:pPr>
-            <w:r>
-              <w:rPr>
-                <w:rFonts w:ascii="Times New Roman" w:hAnsi="Times New Roman" w:eastAsia="Times New Roman" w:cs="Times New Roman"/>
-                <w:i w:val="false"/>
-                <w:b w:val="false"/>
-                <w:u w:val="none"/>
-                <w:strike w:val="false"/>
-                <w:sz w:val="18"/>
-                <w:szCs w:val="18"/>
-                <w:color w:val="000000"/>
-              </w:rPr>
-              <w:t xml:space="preserve">202</w:t>
-            </w:r>
-          </w:p>
-        </w:tc>
-        <w:tc>
-          <w:tcPr>
-            <w:tcBorders>
-              <w:bottom w:val="none" w:sz="0" w:space="0" w:color="000000"/>
-              <w:top w:val="none" w:sz="0" w:space="0" w:color="000000"/>
-              <w:left w:val="none" w:sz="0" w:space="0" w:color="000000"/>
-              <w:right w:val="none" w:sz="0" w:space="0" w:color="000000"/>
-            </w:tcBorders>
-            <w:shd w:val="clear" w:color="auto" w:fill="FFFFFF"/>
-            <w:tcMar>
-              <w:top w:w="0" w:type="dxa"/>
-              <w:bottom w:w="0" w:type="dxa"/>
-              <w:left w:w="0" w:type="dxa"/>
-              <w:right w:w="0" w:type="dxa"/>
-            </w:tcMar>
-            <w:vAlign w:val="center"/>
-          </w:tcPr>
-          <w:p>
-            <w:pPr>
-              <w:pStyle w:val="Normal"/>
-              <w:jc w:val="right"/>
-              <w:pBdr>
-                <w:bottom w:val="none" w:sz="0" w:space="0" w:color="000000"/>
-                <w:top w:val="none" w:sz="0" w:space="0" w:color="000000"/>
-                <w:left w:val="none" w:sz="0" w:space="0" w:color="000000"/>
-                <w:right w:val="none" w:sz="0" w:space="0" w:color="000000"/>
-              </w:pBdr>
-              <w:spacing w:after="100" w:before="100" w:line="240"/>
-              <w:ind w:left="100" w:right="100" w:firstLine="0" w:firstLineChars="0"/>
-              <w:rPr>
-                <w:rFonts w:ascii="Times New Roman" w:hAnsi="Times New Roman" w:eastAsia="Times New Roman" w:cs="Times New Roman"/>
-                <w:i w:val="false"/>
-                <w:b w:val="false"/>
-                <w:u w:val="none"/>
-                <w:strike w:val="false"/>
-                <w:sz w:val="18"/>
-                <w:szCs w:val="18"/>
-                <w:color w:val="000000"/>
-              </w:rPr>
-            </w:pPr>
-            <w:r>
-              <w:rPr>
-                <w:rFonts w:ascii="Times New Roman" w:hAnsi="Times New Roman" w:eastAsia="Times New Roman" w:cs="Times New Roman"/>
-                <w:i w:val="false"/>
-                <w:b w:val="false"/>
-                <w:u w:val="none"/>
-                <w:strike w:val="false"/>
-                <w:sz w:val="18"/>
-                <w:szCs w:val="18"/>
-                <w:color w:val="000000"/>
-              </w:rPr>
-              <w:t xml:space="preserve">42</w:t>
-            </w:r>
-          </w:p>
-        </w:tc>
-        <w:tc>
-          <w:tcPr>
-            <w:tcBorders>
-              <w:bottom w:val="none" w:sz="0" w:space="0" w:color="000000"/>
-              <w:top w:val="none" w:sz="0" w:space="0" w:color="000000"/>
-              <w:left w:val="none" w:sz="0" w:space="0" w:color="000000"/>
-              <w:right w:val="none" w:sz="0" w:space="0" w:color="000000"/>
-            </w:tcBorders>
-            <w:shd w:val="clear" w:color="auto" w:fill="FFFFFF"/>
-            <w:tcMar>
-              <w:top w:w="0" w:type="dxa"/>
-              <w:bottom w:w="0" w:type="dxa"/>
-              <w:left w:w="0" w:type="dxa"/>
-              <w:right w:w="0" w:type="dxa"/>
-            </w:tcMar>
-            <w:vAlign w:val="center"/>
-          </w:tcPr>
-          <w:p>
-            <w:pPr>
-              <w:pStyle w:val="Normal"/>
-              <w:jc w:val="left"/>
-              <w:pBdr>
-                <w:bottom w:val="none" w:sz="0" w:space="0" w:color="000000"/>
-                <w:top w:val="none" w:sz="0" w:space="0" w:color="000000"/>
-                <w:left w:val="none" w:sz="0" w:space="0" w:color="000000"/>
-                <w:right w:val="none" w:sz="0" w:space="0" w:color="000000"/>
-              </w:pBdr>
-              <w:spacing w:after="100" w:before="100" w:line="240"/>
-              <w:ind w:left="100" w:right="100" w:firstLine="0" w:firstLineChars="0"/>
-              <w:rPr>
-                <w:rFonts w:ascii="Times New Roman" w:hAnsi="Times New Roman" w:eastAsia="Times New Roman" w:cs="Times New Roman"/>
-                <w:i w:val="false"/>
-                <w:b w:val="false"/>
-                <w:u w:val="none"/>
-                <w:strike w:val="false"/>
-                <w:sz w:val="18"/>
-                <w:szCs w:val="18"/>
-                <w:color w:val="000000"/>
-              </w:rPr>
-            </w:pPr>
-            <w:r>
-              <w:rPr>
-                <w:rFonts w:ascii="Times New Roman" w:hAnsi="Times New Roman" w:eastAsia="Times New Roman" w:cs="Times New Roman"/>
-                <w:i w:val="false"/>
-                <w:b w:val="false"/>
-                <w:u w:val="none"/>
-                <w:strike w:val="false"/>
-                <w:sz w:val="18"/>
-                <w:szCs w:val="18"/>
-                <w:color w:val="000000"/>
-              </w:rPr>
-              <w:t xml:space="preserve">1.03 (0.68–1.55)</w:t>
-            </w:r>
-          </w:p>
-        </w:tc>
-        <w:tc>
-          <w:tcPr>
-            <w:tcBorders>
-              <w:bottom w:val="none" w:sz="0" w:space="0" w:color="000000"/>
-              <w:top w:val="none" w:sz="0" w:space="0" w:color="000000"/>
-              <w:left w:val="none" w:sz="0" w:space="0" w:color="000000"/>
-              <w:right w:val="none" w:sz="0" w:space="0" w:color="000000"/>
-            </w:tcBorders>
-            <w:shd w:val="clear" w:color="auto" w:fill="FFFFFF"/>
-            <w:tcMar>
-              <w:top w:w="0" w:type="dxa"/>
-              <w:bottom w:w="0" w:type="dxa"/>
-              <w:left w:w="0" w:type="dxa"/>
-              <w:right w:w="0" w:type="dxa"/>
-            </w:tcMar>
-            <w:vAlign w:val="center"/>
-          </w:tcPr>
-          <w:p>
-            <w:pPr>
-              <w:pStyle w:val="Normal"/>
-              <w:jc w:val="left"/>
-              <w:pBdr>
-                <w:bottom w:val="none" w:sz="0" w:space="0" w:color="000000"/>
-                <w:top w:val="none" w:sz="0" w:space="0" w:color="000000"/>
-                <w:left w:val="none" w:sz="0" w:space="0" w:color="000000"/>
-                <w:right w:val="none" w:sz="0" w:space="0" w:color="000000"/>
-              </w:pBdr>
-              <w:spacing w:after="100" w:before="100" w:line="240"/>
-              <w:ind w:left="100" w:right="100" w:firstLine="0" w:firstLineChars="0"/>
-              <w:rPr>
-                <w:rFonts w:ascii="Times New Roman" w:hAnsi="Times New Roman" w:eastAsia="Times New Roman" w:cs="Times New Roman"/>
-                <w:i w:val="false"/>
-                <w:b w:val="false"/>
-                <w:u w:val="none"/>
-                <w:strike w:val="false"/>
-                <w:sz w:val="18"/>
-                <w:szCs w:val="18"/>
-                <w:color w:val="000000"/>
-              </w:rPr>
-            </w:pPr>
-            <w:r>
-              <w:rPr>
-                <w:rFonts w:ascii="Times New Roman" w:hAnsi="Times New Roman" w:eastAsia="Times New Roman" w:cs="Times New Roman"/>
-                <w:i w:val="false"/>
-                <w:b w:val="false"/>
-                <w:u w:val="none"/>
-                <w:strike w:val="false"/>
-                <w:sz w:val="18"/>
-                <w:szCs w:val="18"/>
-                <w:color w:val="000000"/>
-              </w:rPr>
-              <w:t xml:space="preserve">0.905</w:t>
             </w:r>
           </w:p>
         </w:tc>
@@ -2439,7 +2439,7 @@
                 <w:szCs w:val="18"/>
                 <w:color w:val="000000"/>
               </w:rPr>
-              <w:t xml:space="preserve">Pathologic stage</w:t>
+              <w:t xml:space="preserve"/>
             </w:r>
           </w:p>
         </w:tc>
@@ -2494,7 +2494,7 @@
                 <w:szCs w:val="18"/>
                 <w:color w:val="000000"/>
               </w:rPr>
-              <w:t xml:space="preserve">I (ref)</w:t>
+              <w:t xml:space="preserve">Female</w:t>
             </w:r>
           </w:p>
         </w:tc>
@@ -2549,7 +2549,7 @@
                 <w:szCs w:val="18"/>
                 <w:color w:val="000000"/>
               </w:rPr>
-              <w:t xml:space="preserve">72</w:t>
+              <w:t xml:space="preserve">132</w:t>
             </w:r>
           </w:p>
         </w:tc>
@@ -2604,7 +2604,7 @@
                 <w:szCs w:val="18"/>
                 <w:color w:val="000000"/>
               </w:rPr>
-              <w:t xml:space="preserve">4</w:t>
+              <w:t xml:space="preserve">26</w:t>
             </w:r>
           </w:p>
         </w:tc>
@@ -2659,7 +2659,7 @@
                 <w:szCs w:val="18"/>
                 <w:color w:val="000000"/>
               </w:rPr>
-              <w:t xml:space="preserve">Reference</w:t>
+              <w:t xml:space="preserve">1.11 (0.62–2.00)</w:t>
             </w:r>
           </w:p>
         </w:tc>
@@ -2714,62 +2714,62 @@
                 <w:szCs w:val="18"/>
                 <w:color w:val="000000"/>
               </w:rPr>
+              <w:t xml:space="preserve">0.723</w:t>
+            </w:r>
+          </w:p>
+        </w:tc>
+        <w:tc>
+          <w:tcPr>
+            <w:tcBorders>
+              <w:bottom w:val="none" w:sz="0" w:space="0" w:color="000000"/>
+              <w:top w:val="none" w:sz="0" w:space="0" w:color="000000"/>
+              <w:left w:val="none" w:sz="0" w:space="0" w:color="000000"/>
+              <w:right w:val="none" w:sz="0" w:space="0" w:color="000000"/>
+            </w:tcBorders>
+            <w:shd w:val="clear" w:color="auto" w:fill="FFFFFF"/>
+            <w:tcMar>
+              <w:top w:w="0" w:type="dxa"/>
+              <w:bottom w:w="0" w:type="dxa"/>
+              <w:left w:w="0" w:type="dxa"/>
+              <w:right w:w="0" w:type="dxa"/>
+            </w:tcMar>
+            <w:vAlign w:val="center"/>
+          </w:tcPr>
+          <w:p>
+            <w:pPr>
+              <w:pStyle w:val="Normal"/>
+              <w:jc w:val="left"/>
+              <w:pBdr>
+                <w:bottom w:val="none" w:sz="0" w:space="0" w:color="000000"/>
+                <w:top w:val="none" w:sz="0" w:space="0" w:color="000000"/>
+                <w:left w:val="none" w:sz="0" w:space="0" w:color="000000"/>
+                <w:right w:val="none" w:sz="0" w:space="0" w:color="000000"/>
+              </w:pBdr>
+              <w:spacing w:after="100" w:before="100" w:line="240"/>
+              <w:ind w:left="100" w:right="100" w:firstLine="0" w:firstLineChars="0"/>
+              <w:rPr>
+                <w:rFonts w:ascii="Times New Roman" w:hAnsi="Times New Roman" w:eastAsia="Times New Roman" w:cs="Times New Roman"/>
+                <w:i w:val="false"/>
+                <w:b w:val="false"/>
+                <w:u w:val="none"/>
+                <w:strike w:val="false"/>
+                <w:sz w:val="18"/>
+                <w:szCs w:val="18"/>
+                <w:color w:val="000000"/>
+              </w:rPr>
+            </w:pPr>
+            <w:r>
+              <w:rPr>
+                <w:rFonts w:ascii="Times New Roman" w:hAnsi="Times New Roman" w:eastAsia="Times New Roman" w:cs="Times New Roman"/>
+                <w:i w:val="false"/>
+                <w:b w:val="false"/>
+                <w:u w:val="none"/>
+                <w:strike w:val="false"/>
+                <w:sz w:val="18"/>
+                <w:szCs w:val="18"/>
+                <w:color w:val="000000"/>
+              </w:rPr>
               <w:t xml:space="preserve"/>
-            </w:r>
-          </w:p>
-        </w:tc>
-        <w:tc>
-          <w:tcPr>
-            <w:tcBorders>
-              <w:bottom w:val="none" w:sz="0" w:space="0" w:color="000000"/>
-              <w:top w:val="none" w:sz="0" w:space="0" w:color="000000"/>
-              <w:left w:val="none" w:sz="0" w:space="0" w:color="000000"/>
-              <w:right w:val="none" w:sz="0" w:space="0" w:color="000000"/>
-            </w:tcBorders>
-            <w:shd w:val="clear" w:color="auto" w:fill="FFFFFF"/>
-            <w:tcMar>
-              <w:top w:w="0" w:type="dxa"/>
-              <w:bottom w:w="0" w:type="dxa"/>
-              <w:left w:w="0" w:type="dxa"/>
-              <w:right w:w="0" w:type="dxa"/>
-            </w:tcMar>
-            <w:vAlign w:val="center"/>
-          </w:tcPr>
-          <w:p>
-            <w:pPr>
-              <w:pStyle w:val="Normal"/>
-              <w:jc w:val="left"/>
-              <w:pBdr>
-                <w:bottom w:val="none" w:sz="0" w:space="0" w:color="000000"/>
-                <w:top w:val="none" w:sz="0" w:space="0" w:color="000000"/>
-                <w:left w:val="none" w:sz="0" w:space="0" w:color="000000"/>
-                <w:right w:val="none" w:sz="0" w:space="0" w:color="000000"/>
-              </w:pBdr>
-              <w:spacing w:after="100" w:before="100" w:line="240"/>
-              <w:ind w:left="100" w:right="100" w:firstLine="0" w:firstLineChars="0"/>
-              <w:rPr>
-                <w:rFonts w:ascii="Times New Roman" w:hAnsi="Times New Roman" w:eastAsia="Times New Roman" w:cs="Times New Roman"/>
-                <w:i w:val="false"/>
-                <w:b w:val="false"/>
-                <w:u w:val="none"/>
-                <w:strike w:val="false"/>
-                <w:sz w:val="18"/>
-                <w:szCs w:val="18"/>
-                <w:color w:val="000000"/>
-              </w:rPr>
-            </w:pPr>
-            <w:r>
-              <w:rPr>
-                <w:rFonts w:ascii="Times New Roman" w:hAnsi="Times New Roman" w:eastAsia="Times New Roman" w:cs="Times New Roman"/>
-                <w:i w:val="false"/>
-                <w:b w:val="false"/>
-                <w:u w:val="none"/>
-                <w:strike w:val="false"/>
-                <w:sz w:val="18"/>
-                <w:szCs w:val="18"/>
-                <w:color w:val="000000"/>
-              </w:rPr>
-              <w:t xml:space="preserve">&lt;0.001</w:t>
             </w:r>
           </w:p>
         </w:tc>
@@ -2829,282 +2829,282 @@
                 <w:szCs w:val="18"/>
                 <w:color w:val="000000"/>
               </w:rPr>
+              <w:t xml:space="preserve">Pathologic stage group</w:t>
+            </w:r>
+          </w:p>
+        </w:tc>
+        <w:tc>
+          <w:tcPr>
+            <w:tcBorders>
+              <w:bottom w:val="none" w:sz="0" w:space="0" w:color="000000"/>
+              <w:top w:val="none" w:sz="0" w:space="0" w:color="000000"/>
+              <w:left w:val="none" w:sz="0" w:space="0" w:color="000000"/>
+              <w:right w:val="none" w:sz="0" w:space="0" w:color="000000"/>
+            </w:tcBorders>
+            <w:shd w:val="clear" w:color="auto" w:fill="FFFFFF"/>
+            <w:tcMar>
+              <w:top w:w="0" w:type="dxa"/>
+              <w:bottom w:w="0" w:type="dxa"/>
+              <w:left w:w="0" w:type="dxa"/>
+              <w:right w:w="0" w:type="dxa"/>
+            </w:tcMar>
+            <w:vAlign w:val="center"/>
+          </w:tcPr>
+          <w:p>
+            <w:pPr>
+              <w:pStyle w:val="Normal"/>
+              <w:jc w:val="left"/>
+              <w:pBdr>
+                <w:bottom w:val="none" w:sz="0" w:space="0" w:color="000000"/>
+                <w:top w:val="none" w:sz="0" w:space="0" w:color="000000"/>
+                <w:left w:val="none" w:sz="0" w:space="0" w:color="000000"/>
+                <w:right w:val="none" w:sz="0" w:space="0" w:color="000000"/>
+              </w:pBdr>
+              <w:spacing w:after="100" w:before="100" w:line="240"/>
+              <w:ind w:left="100" w:right="100" w:firstLine="0" w:firstLineChars="0"/>
+              <w:rPr>
+                <w:rFonts w:ascii="Times New Roman" w:hAnsi="Times New Roman" w:eastAsia="Times New Roman" w:cs="Times New Roman"/>
+                <w:i w:val="false"/>
+                <w:b w:val="false"/>
+                <w:u w:val="none"/>
+                <w:strike w:val="false"/>
+                <w:sz w:val="18"/>
+                <w:szCs w:val="18"/>
+                <w:color w:val="000000"/>
+              </w:rPr>
+            </w:pPr>
+            <w:r>
+              <w:rPr>
+                <w:rFonts w:ascii="Times New Roman" w:hAnsi="Times New Roman" w:eastAsia="Times New Roman" w:cs="Times New Roman"/>
+                <w:i w:val="false"/>
+                <w:b w:val="false"/>
+                <w:u w:val="none"/>
+                <w:strike w:val="false"/>
+                <w:sz w:val="18"/>
+                <w:szCs w:val="18"/>
+                <w:color w:val="000000"/>
+              </w:rPr>
+              <w:t xml:space="preserve">I–II (ref)</w:t>
+            </w:r>
+          </w:p>
+        </w:tc>
+        <w:tc>
+          <w:tcPr>
+            <w:tcBorders>
+              <w:bottom w:val="none" w:sz="0" w:space="0" w:color="000000"/>
+              <w:top w:val="none" w:sz="0" w:space="0" w:color="000000"/>
+              <w:left w:val="none" w:sz="0" w:space="0" w:color="000000"/>
+              <w:right w:val="none" w:sz="0" w:space="0" w:color="000000"/>
+            </w:tcBorders>
+            <w:shd w:val="clear" w:color="auto" w:fill="FFFFFF"/>
+            <w:tcMar>
+              <w:top w:w="0" w:type="dxa"/>
+              <w:bottom w:w="0" w:type="dxa"/>
+              <w:left w:w="0" w:type="dxa"/>
+              <w:right w:w="0" w:type="dxa"/>
+            </w:tcMar>
+            <w:vAlign w:val="center"/>
+          </w:tcPr>
+          <w:p>
+            <w:pPr>
+              <w:pStyle w:val="Normal"/>
+              <w:jc w:val="right"/>
+              <w:pBdr>
+                <w:bottom w:val="none" w:sz="0" w:space="0" w:color="000000"/>
+                <w:top w:val="none" w:sz="0" w:space="0" w:color="000000"/>
+                <w:left w:val="none" w:sz="0" w:space="0" w:color="000000"/>
+                <w:right w:val="none" w:sz="0" w:space="0" w:color="000000"/>
+              </w:pBdr>
+              <w:spacing w:after="100" w:before="100" w:line="240"/>
+              <w:ind w:left="100" w:right="100" w:firstLine="0" w:firstLineChars="0"/>
+              <w:rPr>
+                <w:rFonts w:ascii="Times New Roman" w:hAnsi="Times New Roman" w:eastAsia="Times New Roman" w:cs="Times New Roman"/>
+                <w:i w:val="false"/>
+                <w:b w:val="false"/>
+                <w:u w:val="none"/>
+                <w:strike w:val="false"/>
+                <w:sz w:val="18"/>
+                <w:szCs w:val="18"/>
+                <w:color w:val="000000"/>
+              </w:rPr>
+            </w:pPr>
+            <w:r>
+              <w:rPr>
+                <w:rFonts w:ascii="Times New Roman" w:hAnsi="Times New Roman" w:eastAsia="Times New Roman" w:cs="Times New Roman"/>
+                <w:i w:val="false"/>
+                <w:b w:val="false"/>
+                <w:u w:val="none"/>
+                <w:strike w:val="false"/>
+                <w:sz w:val="18"/>
+                <w:szCs w:val="18"/>
+                <w:color w:val="000000"/>
+              </w:rPr>
+              <w:t xml:space="preserve">151</w:t>
+            </w:r>
+          </w:p>
+        </w:tc>
+        <w:tc>
+          <w:tcPr>
+            <w:tcBorders>
+              <w:bottom w:val="none" w:sz="0" w:space="0" w:color="000000"/>
+              <w:top w:val="none" w:sz="0" w:space="0" w:color="000000"/>
+              <w:left w:val="none" w:sz="0" w:space="0" w:color="000000"/>
+              <w:right w:val="none" w:sz="0" w:space="0" w:color="000000"/>
+            </w:tcBorders>
+            <w:shd w:val="clear" w:color="auto" w:fill="FFFFFF"/>
+            <w:tcMar>
+              <w:top w:w="0" w:type="dxa"/>
+              <w:bottom w:w="0" w:type="dxa"/>
+              <w:left w:w="0" w:type="dxa"/>
+              <w:right w:w="0" w:type="dxa"/>
+            </w:tcMar>
+            <w:vAlign w:val="center"/>
+          </w:tcPr>
+          <w:p>
+            <w:pPr>
+              <w:pStyle w:val="Normal"/>
+              <w:jc w:val="right"/>
+              <w:pBdr>
+                <w:bottom w:val="none" w:sz="0" w:space="0" w:color="000000"/>
+                <w:top w:val="none" w:sz="0" w:space="0" w:color="000000"/>
+                <w:left w:val="none" w:sz="0" w:space="0" w:color="000000"/>
+                <w:right w:val="none" w:sz="0" w:space="0" w:color="000000"/>
+              </w:pBdr>
+              <w:spacing w:after="100" w:before="100" w:line="240"/>
+              <w:ind w:left="100" w:right="100" w:firstLine="0" w:firstLineChars="0"/>
+              <w:rPr>
+                <w:rFonts w:ascii="Times New Roman" w:hAnsi="Times New Roman" w:eastAsia="Times New Roman" w:cs="Times New Roman"/>
+                <w:i w:val="false"/>
+                <w:b w:val="false"/>
+                <w:u w:val="none"/>
+                <w:strike w:val="false"/>
+                <w:sz w:val="18"/>
+                <w:szCs w:val="18"/>
+                <w:color w:val="000000"/>
+              </w:rPr>
+            </w:pPr>
+            <w:r>
+              <w:rPr>
+                <w:rFonts w:ascii="Times New Roman" w:hAnsi="Times New Roman" w:eastAsia="Times New Roman" w:cs="Times New Roman"/>
+                <w:i w:val="false"/>
+                <w:b w:val="false"/>
+                <w:u w:val="none"/>
+                <w:strike w:val="false"/>
+                <w:sz w:val="18"/>
+                <w:szCs w:val="18"/>
+                <w:color w:val="000000"/>
+              </w:rPr>
+              <w:t xml:space="preserve">16</w:t>
+            </w:r>
+          </w:p>
+        </w:tc>
+        <w:tc>
+          <w:tcPr>
+            <w:tcBorders>
+              <w:bottom w:val="none" w:sz="0" w:space="0" w:color="000000"/>
+              <w:top w:val="none" w:sz="0" w:space="0" w:color="000000"/>
+              <w:left w:val="none" w:sz="0" w:space="0" w:color="000000"/>
+              <w:right w:val="none" w:sz="0" w:space="0" w:color="000000"/>
+            </w:tcBorders>
+            <w:shd w:val="clear" w:color="auto" w:fill="FFFFFF"/>
+            <w:tcMar>
+              <w:top w:w="0" w:type="dxa"/>
+              <w:bottom w:w="0" w:type="dxa"/>
+              <w:left w:w="0" w:type="dxa"/>
+              <w:right w:w="0" w:type="dxa"/>
+            </w:tcMar>
+            <w:vAlign w:val="center"/>
+          </w:tcPr>
+          <w:p>
+            <w:pPr>
+              <w:pStyle w:val="Normal"/>
+              <w:jc w:val="left"/>
+              <w:pBdr>
+                <w:bottom w:val="none" w:sz="0" w:space="0" w:color="000000"/>
+                <w:top w:val="none" w:sz="0" w:space="0" w:color="000000"/>
+                <w:left w:val="none" w:sz="0" w:space="0" w:color="000000"/>
+                <w:right w:val="none" w:sz="0" w:space="0" w:color="000000"/>
+              </w:pBdr>
+              <w:spacing w:after="100" w:before="100" w:line="240"/>
+              <w:ind w:left="100" w:right="100" w:firstLine="0" w:firstLineChars="0"/>
+              <w:rPr>
+                <w:rFonts w:ascii="Times New Roman" w:hAnsi="Times New Roman" w:eastAsia="Times New Roman" w:cs="Times New Roman"/>
+                <w:i w:val="false"/>
+                <w:b w:val="false"/>
+                <w:u w:val="none"/>
+                <w:strike w:val="false"/>
+                <w:sz w:val="18"/>
+                <w:szCs w:val="18"/>
+                <w:color w:val="000000"/>
+              </w:rPr>
+            </w:pPr>
+            <w:r>
+              <w:rPr>
+                <w:rFonts w:ascii="Times New Roman" w:hAnsi="Times New Roman" w:eastAsia="Times New Roman" w:cs="Times New Roman"/>
+                <w:i w:val="false"/>
+                <w:b w:val="false"/>
+                <w:u w:val="none"/>
+                <w:strike w:val="false"/>
+                <w:sz w:val="18"/>
+                <w:szCs w:val="18"/>
+                <w:color w:val="000000"/>
+              </w:rPr>
+              <w:t xml:space="preserve">Reference</w:t>
+            </w:r>
+          </w:p>
+        </w:tc>
+        <w:tc>
+          <w:tcPr>
+            <w:tcBorders>
+              <w:bottom w:val="none" w:sz="0" w:space="0" w:color="000000"/>
+              <w:top w:val="none" w:sz="0" w:space="0" w:color="000000"/>
+              <w:left w:val="none" w:sz="0" w:space="0" w:color="000000"/>
+              <w:right w:val="none" w:sz="0" w:space="0" w:color="000000"/>
+            </w:tcBorders>
+            <w:shd w:val="clear" w:color="auto" w:fill="FFFFFF"/>
+            <w:tcMar>
+              <w:top w:w="0" w:type="dxa"/>
+              <w:bottom w:w="0" w:type="dxa"/>
+              <w:left w:w="0" w:type="dxa"/>
+              <w:right w:w="0" w:type="dxa"/>
+            </w:tcMar>
+            <w:vAlign w:val="center"/>
+          </w:tcPr>
+          <w:p>
+            <w:pPr>
+              <w:pStyle w:val="Normal"/>
+              <w:jc w:val="left"/>
+              <w:pBdr>
+                <w:bottom w:val="none" w:sz="0" w:space="0" w:color="000000"/>
+                <w:top w:val="none" w:sz="0" w:space="0" w:color="000000"/>
+                <w:left w:val="none" w:sz="0" w:space="0" w:color="000000"/>
+                <w:right w:val="none" w:sz="0" w:space="0" w:color="000000"/>
+              </w:pBdr>
+              <w:spacing w:after="100" w:before="100" w:line="240"/>
+              <w:ind w:left="100" w:right="100" w:firstLine="0" w:firstLineChars="0"/>
+              <w:rPr>
+                <w:rFonts w:ascii="Times New Roman" w:hAnsi="Times New Roman" w:eastAsia="Times New Roman" w:cs="Times New Roman"/>
+                <w:i w:val="false"/>
+                <w:b w:val="false"/>
+                <w:u w:val="none"/>
+                <w:strike w:val="false"/>
+                <w:sz w:val="18"/>
+                <w:szCs w:val="18"/>
+                <w:color w:val="000000"/>
+              </w:rPr>
+            </w:pPr>
+            <w:r>
+              <w:rPr>
+                <w:rFonts w:ascii="Times New Roman" w:hAnsi="Times New Roman" w:eastAsia="Times New Roman" w:cs="Times New Roman"/>
+                <w:i w:val="false"/>
+                <w:b w:val="false"/>
+                <w:u w:val="none"/>
+                <w:strike w:val="false"/>
+                <w:sz w:val="18"/>
+                <w:szCs w:val="18"/>
+                <w:color w:val="000000"/>
+              </w:rPr>
               <w:t xml:space="preserve"/>
-            </w:r>
-          </w:p>
-        </w:tc>
-        <w:tc>
-          <w:tcPr>
-            <w:tcBorders>
-              <w:bottom w:val="none" w:sz="0" w:space="0" w:color="000000"/>
-              <w:top w:val="none" w:sz="0" w:space="0" w:color="000000"/>
-              <w:left w:val="none" w:sz="0" w:space="0" w:color="000000"/>
-              <w:right w:val="none" w:sz="0" w:space="0" w:color="000000"/>
-            </w:tcBorders>
-            <w:shd w:val="clear" w:color="auto" w:fill="FFFFFF"/>
-            <w:tcMar>
-              <w:top w:w="0" w:type="dxa"/>
-              <w:bottom w:w="0" w:type="dxa"/>
-              <w:left w:w="0" w:type="dxa"/>
-              <w:right w:w="0" w:type="dxa"/>
-            </w:tcMar>
-            <w:vAlign w:val="center"/>
-          </w:tcPr>
-          <w:p>
-            <w:pPr>
-              <w:pStyle w:val="Normal"/>
-              <w:jc w:val="left"/>
-              <w:pBdr>
-                <w:bottom w:val="none" w:sz="0" w:space="0" w:color="000000"/>
-                <w:top w:val="none" w:sz="0" w:space="0" w:color="000000"/>
-                <w:left w:val="none" w:sz="0" w:space="0" w:color="000000"/>
-                <w:right w:val="none" w:sz="0" w:space="0" w:color="000000"/>
-              </w:pBdr>
-              <w:spacing w:after="100" w:before="100" w:line="240"/>
-              <w:ind w:left="100" w:right="100" w:firstLine="0" w:firstLineChars="0"/>
-              <w:rPr>
-                <w:rFonts w:ascii="Times New Roman" w:hAnsi="Times New Roman" w:eastAsia="Times New Roman" w:cs="Times New Roman"/>
-                <w:i w:val="false"/>
-                <w:b w:val="false"/>
-                <w:u w:val="none"/>
-                <w:strike w:val="false"/>
-                <w:sz w:val="18"/>
-                <w:szCs w:val="18"/>
-                <w:color w:val="000000"/>
-              </w:rPr>
-            </w:pPr>
-            <w:r>
-              <w:rPr>
-                <w:rFonts w:ascii="Times New Roman" w:hAnsi="Times New Roman" w:eastAsia="Times New Roman" w:cs="Times New Roman"/>
-                <w:i w:val="false"/>
-                <w:b w:val="false"/>
-                <w:u w:val="none"/>
-                <w:strike w:val="false"/>
-                <w:sz w:val="18"/>
-                <w:szCs w:val="18"/>
-                <w:color w:val="000000"/>
-              </w:rPr>
-              <w:t xml:space="preserve">II</w:t>
-            </w:r>
-          </w:p>
-        </w:tc>
-        <w:tc>
-          <w:tcPr>
-            <w:tcBorders>
-              <w:bottom w:val="none" w:sz="0" w:space="0" w:color="000000"/>
-              <w:top w:val="none" w:sz="0" w:space="0" w:color="000000"/>
-              <w:left w:val="none" w:sz="0" w:space="0" w:color="000000"/>
-              <w:right w:val="none" w:sz="0" w:space="0" w:color="000000"/>
-            </w:tcBorders>
-            <w:shd w:val="clear" w:color="auto" w:fill="FFFFFF"/>
-            <w:tcMar>
-              <w:top w:w="0" w:type="dxa"/>
-              <w:bottom w:w="0" w:type="dxa"/>
-              <w:left w:w="0" w:type="dxa"/>
-              <w:right w:w="0" w:type="dxa"/>
-            </w:tcMar>
-            <w:vAlign w:val="center"/>
-          </w:tcPr>
-          <w:p>
-            <w:pPr>
-              <w:pStyle w:val="Normal"/>
-              <w:jc w:val="right"/>
-              <w:pBdr>
-                <w:bottom w:val="none" w:sz="0" w:space="0" w:color="000000"/>
-                <w:top w:val="none" w:sz="0" w:space="0" w:color="000000"/>
-                <w:left w:val="none" w:sz="0" w:space="0" w:color="000000"/>
-                <w:right w:val="none" w:sz="0" w:space="0" w:color="000000"/>
-              </w:pBdr>
-              <w:spacing w:after="100" w:before="100" w:line="240"/>
-              <w:ind w:left="100" w:right="100" w:firstLine="0" w:firstLineChars="0"/>
-              <w:rPr>
-                <w:rFonts w:ascii="Times New Roman" w:hAnsi="Times New Roman" w:eastAsia="Times New Roman" w:cs="Times New Roman"/>
-                <w:i w:val="false"/>
-                <w:b w:val="false"/>
-                <w:u w:val="none"/>
-                <w:strike w:val="false"/>
-                <w:sz w:val="18"/>
-                <w:szCs w:val="18"/>
-                <w:color w:val="000000"/>
-              </w:rPr>
-            </w:pPr>
-            <w:r>
-              <w:rPr>
-                <w:rFonts w:ascii="Times New Roman" w:hAnsi="Times New Roman" w:eastAsia="Times New Roman" w:cs="Times New Roman"/>
-                <w:i w:val="false"/>
-                <w:b w:val="false"/>
-                <w:u w:val="none"/>
-                <w:strike w:val="false"/>
-                <w:sz w:val="18"/>
-                <w:szCs w:val="18"/>
-                <w:color w:val="000000"/>
-              </w:rPr>
-              <w:t xml:space="preserve">170</w:t>
-            </w:r>
-          </w:p>
-        </w:tc>
-        <w:tc>
-          <w:tcPr>
-            <w:tcBorders>
-              <w:bottom w:val="none" w:sz="0" w:space="0" w:color="000000"/>
-              <w:top w:val="none" w:sz="0" w:space="0" w:color="000000"/>
-              <w:left w:val="none" w:sz="0" w:space="0" w:color="000000"/>
-              <w:right w:val="none" w:sz="0" w:space="0" w:color="000000"/>
-            </w:tcBorders>
-            <w:shd w:val="clear" w:color="auto" w:fill="FFFFFF"/>
-            <w:tcMar>
-              <w:top w:w="0" w:type="dxa"/>
-              <w:bottom w:w="0" w:type="dxa"/>
-              <w:left w:w="0" w:type="dxa"/>
-              <w:right w:w="0" w:type="dxa"/>
-            </w:tcMar>
-            <w:vAlign w:val="center"/>
-          </w:tcPr>
-          <w:p>
-            <w:pPr>
-              <w:pStyle w:val="Normal"/>
-              <w:jc w:val="right"/>
-              <w:pBdr>
-                <w:bottom w:val="none" w:sz="0" w:space="0" w:color="000000"/>
-                <w:top w:val="none" w:sz="0" w:space="0" w:color="000000"/>
-                <w:left w:val="none" w:sz="0" w:space="0" w:color="000000"/>
-                <w:right w:val="none" w:sz="0" w:space="0" w:color="000000"/>
-              </w:pBdr>
-              <w:spacing w:after="100" w:before="100" w:line="240"/>
-              <w:ind w:left="100" w:right="100" w:firstLine="0" w:firstLineChars="0"/>
-              <w:rPr>
-                <w:rFonts w:ascii="Times New Roman" w:hAnsi="Times New Roman" w:eastAsia="Times New Roman" w:cs="Times New Roman"/>
-                <w:i w:val="false"/>
-                <w:b w:val="false"/>
-                <w:u w:val="none"/>
-                <w:strike w:val="false"/>
-                <w:sz w:val="18"/>
-                <w:szCs w:val="18"/>
-                <w:color w:val="000000"/>
-              </w:rPr>
-            </w:pPr>
-            <w:r>
-              <w:rPr>
-                <w:rFonts w:ascii="Times New Roman" w:hAnsi="Times New Roman" w:eastAsia="Times New Roman" w:cs="Times New Roman"/>
-                <w:i w:val="false"/>
-                <w:b w:val="false"/>
-                <w:u w:val="none"/>
-                <w:strike w:val="false"/>
-                <w:sz w:val="18"/>
-                <w:szCs w:val="18"/>
-                <w:color w:val="000000"/>
-              </w:rPr>
-              <w:t xml:space="preserve">28</w:t>
-            </w:r>
-          </w:p>
-        </w:tc>
-        <w:tc>
-          <w:tcPr>
-            <w:tcBorders>
-              <w:bottom w:val="none" w:sz="0" w:space="0" w:color="000000"/>
-              <w:top w:val="none" w:sz="0" w:space="0" w:color="000000"/>
-              <w:left w:val="none" w:sz="0" w:space="0" w:color="000000"/>
-              <w:right w:val="none" w:sz="0" w:space="0" w:color="000000"/>
-            </w:tcBorders>
-            <w:shd w:val="clear" w:color="auto" w:fill="FFFFFF"/>
-            <w:tcMar>
-              <w:top w:w="0" w:type="dxa"/>
-              <w:bottom w:w="0" w:type="dxa"/>
-              <w:left w:w="0" w:type="dxa"/>
-              <w:right w:w="0" w:type="dxa"/>
-            </w:tcMar>
-            <w:vAlign w:val="center"/>
-          </w:tcPr>
-          <w:p>
-            <w:pPr>
-              <w:pStyle w:val="Normal"/>
-              <w:jc w:val="left"/>
-              <w:pBdr>
-                <w:bottom w:val="none" w:sz="0" w:space="0" w:color="000000"/>
-                <w:top w:val="none" w:sz="0" w:space="0" w:color="000000"/>
-                <w:left w:val="none" w:sz="0" w:space="0" w:color="000000"/>
-                <w:right w:val="none" w:sz="0" w:space="0" w:color="000000"/>
-              </w:pBdr>
-              <w:spacing w:after="100" w:before="100" w:line="240"/>
-              <w:ind w:left="100" w:right="100" w:firstLine="0" w:firstLineChars="0"/>
-              <w:rPr>
-                <w:rFonts w:ascii="Times New Roman" w:hAnsi="Times New Roman" w:eastAsia="Times New Roman" w:cs="Times New Roman"/>
-                <w:i w:val="false"/>
-                <w:b w:val="false"/>
-                <w:u w:val="none"/>
-                <w:strike w:val="false"/>
-                <w:sz w:val="18"/>
-                <w:szCs w:val="18"/>
-                <w:color w:val="000000"/>
-              </w:rPr>
-            </w:pPr>
-            <w:r>
-              <w:rPr>
-                <w:rFonts w:ascii="Times New Roman" w:hAnsi="Times New Roman" w:eastAsia="Times New Roman" w:cs="Times New Roman"/>
-                <w:i w:val="false"/>
-                <w:b w:val="false"/>
-                <w:u w:val="none"/>
-                <w:strike w:val="false"/>
-                <w:sz w:val="18"/>
-                <w:szCs w:val="18"/>
-                <w:color w:val="000000"/>
-              </w:rPr>
-              <w:t xml:space="preserve">1.88 (0.66–5.42)</w:t>
-            </w:r>
-          </w:p>
-        </w:tc>
-        <w:tc>
-          <w:tcPr>
-            <w:tcBorders>
-              <w:bottom w:val="none" w:sz="0" w:space="0" w:color="000000"/>
-              <w:top w:val="none" w:sz="0" w:space="0" w:color="000000"/>
-              <w:left w:val="none" w:sz="0" w:space="0" w:color="000000"/>
-              <w:right w:val="none" w:sz="0" w:space="0" w:color="000000"/>
-            </w:tcBorders>
-            <w:shd w:val="clear" w:color="auto" w:fill="FFFFFF"/>
-            <w:tcMar>
-              <w:top w:w="0" w:type="dxa"/>
-              <w:bottom w:w="0" w:type="dxa"/>
-              <w:left w:w="0" w:type="dxa"/>
-              <w:right w:w="0" w:type="dxa"/>
-            </w:tcMar>
-            <w:vAlign w:val="center"/>
-          </w:tcPr>
-          <w:p>
-            <w:pPr>
-              <w:pStyle w:val="Normal"/>
-              <w:jc w:val="left"/>
-              <w:pBdr>
-                <w:bottom w:val="none" w:sz="0" w:space="0" w:color="000000"/>
-                <w:top w:val="none" w:sz="0" w:space="0" w:color="000000"/>
-                <w:left w:val="none" w:sz="0" w:space="0" w:color="000000"/>
-                <w:right w:val="none" w:sz="0" w:space="0" w:color="000000"/>
-              </w:pBdr>
-              <w:spacing w:after="100" w:before="100" w:line="240"/>
-              <w:ind w:left="100" w:right="100" w:firstLine="0" w:firstLineChars="0"/>
-              <w:rPr>
-                <w:rFonts w:ascii="Times New Roman" w:hAnsi="Times New Roman" w:eastAsia="Times New Roman" w:cs="Times New Roman"/>
-                <w:i w:val="false"/>
-                <w:b w:val="false"/>
-                <w:u w:val="none"/>
-                <w:strike w:val="false"/>
-                <w:sz w:val="18"/>
-                <w:szCs w:val="18"/>
-                <w:color w:val="000000"/>
-              </w:rPr>
-            </w:pPr>
-            <w:r>
-              <w:rPr>
-                <w:rFonts w:ascii="Times New Roman" w:hAnsi="Times New Roman" w:eastAsia="Times New Roman" w:cs="Times New Roman"/>
-                <w:i w:val="false"/>
-                <w:b w:val="false"/>
-                <w:u w:val="none"/>
-                <w:strike w:val="false"/>
-                <w:sz w:val="18"/>
-                <w:szCs w:val="18"/>
-                <w:color w:val="000000"/>
-              </w:rPr>
-              <w:t xml:space="preserve">0.240</w:t>
             </w:r>
           </w:p>
         </w:tc>
@@ -3274,7 +3274,7 @@
                 <w:szCs w:val="18"/>
                 <w:color w:val="000000"/>
               </w:rPr>
-              <w:t xml:space="preserve">III</w:t>
+              <w:t xml:space="preserve">III–IV</w:t>
             </w:r>
           </w:p>
         </w:tc>
@@ -3329,7 +3329,7 @@
                 <w:szCs w:val="18"/>
                 <w:color w:val="000000"/>
               </w:rPr>
-              <w:t xml:space="preserve">128</w:t>
+              <w:t xml:space="preserve">122</w:t>
             </w:r>
           </w:p>
         </w:tc>
@@ -3384,7 +3384,7 @@
                 <w:szCs w:val="18"/>
                 <w:color w:val="000000"/>
               </w:rPr>
-              <w:t xml:space="preserve">31</w:t>
+              <w:t xml:space="preserve">33</w:t>
             </w:r>
           </w:p>
         </w:tc>
@@ -3439,7 +3439,7 @@
                 <w:szCs w:val="18"/>
                 <w:color w:val="000000"/>
               </w:rPr>
-              <w:t xml:space="preserve">4.20 (1.47–11.97)</w:t>
+              <w:t xml:space="preserve">4.02 (2.09–7.74)</w:t>
             </w:r>
           </w:p>
         </w:tc>
@@ -3494,7 +3494,397 @@
                 <w:szCs w:val="18"/>
                 <w:color w:val="000000"/>
               </w:rPr>
-              <w:t xml:space="preserve">0.007</w:t>
+              <w:t xml:space="preserve">&lt;0.001</w:t>
+            </w:r>
+          </w:p>
+        </w:tc>
+        <w:tc>
+          <w:tcPr>
+            <w:tcBorders>
+              <w:bottom w:val="none" w:sz="0" w:space="0" w:color="000000"/>
+              <w:top w:val="none" w:sz="0" w:space="0" w:color="000000"/>
+              <w:left w:val="none" w:sz="0" w:space="0" w:color="000000"/>
+              <w:right w:val="none" w:sz="0" w:space="0" w:color="000000"/>
+            </w:tcBorders>
+            <w:shd w:val="clear" w:color="auto" w:fill="FFFFFF"/>
+            <w:tcMar>
+              <w:top w:w="0" w:type="dxa"/>
+              <w:bottom w:w="0" w:type="dxa"/>
+              <w:left w:w="0" w:type="dxa"/>
+              <w:right w:w="0" w:type="dxa"/>
+            </w:tcMar>
+            <w:vAlign w:val="center"/>
+          </w:tcPr>
+          <w:p>
+            <w:pPr>
+              <w:pStyle w:val="Normal"/>
+              <w:jc w:val="left"/>
+              <w:pBdr>
+                <w:bottom w:val="none" w:sz="0" w:space="0" w:color="000000"/>
+                <w:top w:val="none" w:sz="0" w:space="0" w:color="000000"/>
+                <w:left w:val="none" w:sz="0" w:space="0" w:color="000000"/>
+                <w:right w:val="none" w:sz="0" w:space="0" w:color="000000"/>
+              </w:pBdr>
+              <w:spacing w:after="100" w:before="100" w:line="240"/>
+              <w:ind w:left="100" w:right="100" w:firstLine="0" w:firstLineChars="0"/>
+              <w:rPr>
+                <w:rFonts w:ascii="Times New Roman" w:hAnsi="Times New Roman" w:eastAsia="Times New Roman" w:cs="Times New Roman"/>
+                <w:i w:val="false"/>
+                <w:b w:val="false"/>
+                <w:u w:val="none"/>
+                <w:strike w:val="false"/>
+                <w:sz w:val="18"/>
+                <w:szCs w:val="18"/>
+                <w:color w:val="000000"/>
+              </w:rPr>
+            </w:pPr>
+            <w:r>
+              <w:rPr>
+                <w:rFonts w:ascii="Times New Roman" w:hAnsi="Times New Roman" w:eastAsia="Times New Roman" w:cs="Times New Roman"/>
+                <w:i w:val="false"/>
+                <w:b w:val="false"/>
+                <w:u w:val="none"/>
+                <w:strike w:val="false"/>
+                <w:sz w:val="18"/>
+                <w:szCs w:val="18"/>
+                <w:color w:val="000000"/>
+              </w:rPr>
+              <w:t xml:space="preserve"/>
+            </w:r>
+          </w:p>
+        </w:tc>
+      </w:tr>
+      <w:tr>
+        <w:trPr>
+          <w:trHeight w:val="560" w:hRule="auto"/>
+        </w:trPr>
+        <w:tc>
+          <w:tcPr>
+            <w:tcBorders>
+              <w:bottom w:val="none" w:sz="0" w:space="0" w:color="000000"/>
+              <w:top w:val="none" w:sz="0" w:space="0" w:color="000000"/>
+              <w:left w:val="none" w:sz="0" w:space="0" w:color="000000"/>
+              <w:right w:val="none" w:sz="0" w:space="0" w:color="000000"/>
+            </w:tcBorders>
+            <w:shd w:val="clear" w:color="auto" w:fill="FFFFFF"/>
+            <w:tcMar>
+              <w:top w:w="0" w:type="dxa"/>
+              <w:bottom w:w="0" w:type="dxa"/>
+              <w:left w:w="0" w:type="dxa"/>
+              <w:right w:w="0" w:type="dxa"/>
+            </w:tcMar>
+            <w:vAlign w:val="center"/>
+          </w:tcPr>
+          <w:p>
+            <w:pPr>
+              <w:pStyle w:val="Normal"/>
+              <w:jc w:val="left"/>
+              <w:pBdr>
+                <w:bottom w:val="none" w:sz="0" w:space="0" w:color="000000"/>
+                <w:top w:val="none" w:sz="0" w:space="0" w:color="000000"/>
+                <w:left w:val="none" w:sz="0" w:space="0" w:color="000000"/>
+                <w:right w:val="none" w:sz="0" w:space="0" w:color="000000"/>
+              </w:pBdr>
+              <w:spacing w:after="100" w:before="100" w:line="240"/>
+              <w:ind w:left="100" w:right="100" w:firstLine="0" w:firstLineChars="0"/>
+              <w:rPr>
+                <w:rFonts w:ascii="Times New Roman" w:hAnsi="Times New Roman" w:eastAsia="Times New Roman" w:cs="Times New Roman"/>
+                <w:i w:val="false"/>
+                <w:b w:val="false"/>
+                <w:u w:val="none"/>
+                <w:strike w:val="false"/>
+                <w:sz w:val="18"/>
+                <w:szCs w:val="18"/>
+                <w:color w:val="000000"/>
+              </w:rPr>
+            </w:pPr>
+            <w:r>
+              <w:rPr>
+                <w:rFonts w:ascii="Times New Roman" w:hAnsi="Times New Roman" w:eastAsia="Times New Roman" w:cs="Times New Roman"/>
+                <w:i w:val="false"/>
+                <w:b w:val="false"/>
+                <w:u w:val="none"/>
+                <w:strike w:val="false"/>
+                <w:sz w:val="18"/>
+                <w:szCs w:val="18"/>
+                <w:color w:val="000000"/>
+              </w:rPr>
+              <w:t xml:space="preserve">Pretreatment CEA</w:t>
+            </w:r>
+          </w:p>
+        </w:tc>
+        <w:tc>
+          <w:tcPr>
+            <w:tcBorders>
+              <w:bottom w:val="none" w:sz="0" w:space="0" w:color="000000"/>
+              <w:top w:val="none" w:sz="0" w:space="0" w:color="000000"/>
+              <w:left w:val="none" w:sz="0" w:space="0" w:color="000000"/>
+              <w:right w:val="none" w:sz="0" w:space="0" w:color="000000"/>
+            </w:tcBorders>
+            <w:shd w:val="clear" w:color="auto" w:fill="FFFFFF"/>
+            <w:tcMar>
+              <w:top w:w="0" w:type="dxa"/>
+              <w:bottom w:w="0" w:type="dxa"/>
+              <w:left w:w="0" w:type="dxa"/>
+              <w:right w:w="0" w:type="dxa"/>
+            </w:tcMar>
+            <w:vAlign w:val="center"/>
+          </w:tcPr>
+          <w:p>
+            <w:pPr>
+              <w:pStyle w:val="Normal"/>
+              <w:jc w:val="left"/>
+              <w:pBdr>
+                <w:bottom w:val="none" w:sz="0" w:space="0" w:color="000000"/>
+                <w:top w:val="none" w:sz="0" w:space="0" w:color="000000"/>
+                <w:left w:val="none" w:sz="0" w:space="0" w:color="000000"/>
+                <w:right w:val="none" w:sz="0" w:space="0" w:color="000000"/>
+              </w:pBdr>
+              <w:spacing w:after="100" w:before="100" w:line="240"/>
+              <w:ind w:left="100" w:right="100" w:firstLine="0" w:firstLineChars="0"/>
+              <w:rPr>
+                <w:rFonts w:ascii="Times New Roman" w:hAnsi="Times New Roman" w:eastAsia="Times New Roman" w:cs="Times New Roman"/>
+                <w:i w:val="false"/>
+                <w:b w:val="false"/>
+                <w:u w:val="none"/>
+                <w:strike w:val="false"/>
+                <w:sz w:val="18"/>
+                <w:szCs w:val="18"/>
+                <w:color w:val="000000"/>
+              </w:rPr>
+            </w:pPr>
+            <w:r>
+              <w:rPr>
+                <w:rFonts w:ascii="Times New Roman" w:hAnsi="Times New Roman" w:eastAsia="Times New Roman" w:cs="Times New Roman"/>
+                <w:i w:val="false"/>
+                <w:b w:val="false"/>
+                <w:u w:val="none"/>
+                <w:strike w:val="false"/>
+                <w:sz w:val="18"/>
+                <w:szCs w:val="18"/>
+                <w:color w:val="000000"/>
+              </w:rPr>
+              <w:t xml:space="preserve">≤5 ng/mL (ref)</w:t>
+            </w:r>
+          </w:p>
+        </w:tc>
+        <w:tc>
+          <w:tcPr>
+            <w:tcBorders>
+              <w:bottom w:val="none" w:sz="0" w:space="0" w:color="000000"/>
+              <w:top w:val="none" w:sz="0" w:space="0" w:color="000000"/>
+              <w:left w:val="none" w:sz="0" w:space="0" w:color="000000"/>
+              <w:right w:val="none" w:sz="0" w:space="0" w:color="000000"/>
+            </w:tcBorders>
+            <w:shd w:val="clear" w:color="auto" w:fill="FFFFFF"/>
+            <w:tcMar>
+              <w:top w:w="0" w:type="dxa"/>
+              <w:bottom w:w="0" w:type="dxa"/>
+              <w:left w:w="0" w:type="dxa"/>
+              <w:right w:w="0" w:type="dxa"/>
+            </w:tcMar>
+            <w:vAlign w:val="center"/>
+          </w:tcPr>
+          <w:p>
+            <w:pPr>
+              <w:pStyle w:val="Normal"/>
+              <w:jc w:val="right"/>
+              <w:pBdr>
+                <w:bottom w:val="none" w:sz="0" w:space="0" w:color="000000"/>
+                <w:top w:val="none" w:sz="0" w:space="0" w:color="000000"/>
+                <w:left w:val="none" w:sz="0" w:space="0" w:color="000000"/>
+                <w:right w:val="none" w:sz="0" w:space="0" w:color="000000"/>
+              </w:pBdr>
+              <w:spacing w:after="100" w:before="100" w:line="240"/>
+              <w:ind w:left="100" w:right="100" w:firstLine="0" w:firstLineChars="0"/>
+              <w:rPr>
+                <w:rFonts w:ascii="Times New Roman" w:hAnsi="Times New Roman" w:eastAsia="Times New Roman" w:cs="Times New Roman"/>
+                <w:i w:val="false"/>
+                <w:b w:val="false"/>
+                <w:u w:val="none"/>
+                <w:strike w:val="false"/>
+                <w:sz w:val="18"/>
+                <w:szCs w:val="18"/>
+                <w:color w:val="000000"/>
+              </w:rPr>
+            </w:pPr>
+            <w:r>
+              <w:rPr>
+                <w:rFonts w:ascii="Times New Roman" w:hAnsi="Times New Roman" w:eastAsia="Times New Roman" w:cs="Times New Roman"/>
+                <w:i w:val="false"/>
+                <w:b w:val="false"/>
+                <w:u w:val="none"/>
+                <w:strike w:val="false"/>
+                <w:sz w:val="18"/>
+                <w:szCs w:val="18"/>
+                <w:color w:val="000000"/>
+              </w:rPr>
+              <w:t xml:space="preserve">178</w:t>
+            </w:r>
+          </w:p>
+        </w:tc>
+        <w:tc>
+          <w:tcPr>
+            <w:tcBorders>
+              <w:bottom w:val="none" w:sz="0" w:space="0" w:color="000000"/>
+              <w:top w:val="none" w:sz="0" w:space="0" w:color="000000"/>
+              <w:left w:val="none" w:sz="0" w:space="0" w:color="000000"/>
+              <w:right w:val="none" w:sz="0" w:space="0" w:color="000000"/>
+            </w:tcBorders>
+            <w:shd w:val="clear" w:color="auto" w:fill="FFFFFF"/>
+            <w:tcMar>
+              <w:top w:w="0" w:type="dxa"/>
+              <w:bottom w:w="0" w:type="dxa"/>
+              <w:left w:w="0" w:type="dxa"/>
+              <w:right w:w="0" w:type="dxa"/>
+            </w:tcMar>
+            <w:vAlign w:val="center"/>
+          </w:tcPr>
+          <w:p>
+            <w:pPr>
+              <w:pStyle w:val="Normal"/>
+              <w:jc w:val="right"/>
+              <w:pBdr>
+                <w:bottom w:val="none" w:sz="0" w:space="0" w:color="000000"/>
+                <w:top w:val="none" w:sz="0" w:space="0" w:color="000000"/>
+                <w:left w:val="none" w:sz="0" w:space="0" w:color="000000"/>
+                <w:right w:val="none" w:sz="0" w:space="0" w:color="000000"/>
+              </w:pBdr>
+              <w:spacing w:after="100" w:before="100" w:line="240"/>
+              <w:ind w:left="100" w:right="100" w:firstLine="0" w:firstLineChars="0"/>
+              <w:rPr>
+                <w:rFonts w:ascii="Times New Roman" w:hAnsi="Times New Roman" w:eastAsia="Times New Roman" w:cs="Times New Roman"/>
+                <w:i w:val="false"/>
+                <w:b w:val="false"/>
+                <w:u w:val="none"/>
+                <w:strike w:val="false"/>
+                <w:sz w:val="18"/>
+                <w:szCs w:val="18"/>
+                <w:color w:val="000000"/>
+              </w:rPr>
+            </w:pPr>
+            <w:r>
+              <w:rPr>
+                <w:rFonts w:ascii="Times New Roman" w:hAnsi="Times New Roman" w:eastAsia="Times New Roman" w:cs="Times New Roman"/>
+                <w:i w:val="false"/>
+                <w:b w:val="false"/>
+                <w:u w:val="none"/>
+                <w:strike w:val="false"/>
+                <w:sz w:val="18"/>
+                <w:szCs w:val="18"/>
+                <w:color w:val="000000"/>
+              </w:rPr>
+              <w:t xml:space="preserve">21</w:t>
+            </w:r>
+          </w:p>
+        </w:tc>
+        <w:tc>
+          <w:tcPr>
+            <w:tcBorders>
+              <w:bottom w:val="none" w:sz="0" w:space="0" w:color="000000"/>
+              <w:top w:val="none" w:sz="0" w:space="0" w:color="000000"/>
+              <w:left w:val="none" w:sz="0" w:space="0" w:color="000000"/>
+              <w:right w:val="none" w:sz="0" w:space="0" w:color="000000"/>
+            </w:tcBorders>
+            <w:shd w:val="clear" w:color="auto" w:fill="FFFFFF"/>
+            <w:tcMar>
+              <w:top w:w="0" w:type="dxa"/>
+              <w:bottom w:w="0" w:type="dxa"/>
+              <w:left w:w="0" w:type="dxa"/>
+              <w:right w:w="0" w:type="dxa"/>
+            </w:tcMar>
+            <w:vAlign w:val="center"/>
+          </w:tcPr>
+          <w:p>
+            <w:pPr>
+              <w:pStyle w:val="Normal"/>
+              <w:jc w:val="left"/>
+              <w:pBdr>
+                <w:bottom w:val="none" w:sz="0" w:space="0" w:color="000000"/>
+                <w:top w:val="none" w:sz="0" w:space="0" w:color="000000"/>
+                <w:left w:val="none" w:sz="0" w:space="0" w:color="000000"/>
+                <w:right w:val="none" w:sz="0" w:space="0" w:color="000000"/>
+              </w:pBdr>
+              <w:spacing w:after="100" w:before="100" w:line="240"/>
+              <w:ind w:left="100" w:right="100" w:firstLine="0" w:firstLineChars="0"/>
+              <w:rPr>
+                <w:rFonts w:ascii="Times New Roman" w:hAnsi="Times New Roman" w:eastAsia="Times New Roman" w:cs="Times New Roman"/>
+                <w:i w:val="false"/>
+                <w:b w:val="false"/>
+                <w:u w:val="none"/>
+                <w:strike w:val="false"/>
+                <w:sz w:val="18"/>
+                <w:szCs w:val="18"/>
+                <w:color w:val="000000"/>
+              </w:rPr>
+            </w:pPr>
+            <w:r>
+              <w:rPr>
+                <w:rFonts w:ascii="Times New Roman" w:hAnsi="Times New Roman" w:eastAsia="Times New Roman" w:cs="Times New Roman"/>
+                <w:i w:val="false"/>
+                <w:b w:val="false"/>
+                <w:u w:val="none"/>
+                <w:strike w:val="false"/>
+                <w:sz w:val="18"/>
+                <w:szCs w:val="18"/>
+                <w:color w:val="000000"/>
+              </w:rPr>
+              <w:t xml:space="preserve">Reference</w:t>
+            </w:r>
+          </w:p>
+        </w:tc>
+        <w:tc>
+          <w:tcPr>
+            <w:tcBorders>
+              <w:bottom w:val="none" w:sz="0" w:space="0" w:color="000000"/>
+              <w:top w:val="none" w:sz="0" w:space="0" w:color="000000"/>
+              <w:left w:val="none" w:sz="0" w:space="0" w:color="000000"/>
+              <w:right w:val="none" w:sz="0" w:space="0" w:color="000000"/>
+            </w:tcBorders>
+            <w:shd w:val="clear" w:color="auto" w:fill="FFFFFF"/>
+            <w:tcMar>
+              <w:top w:w="0" w:type="dxa"/>
+              <w:bottom w:w="0" w:type="dxa"/>
+              <w:left w:w="0" w:type="dxa"/>
+              <w:right w:w="0" w:type="dxa"/>
+            </w:tcMar>
+            <w:vAlign w:val="center"/>
+          </w:tcPr>
+          <w:p>
+            <w:pPr>
+              <w:pStyle w:val="Normal"/>
+              <w:jc w:val="left"/>
+              <w:pBdr>
+                <w:bottom w:val="none" w:sz="0" w:space="0" w:color="000000"/>
+                <w:top w:val="none" w:sz="0" w:space="0" w:color="000000"/>
+                <w:left w:val="none" w:sz="0" w:space="0" w:color="000000"/>
+                <w:right w:val="none" w:sz="0" w:space="0" w:color="000000"/>
+              </w:pBdr>
+              <w:spacing w:after="100" w:before="100" w:line="240"/>
+              <w:ind w:left="100" w:right="100" w:firstLine="0" w:firstLineChars="0"/>
+              <w:rPr>
+                <w:rFonts w:ascii="Times New Roman" w:hAnsi="Times New Roman" w:eastAsia="Times New Roman" w:cs="Times New Roman"/>
+                <w:i w:val="false"/>
+                <w:b w:val="false"/>
+                <w:u w:val="none"/>
+                <w:strike w:val="false"/>
+                <w:sz w:val="18"/>
+                <w:szCs w:val="18"/>
+                <w:color w:val="000000"/>
+              </w:rPr>
+            </w:pPr>
+            <w:r>
+              <w:rPr>
+                <w:rFonts w:ascii="Times New Roman" w:hAnsi="Times New Roman" w:eastAsia="Times New Roman" w:cs="Times New Roman"/>
+                <w:i w:val="false"/>
+                <w:b w:val="false"/>
+                <w:u w:val="none"/>
+                <w:strike w:val="false"/>
+                <w:sz w:val="18"/>
+                <w:szCs w:val="18"/>
+                <w:color w:val="000000"/>
+              </w:rPr>
+              <w:t xml:space="preserve"/>
             </w:r>
           </w:p>
         </w:tc>
@@ -3664,7 +4054,7 @@
                 <w:szCs w:val="18"/>
                 <w:color w:val="000000"/>
               </w:rPr>
-              <w:t xml:space="preserve">IV</w:t>
+              <w:t xml:space="preserve">&gt;5 ng/mL</w:t>
             </w:r>
           </w:p>
         </w:tc>
@@ -3719,7 +4109,7 @@
                 <w:szCs w:val="18"/>
                 <w:color w:val="000000"/>
               </w:rPr>
-              <w:t xml:space="preserve">60</w:t>
+              <w:t xml:space="preserve">95</w:t>
             </w:r>
           </w:p>
         </w:tc>
@@ -3774,7 +4164,7 @@
                 <w:szCs w:val="18"/>
                 <w:color w:val="000000"/>
               </w:rPr>
-              <w:t xml:space="preserve">30</w:t>
+              <w:t xml:space="preserve">28</w:t>
             </w:r>
           </w:p>
         </w:tc>
@@ -3829,7 +4219,7 @@
                 <w:szCs w:val="18"/>
                 <w:color w:val="000000"/>
               </w:rPr>
-              <w:t xml:space="preserve">13.46 (4.68–38.75)</w:t>
+              <w:t xml:space="preserve">1.99 (1.11–3.55)</w:t>
             </w:r>
           </w:p>
         </w:tc>
@@ -3884,7 +4274,7 @@
                 <w:szCs w:val="18"/>
                 <w:color w:val="000000"/>
               </w:rPr>
-              <w:t xml:space="preserve">&lt;0.001</w:t>
+              <w:t xml:space="preserve">0.020</w:t>
             </w:r>
           </w:p>
         </w:tc>

--- a/output/tables/COAD/COAD_cox_multi_MS4A1.docx
+++ b/output/tables/COAD/COAD_cox_multi_MS4A1.docx
@@ -1099,7 +1099,7 @@
                 <w:szCs w:val="18"/>
                 <w:color w:val="000000"/>
               </w:rPr>
-              <w:t xml:space="preserve">0.60 (0.34–1.09)</w:t>
+              <w:t xml:space="preserve">0.61 (0.34–1.11)</w:t>
             </w:r>
           </w:p>
         </w:tc>
@@ -1154,7 +1154,7 @@
                 <w:szCs w:val="18"/>
                 <w:color w:val="000000"/>
               </w:rPr>
-              <w:t xml:space="preserve">0.094</w:t>
+              <w:t xml:space="preserve">0.104</w:t>
             </w:r>
           </w:p>
         </w:tc>
@@ -1269,7 +1269,7 @@
                 <w:szCs w:val="18"/>
                 <w:color w:val="000000"/>
               </w:rPr>
-              <w:t xml:space="preserve">Age group, years</w:t>
+              <w:t xml:space="preserve">Age (per 10 years)</w:t>
             </w:r>
           </w:p>
         </w:tc>
@@ -1324,7 +1324,7 @@
                 <w:szCs w:val="18"/>
                 <w:color w:val="000000"/>
               </w:rPr>
-              <w:t xml:space="preserve">≤65 (ref)</w:t>
+              <w:t xml:space="preserve"/>
             </w:r>
           </w:p>
         </w:tc>
@@ -1379,7 +1379,7 @@
                 <w:szCs w:val="18"/>
                 <w:color w:val="000000"/>
               </w:rPr>
-              <w:t xml:space="preserve">118</w:t>
+              <w:t xml:space="preserve">273</w:t>
             </w:r>
           </w:p>
         </w:tc>
@@ -1434,7 +1434,7 @@
                 <w:szCs w:val="18"/>
                 <w:color w:val="000000"/>
               </w:rPr>
-              <w:t xml:space="preserve">14</w:t>
+              <w:t xml:space="preserve">49</w:t>
             </w:r>
           </w:p>
         </w:tc>
@@ -1489,7 +1489,7 @@
                 <w:szCs w:val="18"/>
                 <w:color w:val="000000"/>
               </w:rPr>
-              <w:t xml:space="preserve">Reference</w:t>
+              <w:t xml:space="preserve">1.04 (1.01–1.06)</w:t>
             </w:r>
           </w:p>
         </w:tc>
@@ -1544,7 +1544,7 @@
                 <w:szCs w:val="18"/>
                 <w:color w:val="000000"/>
               </w:rPr>
-              <w:t xml:space="preserve"/>
+              <w:t xml:space="preserve">0.002</w:t>
             </w:r>
           </w:p>
         </w:tc>
@@ -1659,282 +1659,282 @@
                 <w:szCs w:val="18"/>
                 <w:color w:val="000000"/>
               </w:rPr>
+              <w:t xml:space="preserve">Sex</w:t>
+            </w:r>
+          </w:p>
+        </w:tc>
+        <w:tc>
+          <w:tcPr>
+            <w:tcBorders>
+              <w:bottom w:val="none" w:sz="0" w:space="0" w:color="000000"/>
+              <w:top w:val="none" w:sz="0" w:space="0" w:color="000000"/>
+              <w:left w:val="none" w:sz="0" w:space="0" w:color="000000"/>
+              <w:right w:val="none" w:sz="0" w:space="0" w:color="000000"/>
+            </w:tcBorders>
+            <w:shd w:val="clear" w:color="auto" w:fill="FFFFFF"/>
+            <w:tcMar>
+              <w:top w:w="0" w:type="dxa"/>
+              <w:bottom w:w="0" w:type="dxa"/>
+              <w:left w:w="0" w:type="dxa"/>
+              <w:right w:w="0" w:type="dxa"/>
+            </w:tcMar>
+            <w:vAlign w:val="center"/>
+          </w:tcPr>
+          <w:p>
+            <w:pPr>
+              <w:pStyle w:val="Normal"/>
+              <w:jc w:val="left"/>
+              <w:pBdr>
+                <w:bottom w:val="none" w:sz="0" w:space="0" w:color="000000"/>
+                <w:top w:val="none" w:sz="0" w:space="0" w:color="000000"/>
+                <w:left w:val="none" w:sz="0" w:space="0" w:color="000000"/>
+                <w:right w:val="none" w:sz="0" w:space="0" w:color="000000"/>
+              </w:pBdr>
+              <w:spacing w:after="100" w:before="100" w:line="240"/>
+              <w:ind w:left="100" w:right="100" w:firstLine="0" w:firstLineChars="0"/>
+              <w:rPr>
+                <w:rFonts w:ascii="Times New Roman" w:hAnsi="Times New Roman" w:eastAsia="Times New Roman" w:cs="Times New Roman"/>
+                <w:i w:val="false"/>
+                <w:b w:val="false"/>
+                <w:u w:val="none"/>
+                <w:strike w:val="false"/>
+                <w:sz w:val="18"/>
+                <w:szCs w:val="18"/>
+                <w:color w:val="000000"/>
+              </w:rPr>
+            </w:pPr>
+            <w:r>
+              <w:rPr>
+                <w:rFonts w:ascii="Times New Roman" w:hAnsi="Times New Roman" w:eastAsia="Times New Roman" w:cs="Times New Roman"/>
+                <w:i w:val="false"/>
+                <w:b w:val="false"/>
+                <w:u w:val="none"/>
+                <w:strike w:val="false"/>
+                <w:sz w:val="18"/>
+                <w:szCs w:val="18"/>
+                <w:color w:val="000000"/>
+              </w:rPr>
+              <w:t xml:space="preserve">Male (ref)</w:t>
+            </w:r>
+          </w:p>
+        </w:tc>
+        <w:tc>
+          <w:tcPr>
+            <w:tcBorders>
+              <w:bottom w:val="none" w:sz="0" w:space="0" w:color="000000"/>
+              <w:top w:val="none" w:sz="0" w:space="0" w:color="000000"/>
+              <w:left w:val="none" w:sz="0" w:space="0" w:color="000000"/>
+              <w:right w:val="none" w:sz="0" w:space="0" w:color="000000"/>
+            </w:tcBorders>
+            <w:shd w:val="clear" w:color="auto" w:fill="FFFFFF"/>
+            <w:tcMar>
+              <w:top w:w="0" w:type="dxa"/>
+              <w:bottom w:w="0" w:type="dxa"/>
+              <w:left w:w="0" w:type="dxa"/>
+              <w:right w:w="0" w:type="dxa"/>
+            </w:tcMar>
+            <w:vAlign w:val="center"/>
+          </w:tcPr>
+          <w:p>
+            <w:pPr>
+              <w:pStyle w:val="Normal"/>
+              <w:jc w:val="right"/>
+              <w:pBdr>
+                <w:bottom w:val="none" w:sz="0" w:space="0" w:color="000000"/>
+                <w:top w:val="none" w:sz="0" w:space="0" w:color="000000"/>
+                <w:left w:val="none" w:sz="0" w:space="0" w:color="000000"/>
+                <w:right w:val="none" w:sz="0" w:space="0" w:color="000000"/>
+              </w:pBdr>
+              <w:spacing w:after="100" w:before="100" w:line="240"/>
+              <w:ind w:left="100" w:right="100" w:firstLine="0" w:firstLineChars="0"/>
+              <w:rPr>
+                <w:rFonts w:ascii="Times New Roman" w:hAnsi="Times New Roman" w:eastAsia="Times New Roman" w:cs="Times New Roman"/>
+                <w:i w:val="false"/>
+                <w:b w:val="false"/>
+                <w:u w:val="none"/>
+                <w:strike w:val="false"/>
+                <w:sz w:val="18"/>
+                <w:szCs w:val="18"/>
+                <w:color w:val="000000"/>
+              </w:rPr>
+            </w:pPr>
+            <w:r>
+              <w:rPr>
+                <w:rFonts w:ascii="Times New Roman" w:hAnsi="Times New Roman" w:eastAsia="Times New Roman" w:cs="Times New Roman"/>
+                <w:i w:val="false"/>
+                <w:b w:val="false"/>
+                <w:u w:val="none"/>
+                <w:strike w:val="false"/>
+                <w:sz w:val="18"/>
+                <w:szCs w:val="18"/>
+                <w:color w:val="000000"/>
+              </w:rPr>
+              <w:t xml:space="preserve">141</w:t>
+            </w:r>
+          </w:p>
+        </w:tc>
+        <w:tc>
+          <w:tcPr>
+            <w:tcBorders>
+              <w:bottom w:val="none" w:sz="0" w:space="0" w:color="000000"/>
+              <w:top w:val="none" w:sz="0" w:space="0" w:color="000000"/>
+              <w:left w:val="none" w:sz="0" w:space="0" w:color="000000"/>
+              <w:right w:val="none" w:sz="0" w:space="0" w:color="000000"/>
+            </w:tcBorders>
+            <w:shd w:val="clear" w:color="auto" w:fill="FFFFFF"/>
+            <w:tcMar>
+              <w:top w:w="0" w:type="dxa"/>
+              <w:bottom w:w="0" w:type="dxa"/>
+              <w:left w:w="0" w:type="dxa"/>
+              <w:right w:w="0" w:type="dxa"/>
+            </w:tcMar>
+            <w:vAlign w:val="center"/>
+          </w:tcPr>
+          <w:p>
+            <w:pPr>
+              <w:pStyle w:val="Normal"/>
+              <w:jc w:val="right"/>
+              <w:pBdr>
+                <w:bottom w:val="none" w:sz="0" w:space="0" w:color="000000"/>
+                <w:top w:val="none" w:sz="0" w:space="0" w:color="000000"/>
+                <w:left w:val="none" w:sz="0" w:space="0" w:color="000000"/>
+                <w:right w:val="none" w:sz="0" w:space="0" w:color="000000"/>
+              </w:pBdr>
+              <w:spacing w:after="100" w:before="100" w:line="240"/>
+              <w:ind w:left="100" w:right="100" w:firstLine="0" w:firstLineChars="0"/>
+              <w:rPr>
+                <w:rFonts w:ascii="Times New Roman" w:hAnsi="Times New Roman" w:eastAsia="Times New Roman" w:cs="Times New Roman"/>
+                <w:i w:val="false"/>
+                <w:b w:val="false"/>
+                <w:u w:val="none"/>
+                <w:strike w:val="false"/>
+                <w:sz w:val="18"/>
+                <w:szCs w:val="18"/>
+                <w:color w:val="000000"/>
+              </w:rPr>
+            </w:pPr>
+            <w:r>
+              <w:rPr>
+                <w:rFonts w:ascii="Times New Roman" w:hAnsi="Times New Roman" w:eastAsia="Times New Roman" w:cs="Times New Roman"/>
+                <w:i w:val="false"/>
+                <w:b w:val="false"/>
+                <w:u w:val="none"/>
+                <w:strike w:val="false"/>
+                <w:sz w:val="18"/>
+                <w:szCs w:val="18"/>
+                <w:color w:val="000000"/>
+              </w:rPr>
+              <w:t xml:space="preserve">23</w:t>
+            </w:r>
+          </w:p>
+        </w:tc>
+        <w:tc>
+          <w:tcPr>
+            <w:tcBorders>
+              <w:bottom w:val="none" w:sz="0" w:space="0" w:color="000000"/>
+              <w:top w:val="none" w:sz="0" w:space="0" w:color="000000"/>
+              <w:left w:val="none" w:sz="0" w:space="0" w:color="000000"/>
+              <w:right w:val="none" w:sz="0" w:space="0" w:color="000000"/>
+            </w:tcBorders>
+            <w:shd w:val="clear" w:color="auto" w:fill="FFFFFF"/>
+            <w:tcMar>
+              <w:top w:w="0" w:type="dxa"/>
+              <w:bottom w:w="0" w:type="dxa"/>
+              <w:left w:w="0" w:type="dxa"/>
+              <w:right w:w="0" w:type="dxa"/>
+            </w:tcMar>
+            <w:vAlign w:val="center"/>
+          </w:tcPr>
+          <w:p>
+            <w:pPr>
+              <w:pStyle w:val="Normal"/>
+              <w:jc w:val="left"/>
+              <w:pBdr>
+                <w:bottom w:val="none" w:sz="0" w:space="0" w:color="000000"/>
+                <w:top w:val="none" w:sz="0" w:space="0" w:color="000000"/>
+                <w:left w:val="none" w:sz="0" w:space="0" w:color="000000"/>
+                <w:right w:val="none" w:sz="0" w:space="0" w:color="000000"/>
+              </w:pBdr>
+              <w:spacing w:after="100" w:before="100" w:line="240"/>
+              <w:ind w:left="100" w:right="100" w:firstLine="0" w:firstLineChars="0"/>
+              <w:rPr>
+                <w:rFonts w:ascii="Times New Roman" w:hAnsi="Times New Roman" w:eastAsia="Times New Roman" w:cs="Times New Roman"/>
+                <w:i w:val="false"/>
+                <w:b w:val="false"/>
+                <w:u w:val="none"/>
+                <w:strike w:val="false"/>
+                <w:sz w:val="18"/>
+                <w:szCs w:val="18"/>
+                <w:color w:val="000000"/>
+              </w:rPr>
+            </w:pPr>
+            <w:r>
+              <w:rPr>
+                <w:rFonts w:ascii="Times New Roman" w:hAnsi="Times New Roman" w:eastAsia="Times New Roman" w:cs="Times New Roman"/>
+                <w:i w:val="false"/>
+                <w:b w:val="false"/>
+                <w:u w:val="none"/>
+                <w:strike w:val="false"/>
+                <w:sz w:val="18"/>
+                <w:szCs w:val="18"/>
+                <w:color w:val="000000"/>
+              </w:rPr>
+              <w:t xml:space="preserve">Reference</w:t>
+            </w:r>
+          </w:p>
+        </w:tc>
+        <w:tc>
+          <w:tcPr>
+            <w:tcBorders>
+              <w:bottom w:val="none" w:sz="0" w:space="0" w:color="000000"/>
+              <w:top w:val="none" w:sz="0" w:space="0" w:color="000000"/>
+              <w:left w:val="none" w:sz="0" w:space="0" w:color="000000"/>
+              <w:right w:val="none" w:sz="0" w:space="0" w:color="000000"/>
+            </w:tcBorders>
+            <w:shd w:val="clear" w:color="auto" w:fill="FFFFFF"/>
+            <w:tcMar>
+              <w:top w:w="0" w:type="dxa"/>
+              <w:bottom w:w="0" w:type="dxa"/>
+              <w:left w:w="0" w:type="dxa"/>
+              <w:right w:w="0" w:type="dxa"/>
+            </w:tcMar>
+            <w:vAlign w:val="center"/>
+          </w:tcPr>
+          <w:p>
+            <w:pPr>
+              <w:pStyle w:val="Normal"/>
+              <w:jc w:val="left"/>
+              <w:pBdr>
+                <w:bottom w:val="none" w:sz="0" w:space="0" w:color="000000"/>
+                <w:top w:val="none" w:sz="0" w:space="0" w:color="000000"/>
+                <w:left w:val="none" w:sz="0" w:space="0" w:color="000000"/>
+                <w:right w:val="none" w:sz="0" w:space="0" w:color="000000"/>
+              </w:pBdr>
+              <w:spacing w:after="100" w:before="100" w:line="240"/>
+              <w:ind w:left="100" w:right="100" w:firstLine="0" w:firstLineChars="0"/>
+              <w:rPr>
+                <w:rFonts w:ascii="Times New Roman" w:hAnsi="Times New Roman" w:eastAsia="Times New Roman" w:cs="Times New Roman"/>
+                <w:i w:val="false"/>
+                <w:b w:val="false"/>
+                <w:u w:val="none"/>
+                <w:strike w:val="false"/>
+                <w:sz w:val="18"/>
+                <w:szCs w:val="18"/>
+                <w:color w:val="000000"/>
+              </w:rPr>
+            </w:pPr>
+            <w:r>
+              <w:rPr>
+                <w:rFonts w:ascii="Times New Roman" w:hAnsi="Times New Roman" w:eastAsia="Times New Roman" w:cs="Times New Roman"/>
+                <w:i w:val="false"/>
+                <w:b w:val="false"/>
+                <w:u w:val="none"/>
+                <w:strike w:val="false"/>
+                <w:sz w:val="18"/>
+                <w:szCs w:val="18"/>
+                <w:color w:val="000000"/>
+              </w:rPr>
               <w:t xml:space="preserve"/>
-            </w:r>
-          </w:p>
-        </w:tc>
-        <w:tc>
-          <w:tcPr>
-            <w:tcBorders>
-              <w:bottom w:val="none" w:sz="0" w:space="0" w:color="000000"/>
-              <w:top w:val="none" w:sz="0" w:space="0" w:color="000000"/>
-              <w:left w:val="none" w:sz="0" w:space="0" w:color="000000"/>
-              <w:right w:val="none" w:sz="0" w:space="0" w:color="000000"/>
-            </w:tcBorders>
-            <w:shd w:val="clear" w:color="auto" w:fill="FFFFFF"/>
-            <w:tcMar>
-              <w:top w:w="0" w:type="dxa"/>
-              <w:bottom w:w="0" w:type="dxa"/>
-              <w:left w:w="0" w:type="dxa"/>
-              <w:right w:w="0" w:type="dxa"/>
-            </w:tcMar>
-            <w:vAlign w:val="center"/>
-          </w:tcPr>
-          <w:p>
-            <w:pPr>
-              <w:pStyle w:val="Normal"/>
-              <w:jc w:val="left"/>
-              <w:pBdr>
-                <w:bottom w:val="none" w:sz="0" w:space="0" w:color="000000"/>
-                <w:top w:val="none" w:sz="0" w:space="0" w:color="000000"/>
-                <w:left w:val="none" w:sz="0" w:space="0" w:color="000000"/>
-                <w:right w:val="none" w:sz="0" w:space="0" w:color="000000"/>
-              </w:pBdr>
-              <w:spacing w:after="100" w:before="100" w:line="240"/>
-              <w:ind w:left="100" w:right="100" w:firstLine="0" w:firstLineChars="0"/>
-              <w:rPr>
-                <w:rFonts w:ascii="Times New Roman" w:hAnsi="Times New Roman" w:eastAsia="Times New Roman" w:cs="Times New Roman"/>
-                <w:i w:val="false"/>
-                <w:b w:val="false"/>
-                <w:u w:val="none"/>
-                <w:strike w:val="false"/>
-                <w:sz w:val="18"/>
-                <w:szCs w:val="18"/>
-                <w:color w:val="000000"/>
-              </w:rPr>
-            </w:pPr>
-            <w:r>
-              <w:rPr>
-                <w:rFonts w:ascii="Times New Roman" w:hAnsi="Times New Roman" w:eastAsia="Times New Roman" w:cs="Times New Roman"/>
-                <w:i w:val="false"/>
-                <w:b w:val="false"/>
-                <w:u w:val="none"/>
-                <w:strike w:val="false"/>
-                <w:sz w:val="18"/>
-                <w:szCs w:val="18"/>
-                <w:color w:val="000000"/>
-              </w:rPr>
-              <w:t xml:space="preserve">≥66</w:t>
-            </w:r>
-          </w:p>
-        </w:tc>
-        <w:tc>
-          <w:tcPr>
-            <w:tcBorders>
-              <w:bottom w:val="none" w:sz="0" w:space="0" w:color="000000"/>
-              <w:top w:val="none" w:sz="0" w:space="0" w:color="000000"/>
-              <w:left w:val="none" w:sz="0" w:space="0" w:color="000000"/>
-              <w:right w:val="none" w:sz="0" w:space="0" w:color="000000"/>
-            </w:tcBorders>
-            <w:shd w:val="clear" w:color="auto" w:fill="FFFFFF"/>
-            <w:tcMar>
-              <w:top w:w="0" w:type="dxa"/>
-              <w:bottom w:w="0" w:type="dxa"/>
-              <w:left w:w="0" w:type="dxa"/>
-              <w:right w:w="0" w:type="dxa"/>
-            </w:tcMar>
-            <w:vAlign w:val="center"/>
-          </w:tcPr>
-          <w:p>
-            <w:pPr>
-              <w:pStyle w:val="Normal"/>
-              <w:jc w:val="right"/>
-              <w:pBdr>
-                <w:bottom w:val="none" w:sz="0" w:space="0" w:color="000000"/>
-                <w:top w:val="none" w:sz="0" w:space="0" w:color="000000"/>
-                <w:left w:val="none" w:sz="0" w:space="0" w:color="000000"/>
-                <w:right w:val="none" w:sz="0" w:space="0" w:color="000000"/>
-              </w:pBdr>
-              <w:spacing w:after="100" w:before="100" w:line="240"/>
-              <w:ind w:left="100" w:right="100" w:firstLine="0" w:firstLineChars="0"/>
-              <w:rPr>
-                <w:rFonts w:ascii="Times New Roman" w:hAnsi="Times New Roman" w:eastAsia="Times New Roman" w:cs="Times New Roman"/>
-                <w:i w:val="false"/>
-                <w:b w:val="false"/>
-                <w:u w:val="none"/>
-                <w:strike w:val="false"/>
-                <w:sz w:val="18"/>
-                <w:szCs w:val="18"/>
-                <w:color w:val="000000"/>
-              </w:rPr>
-            </w:pPr>
-            <w:r>
-              <w:rPr>
-                <w:rFonts w:ascii="Times New Roman" w:hAnsi="Times New Roman" w:eastAsia="Times New Roman" w:cs="Times New Roman"/>
-                <w:i w:val="false"/>
-                <w:b w:val="false"/>
-                <w:u w:val="none"/>
-                <w:strike w:val="false"/>
-                <w:sz w:val="18"/>
-                <w:szCs w:val="18"/>
-                <w:color w:val="000000"/>
-              </w:rPr>
-              <w:t xml:space="preserve">155</w:t>
-            </w:r>
-          </w:p>
-        </w:tc>
-        <w:tc>
-          <w:tcPr>
-            <w:tcBorders>
-              <w:bottom w:val="none" w:sz="0" w:space="0" w:color="000000"/>
-              <w:top w:val="none" w:sz="0" w:space="0" w:color="000000"/>
-              <w:left w:val="none" w:sz="0" w:space="0" w:color="000000"/>
-              <w:right w:val="none" w:sz="0" w:space="0" w:color="000000"/>
-            </w:tcBorders>
-            <w:shd w:val="clear" w:color="auto" w:fill="FFFFFF"/>
-            <w:tcMar>
-              <w:top w:w="0" w:type="dxa"/>
-              <w:bottom w:w="0" w:type="dxa"/>
-              <w:left w:w="0" w:type="dxa"/>
-              <w:right w:w="0" w:type="dxa"/>
-            </w:tcMar>
-            <w:vAlign w:val="center"/>
-          </w:tcPr>
-          <w:p>
-            <w:pPr>
-              <w:pStyle w:val="Normal"/>
-              <w:jc w:val="right"/>
-              <w:pBdr>
-                <w:bottom w:val="none" w:sz="0" w:space="0" w:color="000000"/>
-                <w:top w:val="none" w:sz="0" w:space="0" w:color="000000"/>
-                <w:left w:val="none" w:sz="0" w:space="0" w:color="000000"/>
-                <w:right w:val="none" w:sz="0" w:space="0" w:color="000000"/>
-              </w:pBdr>
-              <w:spacing w:after="100" w:before="100" w:line="240"/>
-              <w:ind w:left="100" w:right="100" w:firstLine="0" w:firstLineChars="0"/>
-              <w:rPr>
-                <w:rFonts w:ascii="Times New Roman" w:hAnsi="Times New Roman" w:eastAsia="Times New Roman" w:cs="Times New Roman"/>
-                <w:i w:val="false"/>
-                <w:b w:val="false"/>
-                <w:u w:val="none"/>
-                <w:strike w:val="false"/>
-                <w:sz w:val="18"/>
-                <w:szCs w:val="18"/>
-                <w:color w:val="000000"/>
-              </w:rPr>
-            </w:pPr>
-            <w:r>
-              <w:rPr>
-                <w:rFonts w:ascii="Times New Roman" w:hAnsi="Times New Roman" w:eastAsia="Times New Roman" w:cs="Times New Roman"/>
-                <w:i w:val="false"/>
-                <w:b w:val="false"/>
-                <w:u w:val="none"/>
-                <w:strike w:val="false"/>
-                <w:sz w:val="18"/>
-                <w:szCs w:val="18"/>
-                <w:color w:val="000000"/>
-              </w:rPr>
-              <w:t xml:space="preserve">35</w:t>
-            </w:r>
-          </w:p>
-        </w:tc>
-        <w:tc>
-          <w:tcPr>
-            <w:tcBorders>
-              <w:bottom w:val="none" w:sz="0" w:space="0" w:color="000000"/>
-              <w:top w:val="none" w:sz="0" w:space="0" w:color="000000"/>
-              <w:left w:val="none" w:sz="0" w:space="0" w:color="000000"/>
-              <w:right w:val="none" w:sz="0" w:space="0" w:color="000000"/>
-            </w:tcBorders>
-            <w:shd w:val="clear" w:color="auto" w:fill="FFFFFF"/>
-            <w:tcMar>
-              <w:top w:w="0" w:type="dxa"/>
-              <w:bottom w:w="0" w:type="dxa"/>
-              <w:left w:w="0" w:type="dxa"/>
-              <w:right w:w="0" w:type="dxa"/>
-            </w:tcMar>
-            <w:vAlign w:val="center"/>
-          </w:tcPr>
-          <w:p>
-            <w:pPr>
-              <w:pStyle w:val="Normal"/>
-              <w:jc w:val="left"/>
-              <w:pBdr>
-                <w:bottom w:val="none" w:sz="0" w:space="0" w:color="000000"/>
-                <w:top w:val="none" w:sz="0" w:space="0" w:color="000000"/>
-                <w:left w:val="none" w:sz="0" w:space="0" w:color="000000"/>
-                <w:right w:val="none" w:sz="0" w:space="0" w:color="000000"/>
-              </w:pBdr>
-              <w:spacing w:after="100" w:before="100" w:line="240"/>
-              <w:ind w:left="100" w:right="100" w:firstLine="0" w:firstLineChars="0"/>
-              <w:rPr>
-                <w:rFonts w:ascii="Times New Roman" w:hAnsi="Times New Roman" w:eastAsia="Times New Roman" w:cs="Times New Roman"/>
-                <w:i w:val="false"/>
-                <w:b w:val="false"/>
-                <w:u w:val="none"/>
-                <w:strike w:val="false"/>
-                <w:sz w:val="18"/>
-                <w:szCs w:val="18"/>
-                <w:color w:val="000000"/>
-              </w:rPr>
-            </w:pPr>
-            <w:r>
-              <w:rPr>
-                <w:rFonts w:ascii="Times New Roman" w:hAnsi="Times New Roman" w:eastAsia="Times New Roman" w:cs="Times New Roman"/>
-                <w:i w:val="false"/>
-                <w:b w:val="false"/>
-                <w:u w:val="none"/>
-                <w:strike w:val="false"/>
-                <w:sz w:val="18"/>
-                <w:szCs w:val="18"/>
-                <w:color w:val="000000"/>
-              </w:rPr>
-              <w:t xml:space="preserve">2.56 (1.33–4.93)</w:t>
-            </w:r>
-          </w:p>
-        </w:tc>
-        <w:tc>
-          <w:tcPr>
-            <w:tcBorders>
-              <w:bottom w:val="none" w:sz="0" w:space="0" w:color="000000"/>
-              <w:top w:val="none" w:sz="0" w:space="0" w:color="000000"/>
-              <w:left w:val="none" w:sz="0" w:space="0" w:color="000000"/>
-              <w:right w:val="none" w:sz="0" w:space="0" w:color="000000"/>
-            </w:tcBorders>
-            <w:shd w:val="clear" w:color="auto" w:fill="FFFFFF"/>
-            <w:tcMar>
-              <w:top w:w="0" w:type="dxa"/>
-              <w:bottom w:w="0" w:type="dxa"/>
-              <w:left w:w="0" w:type="dxa"/>
-              <w:right w:w="0" w:type="dxa"/>
-            </w:tcMar>
-            <w:vAlign w:val="center"/>
-          </w:tcPr>
-          <w:p>
-            <w:pPr>
-              <w:pStyle w:val="Normal"/>
-              <w:jc w:val="left"/>
-              <w:pBdr>
-                <w:bottom w:val="none" w:sz="0" w:space="0" w:color="000000"/>
-                <w:top w:val="none" w:sz="0" w:space="0" w:color="000000"/>
-                <w:left w:val="none" w:sz="0" w:space="0" w:color="000000"/>
-                <w:right w:val="none" w:sz="0" w:space="0" w:color="000000"/>
-              </w:pBdr>
-              <w:spacing w:after="100" w:before="100" w:line="240"/>
-              <w:ind w:left="100" w:right="100" w:firstLine="0" w:firstLineChars="0"/>
-              <w:rPr>
-                <w:rFonts w:ascii="Times New Roman" w:hAnsi="Times New Roman" w:eastAsia="Times New Roman" w:cs="Times New Roman"/>
-                <w:i w:val="false"/>
-                <w:b w:val="false"/>
-                <w:u w:val="none"/>
-                <w:strike w:val="false"/>
-                <w:sz w:val="18"/>
-                <w:szCs w:val="18"/>
-                <w:color w:val="000000"/>
-              </w:rPr>
-            </w:pPr>
-            <w:r>
-              <w:rPr>
-                <w:rFonts w:ascii="Times New Roman" w:hAnsi="Times New Roman" w:eastAsia="Times New Roman" w:cs="Times New Roman"/>
-                <w:i w:val="false"/>
-                <w:b w:val="false"/>
-                <w:u w:val="none"/>
-                <w:strike w:val="false"/>
-                <w:sz w:val="18"/>
-                <w:szCs w:val="18"/>
-                <w:color w:val="000000"/>
-              </w:rPr>
-              <w:t xml:space="preserve">0.005</w:t>
             </w:r>
           </w:p>
         </w:tc>
@@ -2049,7 +2049,7 @@
                 <w:szCs w:val="18"/>
                 <w:color w:val="000000"/>
               </w:rPr>
-              <w:t xml:space="preserve">Sex</w:t>
+              <w:t xml:space="preserve"/>
             </w:r>
           </w:p>
         </w:tc>
@@ -2104,7 +2104,7 @@
                 <w:szCs w:val="18"/>
                 <w:color w:val="000000"/>
               </w:rPr>
-              <w:t xml:space="preserve">Male (ref)</w:t>
+              <w:t xml:space="preserve">Female</w:t>
             </w:r>
           </w:p>
         </w:tc>
@@ -2159,7 +2159,7 @@
                 <w:szCs w:val="18"/>
                 <w:color w:val="000000"/>
               </w:rPr>
-              <w:t xml:space="preserve">141</w:t>
+              <w:t xml:space="preserve">132</w:t>
             </w:r>
           </w:p>
         </w:tc>
@@ -2214,7 +2214,7 @@
                 <w:szCs w:val="18"/>
                 <w:color w:val="000000"/>
               </w:rPr>
-              <w:t xml:space="preserve">23</w:t>
+              <w:t xml:space="preserve">26</w:t>
             </w:r>
           </w:p>
         </w:tc>
@@ -2269,7 +2269,7 @@
                 <w:szCs w:val="18"/>
                 <w:color w:val="000000"/>
               </w:rPr>
-              <w:t xml:space="preserve">Reference</w:t>
+              <w:t xml:space="preserve">1.07 (0.60–1.92)</w:t>
             </w:r>
           </w:p>
         </w:tc>
@@ -2324,7 +2324,7 @@
                 <w:szCs w:val="18"/>
                 <w:color w:val="000000"/>
               </w:rPr>
-              <w:t xml:space="preserve"/>
+              <w:t xml:space="preserve">0.811</w:t>
             </w:r>
           </w:p>
         </w:tc>
@@ -2439,282 +2439,282 @@
                 <w:szCs w:val="18"/>
                 <w:color w:val="000000"/>
               </w:rPr>
+              <w:t xml:space="preserve">Pathologic stage group</w:t>
+            </w:r>
+          </w:p>
+        </w:tc>
+        <w:tc>
+          <w:tcPr>
+            <w:tcBorders>
+              <w:bottom w:val="none" w:sz="0" w:space="0" w:color="000000"/>
+              <w:top w:val="none" w:sz="0" w:space="0" w:color="000000"/>
+              <w:left w:val="none" w:sz="0" w:space="0" w:color="000000"/>
+              <w:right w:val="none" w:sz="0" w:space="0" w:color="000000"/>
+            </w:tcBorders>
+            <w:shd w:val="clear" w:color="auto" w:fill="FFFFFF"/>
+            <w:tcMar>
+              <w:top w:w="0" w:type="dxa"/>
+              <w:bottom w:w="0" w:type="dxa"/>
+              <w:left w:w="0" w:type="dxa"/>
+              <w:right w:w="0" w:type="dxa"/>
+            </w:tcMar>
+            <w:vAlign w:val="center"/>
+          </w:tcPr>
+          <w:p>
+            <w:pPr>
+              <w:pStyle w:val="Normal"/>
+              <w:jc w:val="left"/>
+              <w:pBdr>
+                <w:bottom w:val="none" w:sz="0" w:space="0" w:color="000000"/>
+                <w:top w:val="none" w:sz="0" w:space="0" w:color="000000"/>
+                <w:left w:val="none" w:sz="0" w:space="0" w:color="000000"/>
+                <w:right w:val="none" w:sz="0" w:space="0" w:color="000000"/>
+              </w:pBdr>
+              <w:spacing w:after="100" w:before="100" w:line="240"/>
+              <w:ind w:left="100" w:right="100" w:firstLine="0" w:firstLineChars="0"/>
+              <w:rPr>
+                <w:rFonts w:ascii="Times New Roman" w:hAnsi="Times New Roman" w:eastAsia="Times New Roman" w:cs="Times New Roman"/>
+                <w:i w:val="false"/>
+                <w:b w:val="false"/>
+                <w:u w:val="none"/>
+                <w:strike w:val="false"/>
+                <w:sz w:val="18"/>
+                <w:szCs w:val="18"/>
+                <w:color w:val="000000"/>
+              </w:rPr>
+            </w:pPr>
+            <w:r>
+              <w:rPr>
+                <w:rFonts w:ascii="Times New Roman" w:hAnsi="Times New Roman" w:eastAsia="Times New Roman" w:cs="Times New Roman"/>
+                <w:i w:val="false"/>
+                <w:b w:val="false"/>
+                <w:u w:val="none"/>
+                <w:strike w:val="false"/>
+                <w:sz w:val="18"/>
+                <w:szCs w:val="18"/>
+                <w:color w:val="000000"/>
+              </w:rPr>
+              <w:t xml:space="preserve">I–II (ref)</w:t>
+            </w:r>
+          </w:p>
+        </w:tc>
+        <w:tc>
+          <w:tcPr>
+            <w:tcBorders>
+              <w:bottom w:val="none" w:sz="0" w:space="0" w:color="000000"/>
+              <w:top w:val="none" w:sz="0" w:space="0" w:color="000000"/>
+              <w:left w:val="none" w:sz="0" w:space="0" w:color="000000"/>
+              <w:right w:val="none" w:sz="0" w:space="0" w:color="000000"/>
+            </w:tcBorders>
+            <w:shd w:val="clear" w:color="auto" w:fill="FFFFFF"/>
+            <w:tcMar>
+              <w:top w:w="0" w:type="dxa"/>
+              <w:bottom w:w="0" w:type="dxa"/>
+              <w:left w:w="0" w:type="dxa"/>
+              <w:right w:w="0" w:type="dxa"/>
+            </w:tcMar>
+            <w:vAlign w:val="center"/>
+          </w:tcPr>
+          <w:p>
+            <w:pPr>
+              <w:pStyle w:val="Normal"/>
+              <w:jc w:val="right"/>
+              <w:pBdr>
+                <w:bottom w:val="none" w:sz="0" w:space="0" w:color="000000"/>
+                <w:top w:val="none" w:sz="0" w:space="0" w:color="000000"/>
+                <w:left w:val="none" w:sz="0" w:space="0" w:color="000000"/>
+                <w:right w:val="none" w:sz="0" w:space="0" w:color="000000"/>
+              </w:pBdr>
+              <w:spacing w:after="100" w:before="100" w:line="240"/>
+              <w:ind w:left="100" w:right="100" w:firstLine="0" w:firstLineChars="0"/>
+              <w:rPr>
+                <w:rFonts w:ascii="Times New Roman" w:hAnsi="Times New Roman" w:eastAsia="Times New Roman" w:cs="Times New Roman"/>
+                <w:i w:val="false"/>
+                <w:b w:val="false"/>
+                <w:u w:val="none"/>
+                <w:strike w:val="false"/>
+                <w:sz w:val="18"/>
+                <w:szCs w:val="18"/>
+                <w:color w:val="000000"/>
+              </w:rPr>
+            </w:pPr>
+            <w:r>
+              <w:rPr>
+                <w:rFonts w:ascii="Times New Roman" w:hAnsi="Times New Roman" w:eastAsia="Times New Roman" w:cs="Times New Roman"/>
+                <w:i w:val="false"/>
+                <w:b w:val="false"/>
+                <w:u w:val="none"/>
+                <w:strike w:val="false"/>
+                <w:sz w:val="18"/>
+                <w:szCs w:val="18"/>
+                <w:color w:val="000000"/>
+              </w:rPr>
+              <w:t xml:space="preserve">151</w:t>
+            </w:r>
+          </w:p>
+        </w:tc>
+        <w:tc>
+          <w:tcPr>
+            <w:tcBorders>
+              <w:bottom w:val="none" w:sz="0" w:space="0" w:color="000000"/>
+              <w:top w:val="none" w:sz="0" w:space="0" w:color="000000"/>
+              <w:left w:val="none" w:sz="0" w:space="0" w:color="000000"/>
+              <w:right w:val="none" w:sz="0" w:space="0" w:color="000000"/>
+            </w:tcBorders>
+            <w:shd w:val="clear" w:color="auto" w:fill="FFFFFF"/>
+            <w:tcMar>
+              <w:top w:w="0" w:type="dxa"/>
+              <w:bottom w:w="0" w:type="dxa"/>
+              <w:left w:w="0" w:type="dxa"/>
+              <w:right w:w="0" w:type="dxa"/>
+            </w:tcMar>
+            <w:vAlign w:val="center"/>
+          </w:tcPr>
+          <w:p>
+            <w:pPr>
+              <w:pStyle w:val="Normal"/>
+              <w:jc w:val="right"/>
+              <w:pBdr>
+                <w:bottom w:val="none" w:sz="0" w:space="0" w:color="000000"/>
+                <w:top w:val="none" w:sz="0" w:space="0" w:color="000000"/>
+                <w:left w:val="none" w:sz="0" w:space="0" w:color="000000"/>
+                <w:right w:val="none" w:sz="0" w:space="0" w:color="000000"/>
+              </w:pBdr>
+              <w:spacing w:after="100" w:before="100" w:line="240"/>
+              <w:ind w:left="100" w:right="100" w:firstLine="0" w:firstLineChars="0"/>
+              <w:rPr>
+                <w:rFonts w:ascii="Times New Roman" w:hAnsi="Times New Roman" w:eastAsia="Times New Roman" w:cs="Times New Roman"/>
+                <w:i w:val="false"/>
+                <w:b w:val="false"/>
+                <w:u w:val="none"/>
+                <w:strike w:val="false"/>
+                <w:sz w:val="18"/>
+                <w:szCs w:val="18"/>
+                <w:color w:val="000000"/>
+              </w:rPr>
+            </w:pPr>
+            <w:r>
+              <w:rPr>
+                <w:rFonts w:ascii="Times New Roman" w:hAnsi="Times New Roman" w:eastAsia="Times New Roman" w:cs="Times New Roman"/>
+                <w:i w:val="false"/>
+                <w:b w:val="false"/>
+                <w:u w:val="none"/>
+                <w:strike w:val="false"/>
+                <w:sz w:val="18"/>
+                <w:szCs w:val="18"/>
+                <w:color w:val="000000"/>
+              </w:rPr>
+              <w:t xml:space="preserve">16</w:t>
+            </w:r>
+          </w:p>
+        </w:tc>
+        <w:tc>
+          <w:tcPr>
+            <w:tcBorders>
+              <w:bottom w:val="none" w:sz="0" w:space="0" w:color="000000"/>
+              <w:top w:val="none" w:sz="0" w:space="0" w:color="000000"/>
+              <w:left w:val="none" w:sz="0" w:space="0" w:color="000000"/>
+              <w:right w:val="none" w:sz="0" w:space="0" w:color="000000"/>
+            </w:tcBorders>
+            <w:shd w:val="clear" w:color="auto" w:fill="FFFFFF"/>
+            <w:tcMar>
+              <w:top w:w="0" w:type="dxa"/>
+              <w:bottom w:w="0" w:type="dxa"/>
+              <w:left w:w="0" w:type="dxa"/>
+              <w:right w:w="0" w:type="dxa"/>
+            </w:tcMar>
+            <w:vAlign w:val="center"/>
+          </w:tcPr>
+          <w:p>
+            <w:pPr>
+              <w:pStyle w:val="Normal"/>
+              <w:jc w:val="left"/>
+              <w:pBdr>
+                <w:bottom w:val="none" w:sz="0" w:space="0" w:color="000000"/>
+                <w:top w:val="none" w:sz="0" w:space="0" w:color="000000"/>
+                <w:left w:val="none" w:sz="0" w:space="0" w:color="000000"/>
+                <w:right w:val="none" w:sz="0" w:space="0" w:color="000000"/>
+              </w:pBdr>
+              <w:spacing w:after="100" w:before="100" w:line="240"/>
+              <w:ind w:left="100" w:right="100" w:firstLine="0" w:firstLineChars="0"/>
+              <w:rPr>
+                <w:rFonts w:ascii="Times New Roman" w:hAnsi="Times New Roman" w:eastAsia="Times New Roman" w:cs="Times New Roman"/>
+                <w:i w:val="false"/>
+                <w:b w:val="false"/>
+                <w:u w:val="none"/>
+                <w:strike w:val="false"/>
+                <w:sz w:val="18"/>
+                <w:szCs w:val="18"/>
+                <w:color w:val="000000"/>
+              </w:rPr>
+            </w:pPr>
+            <w:r>
+              <w:rPr>
+                <w:rFonts w:ascii="Times New Roman" w:hAnsi="Times New Roman" w:eastAsia="Times New Roman" w:cs="Times New Roman"/>
+                <w:i w:val="false"/>
+                <w:b w:val="false"/>
+                <w:u w:val="none"/>
+                <w:strike w:val="false"/>
+                <w:sz w:val="18"/>
+                <w:szCs w:val="18"/>
+                <w:color w:val="000000"/>
+              </w:rPr>
+              <w:t xml:space="preserve">Reference</w:t>
+            </w:r>
+          </w:p>
+        </w:tc>
+        <w:tc>
+          <w:tcPr>
+            <w:tcBorders>
+              <w:bottom w:val="none" w:sz="0" w:space="0" w:color="000000"/>
+              <w:top w:val="none" w:sz="0" w:space="0" w:color="000000"/>
+              <w:left w:val="none" w:sz="0" w:space="0" w:color="000000"/>
+              <w:right w:val="none" w:sz="0" w:space="0" w:color="000000"/>
+            </w:tcBorders>
+            <w:shd w:val="clear" w:color="auto" w:fill="FFFFFF"/>
+            <w:tcMar>
+              <w:top w:w="0" w:type="dxa"/>
+              <w:bottom w:w="0" w:type="dxa"/>
+              <w:left w:w="0" w:type="dxa"/>
+              <w:right w:w="0" w:type="dxa"/>
+            </w:tcMar>
+            <w:vAlign w:val="center"/>
+          </w:tcPr>
+          <w:p>
+            <w:pPr>
+              <w:pStyle w:val="Normal"/>
+              <w:jc w:val="left"/>
+              <w:pBdr>
+                <w:bottom w:val="none" w:sz="0" w:space="0" w:color="000000"/>
+                <w:top w:val="none" w:sz="0" w:space="0" w:color="000000"/>
+                <w:left w:val="none" w:sz="0" w:space="0" w:color="000000"/>
+                <w:right w:val="none" w:sz="0" w:space="0" w:color="000000"/>
+              </w:pBdr>
+              <w:spacing w:after="100" w:before="100" w:line="240"/>
+              <w:ind w:left="100" w:right="100" w:firstLine="0" w:firstLineChars="0"/>
+              <w:rPr>
+                <w:rFonts w:ascii="Times New Roman" w:hAnsi="Times New Roman" w:eastAsia="Times New Roman" w:cs="Times New Roman"/>
+                <w:i w:val="false"/>
+                <w:b w:val="false"/>
+                <w:u w:val="none"/>
+                <w:strike w:val="false"/>
+                <w:sz w:val="18"/>
+                <w:szCs w:val="18"/>
+                <w:color w:val="000000"/>
+              </w:rPr>
+            </w:pPr>
+            <w:r>
+              <w:rPr>
+                <w:rFonts w:ascii="Times New Roman" w:hAnsi="Times New Roman" w:eastAsia="Times New Roman" w:cs="Times New Roman"/>
+                <w:i w:val="false"/>
+                <w:b w:val="false"/>
+                <w:u w:val="none"/>
+                <w:strike w:val="false"/>
+                <w:sz w:val="18"/>
+                <w:szCs w:val="18"/>
+                <w:color w:val="000000"/>
+              </w:rPr>
               <w:t xml:space="preserve"/>
-            </w:r>
-          </w:p>
-        </w:tc>
-        <w:tc>
-          <w:tcPr>
-            <w:tcBorders>
-              <w:bottom w:val="none" w:sz="0" w:space="0" w:color="000000"/>
-              <w:top w:val="none" w:sz="0" w:space="0" w:color="000000"/>
-              <w:left w:val="none" w:sz="0" w:space="0" w:color="000000"/>
-              <w:right w:val="none" w:sz="0" w:space="0" w:color="000000"/>
-            </w:tcBorders>
-            <w:shd w:val="clear" w:color="auto" w:fill="FFFFFF"/>
-            <w:tcMar>
-              <w:top w:w="0" w:type="dxa"/>
-              <w:bottom w:w="0" w:type="dxa"/>
-              <w:left w:w="0" w:type="dxa"/>
-              <w:right w:w="0" w:type="dxa"/>
-            </w:tcMar>
-            <w:vAlign w:val="center"/>
-          </w:tcPr>
-          <w:p>
-            <w:pPr>
-              <w:pStyle w:val="Normal"/>
-              <w:jc w:val="left"/>
-              <w:pBdr>
-                <w:bottom w:val="none" w:sz="0" w:space="0" w:color="000000"/>
-                <w:top w:val="none" w:sz="0" w:space="0" w:color="000000"/>
-                <w:left w:val="none" w:sz="0" w:space="0" w:color="000000"/>
-                <w:right w:val="none" w:sz="0" w:space="0" w:color="000000"/>
-              </w:pBdr>
-              <w:spacing w:after="100" w:before="100" w:line="240"/>
-              <w:ind w:left="100" w:right="100" w:firstLine="0" w:firstLineChars="0"/>
-              <w:rPr>
-                <w:rFonts w:ascii="Times New Roman" w:hAnsi="Times New Roman" w:eastAsia="Times New Roman" w:cs="Times New Roman"/>
-                <w:i w:val="false"/>
-                <w:b w:val="false"/>
-                <w:u w:val="none"/>
-                <w:strike w:val="false"/>
-                <w:sz w:val="18"/>
-                <w:szCs w:val="18"/>
-                <w:color w:val="000000"/>
-              </w:rPr>
-            </w:pPr>
-            <w:r>
-              <w:rPr>
-                <w:rFonts w:ascii="Times New Roman" w:hAnsi="Times New Roman" w:eastAsia="Times New Roman" w:cs="Times New Roman"/>
-                <w:i w:val="false"/>
-                <w:b w:val="false"/>
-                <w:u w:val="none"/>
-                <w:strike w:val="false"/>
-                <w:sz w:val="18"/>
-                <w:szCs w:val="18"/>
-                <w:color w:val="000000"/>
-              </w:rPr>
-              <w:t xml:space="preserve">Female</w:t>
-            </w:r>
-          </w:p>
-        </w:tc>
-        <w:tc>
-          <w:tcPr>
-            <w:tcBorders>
-              <w:bottom w:val="none" w:sz="0" w:space="0" w:color="000000"/>
-              <w:top w:val="none" w:sz="0" w:space="0" w:color="000000"/>
-              <w:left w:val="none" w:sz="0" w:space="0" w:color="000000"/>
-              <w:right w:val="none" w:sz="0" w:space="0" w:color="000000"/>
-            </w:tcBorders>
-            <w:shd w:val="clear" w:color="auto" w:fill="FFFFFF"/>
-            <w:tcMar>
-              <w:top w:w="0" w:type="dxa"/>
-              <w:bottom w:w="0" w:type="dxa"/>
-              <w:left w:w="0" w:type="dxa"/>
-              <w:right w:w="0" w:type="dxa"/>
-            </w:tcMar>
-            <w:vAlign w:val="center"/>
-          </w:tcPr>
-          <w:p>
-            <w:pPr>
-              <w:pStyle w:val="Normal"/>
-              <w:jc w:val="right"/>
-              <w:pBdr>
-                <w:bottom w:val="none" w:sz="0" w:space="0" w:color="000000"/>
-                <w:top w:val="none" w:sz="0" w:space="0" w:color="000000"/>
-                <w:left w:val="none" w:sz="0" w:space="0" w:color="000000"/>
-                <w:right w:val="none" w:sz="0" w:space="0" w:color="000000"/>
-              </w:pBdr>
-              <w:spacing w:after="100" w:before="100" w:line="240"/>
-              <w:ind w:left="100" w:right="100" w:firstLine="0" w:firstLineChars="0"/>
-              <w:rPr>
-                <w:rFonts w:ascii="Times New Roman" w:hAnsi="Times New Roman" w:eastAsia="Times New Roman" w:cs="Times New Roman"/>
-                <w:i w:val="false"/>
-                <w:b w:val="false"/>
-                <w:u w:val="none"/>
-                <w:strike w:val="false"/>
-                <w:sz w:val="18"/>
-                <w:szCs w:val="18"/>
-                <w:color w:val="000000"/>
-              </w:rPr>
-            </w:pPr>
-            <w:r>
-              <w:rPr>
-                <w:rFonts w:ascii="Times New Roman" w:hAnsi="Times New Roman" w:eastAsia="Times New Roman" w:cs="Times New Roman"/>
-                <w:i w:val="false"/>
-                <w:b w:val="false"/>
-                <w:u w:val="none"/>
-                <w:strike w:val="false"/>
-                <w:sz w:val="18"/>
-                <w:szCs w:val="18"/>
-                <w:color w:val="000000"/>
-              </w:rPr>
-              <w:t xml:space="preserve">132</w:t>
-            </w:r>
-          </w:p>
-        </w:tc>
-        <w:tc>
-          <w:tcPr>
-            <w:tcBorders>
-              <w:bottom w:val="none" w:sz="0" w:space="0" w:color="000000"/>
-              <w:top w:val="none" w:sz="0" w:space="0" w:color="000000"/>
-              <w:left w:val="none" w:sz="0" w:space="0" w:color="000000"/>
-              <w:right w:val="none" w:sz="0" w:space="0" w:color="000000"/>
-            </w:tcBorders>
-            <w:shd w:val="clear" w:color="auto" w:fill="FFFFFF"/>
-            <w:tcMar>
-              <w:top w:w="0" w:type="dxa"/>
-              <w:bottom w:w="0" w:type="dxa"/>
-              <w:left w:w="0" w:type="dxa"/>
-              <w:right w:w="0" w:type="dxa"/>
-            </w:tcMar>
-            <w:vAlign w:val="center"/>
-          </w:tcPr>
-          <w:p>
-            <w:pPr>
-              <w:pStyle w:val="Normal"/>
-              <w:jc w:val="right"/>
-              <w:pBdr>
-                <w:bottom w:val="none" w:sz="0" w:space="0" w:color="000000"/>
-                <w:top w:val="none" w:sz="0" w:space="0" w:color="000000"/>
-                <w:left w:val="none" w:sz="0" w:space="0" w:color="000000"/>
-                <w:right w:val="none" w:sz="0" w:space="0" w:color="000000"/>
-              </w:pBdr>
-              <w:spacing w:after="100" w:before="100" w:line="240"/>
-              <w:ind w:left="100" w:right="100" w:firstLine="0" w:firstLineChars="0"/>
-              <w:rPr>
-                <w:rFonts w:ascii="Times New Roman" w:hAnsi="Times New Roman" w:eastAsia="Times New Roman" w:cs="Times New Roman"/>
-                <w:i w:val="false"/>
-                <w:b w:val="false"/>
-                <w:u w:val="none"/>
-                <w:strike w:val="false"/>
-                <w:sz w:val="18"/>
-                <w:szCs w:val="18"/>
-                <w:color w:val="000000"/>
-              </w:rPr>
-            </w:pPr>
-            <w:r>
-              <w:rPr>
-                <w:rFonts w:ascii="Times New Roman" w:hAnsi="Times New Roman" w:eastAsia="Times New Roman" w:cs="Times New Roman"/>
-                <w:i w:val="false"/>
-                <w:b w:val="false"/>
-                <w:u w:val="none"/>
-                <w:strike w:val="false"/>
-                <w:sz w:val="18"/>
-                <w:szCs w:val="18"/>
-                <w:color w:val="000000"/>
-              </w:rPr>
-              <w:t xml:space="preserve">26</w:t>
-            </w:r>
-          </w:p>
-        </w:tc>
-        <w:tc>
-          <w:tcPr>
-            <w:tcBorders>
-              <w:bottom w:val="none" w:sz="0" w:space="0" w:color="000000"/>
-              <w:top w:val="none" w:sz="0" w:space="0" w:color="000000"/>
-              <w:left w:val="none" w:sz="0" w:space="0" w:color="000000"/>
-              <w:right w:val="none" w:sz="0" w:space="0" w:color="000000"/>
-            </w:tcBorders>
-            <w:shd w:val="clear" w:color="auto" w:fill="FFFFFF"/>
-            <w:tcMar>
-              <w:top w:w="0" w:type="dxa"/>
-              <w:bottom w:w="0" w:type="dxa"/>
-              <w:left w:w="0" w:type="dxa"/>
-              <w:right w:w="0" w:type="dxa"/>
-            </w:tcMar>
-            <w:vAlign w:val="center"/>
-          </w:tcPr>
-          <w:p>
-            <w:pPr>
-              <w:pStyle w:val="Normal"/>
-              <w:jc w:val="left"/>
-              <w:pBdr>
-                <w:bottom w:val="none" w:sz="0" w:space="0" w:color="000000"/>
-                <w:top w:val="none" w:sz="0" w:space="0" w:color="000000"/>
-                <w:left w:val="none" w:sz="0" w:space="0" w:color="000000"/>
-                <w:right w:val="none" w:sz="0" w:space="0" w:color="000000"/>
-              </w:pBdr>
-              <w:spacing w:after="100" w:before="100" w:line="240"/>
-              <w:ind w:left="100" w:right="100" w:firstLine="0" w:firstLineChars="0"/>
-              <w:rPr>
-                <w:rFonts w:ascii="Times New Roman" w:hAnsi="Times New Roman" w:eastAsia="Times New Roman" w:cs="Times New Roman"/>
-                <w:i w:val="false"/>
-                <w:b w:val="false"/>
-                <w:u w:val="none"/>
-                <w:strike w:val="false"/>
-                <w:sz w:val="18"/>
-                <w:szCs w:val="18"/>
-                <w:color w:val="000000"/>
-              </w:rPr>
-            </w:pPr>
-            <w:r>
-              <w:rPr>
-                <w:rFonts w:ascii="Times New Roman" w:hAnsi="Times New Roman" w:eastAsia="Times New Roman" w:cs="Times New Roman"/>
-                <w:i w:val="false"/>
-                <w:b w:val="false"/>
-                <w:u w:val="none"/>
-                <w:strike w:val="false"/>
-                <w:sz w:val="18"/>
-                <w:szCs w:val="18"/>
-                <w:color w:val="000000"/>
-              </w:rPr>
-              <w:t xml:space="preserve">1.11 (0.62–2.00)</w:t>
-            </w:r>
-          </w:p>
-        </w:tc>
-        <w:tc>
-          <w:tcPr>
-            <w:tcBorders>
-              <w:bottom w:val="none" w:sz="0" w:space="0" w:color="000000"/>
-              <w:top w:val="none" w:sz="0" w:space="0" w:color="000000"/>
-              <w:left w:val="none" w:sz="0" w:space="0" w:color="000000"/>
-              <w:right w:val="none" w:sz="0" w:space="0" w:color="000000"/>
-            </w:tcBorders>
-            <w:shd w:val="clear" w:color="auto" w:fill="FFFFFF"/>
-            <w:tcMar>
-              <w:top w:w="0" w:type="dxa"/>
-              <w:bottom w:w="0" w:type="dxa"/>
-              <w:left w:w="0" w:type="dxa"/>
-              <w:right w:w="0" w:type="dxa"/>
-            </w:tcMar>
-            <w:vAlign w:val="center"/>
-          </w:tcPr>
-          <w:p>
-            <w:pPr>
-              <w:pStyle w:val="Normal"/>
-              <w:jc w:val="left"/>
-              <w:pBdr>
-                <w:bottom w:val="none" w:sz="0" w:space="0" w:color="000000"/>
-                <w:top w:val="none" w:sz="0" w:space="0" w:color="000000"/>
-                <w:left w:val="none" w:sz="0" w:space="0" w:color="000000"/>
-                <w:right w:val="none" w:sz="0" w:space="0" w:color="000000"/>
-              </w:pBdr>
-              <w:spacing w:after="100" w:before="100" w:line="240"/>
-              <w:ind w:left="100" w:right="100" w:firstLine="0" w:firstLineChars="0"/>
-              <w:rPr>
-                <w:rFonts w:ascii="Times New Roman" w:hAnsi="Times New Roman" w:eastAsia="Times New Roman" w:cs="Times New Roman"/>
-                <w:i w:val="false"/>
-                <w:b w:val="false"/>
-                <w:u w:val="none"/>
-                <w:strike w:val="false"/>
-                <w:sz w:val="18"/>
-                <w:szCs w:val="18"/>
-                <w:color w:val="000000"/>
-              </w:rPr>
-            </w:pPr>
-            <w:r>
-              <w:rPr>
-                <w:rFonts w:ascii="Times New Roman" w:hAnsi="Times New Roman" w:eastAsia="Times New Roman" w:cs="Times New Roman"/>
-                <w:i w:val="false"/>
-                <w:b w:val="false"/>
-                <w:u w:val="none"/>
-                <w:strike w:val="false"/>
-                <w:sz w:val="18"/>
-                <w:szCs w:val="18"/>
-                <w:color w:val="000000"/>
-              </w:rPr>
-              <w:t xml:space="preserve">0.723</w:t>
             </w:r>
           </w:p>
         </w:tc>
@@ -2829,7 +2829,7 @@
                 <w:szCs w:val="18"/>
                 <w:color w:val="000000"/>
               </w:rPr>
-              <w:t xml:space="preserve">Pathologic stage group</w:t>
+              <w:t xml:space="preserve"/>
             </w:r>
           </w:p>
         </w:tc>
@@ -2884,7 +2884,7 @@
                 <w:szCs w:val="18"/>
                 <w:color w:val="000000"/>
               </w:rPr>
-              <w:t xml:space="preserve">I–II (ref)</w:t>
+              <w:t xml:space="preserve">III–IV</w:t>
             </w:r>
           </w:p>
         </w:tc>
@@ -2939,7 +2939,7 @@
                 <w:szCs w:val="18"/>
                 <w:color w:val="000000"/>
               </w:rPr>
-              <w:t xml:space="preserve">151</w:t>
+              <w:t xml:space="preserve">122</w:t>
             </w:r>
           </w:p>
         </w:tc>
@@ -2994,7 +2994,7 @@
                 <w:szCs w:val="18"/>
                 <w:color w:val="000000"/>
               </w:rPr>
-              <w:t xml:space="preserve">16</w:t>
+              <w:t xml:space="preserve">33</w:t>
             </w:r>
           </w:p>
         </w:tc>
@@ -3049,7 +3049,7 @@
                 <w:szCs w:val="18"/>
                 <w:color w:val="000000"/>
               </w:rPr>
-              <w:t xml:space="preserve">Reference</w:t>
+              <w:t xml:space="preserve">4.29 (2.20–8.38)</w:t>
             </w:r>
           </w:p>
         </w:tc>
@@ -3104,7 +3104,7 @@
                 <w:szCs w:val="18"/>
                 <w:color w:val="000000"/>
               </w:rPr>
-              <w:t xml:space="preserve"/>
+              <w:t xml:space="preserve">&lt;0.001</w:t>
             </w:r>
           </w:p>
         </w:tc>
@@ -3219,396 +3219,6 @@
                 <w:szCs w:val="18"/>
                 <w:color w:val="000000"/>
               </w:rPr>
-              <w:t xml:space="preserve"/>
-            </w:r>
-          </w:p>
-        </w:tc>
-        <w:tc>
-          <w:tcPr>
-            <w:tcBorders>
-              <w:bottom w:val="none" w:sz="0" w:space="0" w:color="000000"/>
-              <w:top w:val="none" w:sz="0" w:space="0" w:color="000000"/>
-              <w:left w:val="none" w:sz="0" w:space="0" w:color="000000"/>
-              <w:right w:val="none" w:sz="0" w:space="0" w:color="000000"/>
-            </w:tcBorders>
-            <w:shd w:val="clear" w:color="auto" w:fill="FFFFFF"/>
-            <w:tcMar>
-              <w:top w:w="0" w:type="dxa"/>
-              <w:bottom w:w="0" w:type="dxa"/>
-              <w:left w:w="0" w:type="dxa"/>
-              <w:right w:w="0" w:type="dxa"/>
-            </w:tcMar>
-            <w:vAlign w:val="center"/>
-          </w:tcPr>
-          <w:p>
-            <w:pPr>
-              <w:pStyle w:val="Normal"/>
-              <w:jc w:val="left"/>
-              <w:pBdr>
-                <w:bottom w:val="none" w:sz="0" w:space="0" w:color="000000"/>
-                <w:top w:val="none" w:sz="0" w:space="0" w:color="000000"/>
-                <w:left w:val="none" w:sz="0" w:space="0" w:color="000000"/>
-                <w:right w:val="none" w:sz="0" w:space="0" w:color="000000"/>
-              </w:pBdr>
-              <w:spacing w:after="100" w:before="100" w:line="240"/>
-              <w:ind w:left="100" w:right="100" w:firstLine="0" w:firstLineChars="0"/>
-              <w:rPr>
-                <w:rFonts w:ascii="Times New Roman" w:hAnsi="Times New Roman" w:eastAsia="Times New Roman" w:cs="Times New Roman"/>
-                <w:i w:val="false"/>
-                <w:b w:val="false"/>
-                <w:u w:val="none"/>
-                <w:strike w:val="false"/>
-                <w:sz w:val="18"/>
-                <w:szCs w:val="18"/>
-                <w:color w:val="000000"/>
-              </w:rPr>
-            </w:pPr>
-            <w:r>
-              <w:rPr>
-                <w:rFonts w:ascii="Times New Roman" w:hAnsi="Times New Roman" w:eastAsia="Times New Roman" w:cs="Times New Roman"/>
-                <w:i w:val="false"/>
-                <w:b w:val="false"/>
-                <w:u w:val="none"/>
-                <w:strike w:val="false"/>
-                <w:sz w:val="18"/>
-                <w:szCs w:val="18"/>
-                <w:color w:val="000000"/>
-              </w:rPr>
-              <w:t xml:space="preserve">III–IV</w:t>
-            </w:r>
-          </w:p>
-        </w:tc>
-        <w:tc>
-          <w:tcPr>
-            <w:tcBorders>
-              <w:bottom w:val="none" w:sz="0" w:space="0" w:color="000000"/>
-              <w:top w:val="none" w:sz="0" w:space="0" w:color="000000"/>
-              <w:left w:val="none" w:sz="0" w:space="0" w:color="000000"/>
-              <w:right w:val="none" w:sz="0" w:space="0" w:color="000000"/>
-            </w:tcBorders>
-            <w:shd w:val="clear" w:color="auto" w:fill="FFFFFF"/>
-            <w:tcMar>
-              <w:top w:w="0" w:type="dxa"/>
-              <w:bottom w:w="0" w:type="dxa"/>
-              <w:left w:w="0" w:type="dxa"/>
-              <w:right w:w="0" w:type="dxa"/>
-            </w:tcMar>
-            <w:vAlign w:val="center"/>
-          </w:tcPr>
-          <w:p>
-            <w:pPr>
-              <w:pStyle w:val="Normal"/>
-              <w:jc w:val="right"/>
-              <w:pBdr>
-                <w:bottom w:val="none" w:sz="0" w:space="0" w:color="000000"/>
-                <w:top w:val="none" w:sz="0" w:space="0" w:color="000000"/>
-                <w:left w:val="none" w:sz="0" w:space="0" w:color="000000"/>
-                <w:right w:val="none" w:sz="0" w:space="0" w:color="000000"/>
-              </w:pBdr>
-              <w:spacing w:after="100" w:before="100" w:line="240"/>
-              <w:ind w:left="100" w:right="100" w:firstLine="0" w:firstLineChars="0"/>
-              <w:rPr>
-                <w:rFonts w:ascii="Times New Roman" w:hAnsi="Times New Roman" w:eastAsia="Times New Roman" w:cs="Times New Roman"/>
-                <w:i w:val="false"/>
-                <w:b w:val="false"/>
-                <w:u w:val="none"/>
-                <w:strike w:val="false"/>
-                <w:sz w:val="18"/>
-                <w:szCs w:val="18"/>
-                <w:color w:val="000000"/>
-              </w:rPr>
-            </w:pPr>
-            <w:r>
-              <w:rPr>
-                <w:rFonts w:ascii="Times New Roman" w:hAnsi="Times New Roman" w:eastAsia="Times New Roman" w:cs="Times New Roman"/>
-                <w:i w:val="false"/>
-                <w:b w:val="false"/>
-                <w:u w:val="none"/>
-                <w:strike w:val="false"/>
-                <w:sz w:val="18"/>
-                <w:szCs w:val="18"/>
-                <w:color w:val="000000"/>
-              </w:rPr>
-              <w:t xml:space="preserve">122</w:t>
-            </w:r>
-          </w:p>
-        </w:tc>
-        <w:tc>
-          <w:tcPr>
-            <w:tcBorders>
-              <w:bottom w:val="none" w:sz="0" w:space="0" w:color="000000"/>
-              <w:top w:val="none" w:sz="0" w:space="0" w:color="000000"/>
-              <w:left w:val="none" w:sz="0" w:space="0" w:color="000000"/>
-              <w:right w:val="none" w:sz="0" w:space="0" w:color="000000"/>
-            </w:tcBorders>
-            <w:shd w:val="clear" w:color="auto" w:fill="FFFFFF"/>
-            <w:tcMar>
-              <w:top w:w="0" w:type="dxa"/>
-              <w:bottom w:w="0" w:type="dxa"/>
-              <w:left w:w="0" w:type="dxa"/>
-              <w:right w:w="0" w:type="dxa"/>
-            </w:tcMar>
-            <w:vAlign w:val="center"/>
-          </w:tcPr>
-          <w:p>
-            <w:pPr>
-              <w:pStyle w:val="Normal"/>
-              <w:jc w:val="right"/>
-              <w:pBdr>
-                <w:bottom w:val="none" w:sz="0" w:space="0" w:color="000000"/>
-                <w:top w:val="none" w:sz="0" w:space="0" w:color="000000"/>
-                <w:left w:val="none" w:sz="0" w:space="0" w:color="000000"/>
-                <w:right w:val="none" w:sz="0" w:space="0" w:color="000000"/>
-              </w:pBdr>
-              <w:spacing w:after="100" w:before="100" w:line="240"/>
-              <w:ind w:left="100" w:right="100" w:firstLine="0" w:firstLineChars="0"/>
-              <w:rPr>
-                <w:rFonts w:ascii="Times New Roman" w:hAnsi="Times New Roman" w:eastAsia="Times New Roman" w:cs="Times New Roman"/>
-                <w:i w:val="false"/>
-                <w:b w:val="false"/>
-                <w:u w:val="none"/>
-                <w:strike w:val="false"/>
-                <w:sz w:val="18"/>
-                <w:szCs w:val="18"/>
-                <w:color w:val="000000"/>
-              </w:rPr>
-            </w:pPr>
-            <w:r>
-              <w:rPr>
-                <w:rFonts w:ascii="Times New Roman" w:hAnsi="Times New Roman" w:eastAsia="Times New Roman" w:cs="Times New Roman"/>
-                <w:i w:val="false"/>
-                <w:b w:val="false"/>
-                <w:u w:val="none"/>
-                <w:strike w:val="false"/>
-                <w:sz w:val="18"/>
-                <w:szCs w:val="18"/>
-                <w:color w:val="000000"/>
-              </w:rPr>
-              <w:t xml:space="preserve">33</w:t>
-            </w:r>
-          </w:p>
-        </w:tc>
-        <w:tc>
-          <w:tcPr>
-            <w:tcBorders>
-              <w:bottom w:val="none" w:sz="0" w:space="0" w:color="000000"/>
-              <w:top w:val="none" w:sz="0" w:space="0" w:color="000000"/>
-              <w:left w:val="none" w:sz="0" w:space="0" w:color="000000"/>
-              <w:right w:val="none" w:sz="0" w:space="0" w:color="000000"/>
-            </w:tcBorders>
-            <w:shd w:val="clear" w:color="auto" w:fill="FFFFFF"/>
-            <w:tcMar>
-              <w:top w:w="0" w:type="dxa"/>
-              <w:bottom w:w="0" w:type="dxa"/>
-              <w:left w:w="0" w:type="dxa"/>
-              <w:right w:w="0" w:type="dxa"/>
-            </w:tcMar>
-            <w:vAlign w:val="center"/>
-          </w:tcPr>
-          <w:p>
-            <w:pPr>
-              <w:pStyle w:val="Normal"/>
-              <w:jc w:val="left"/>
-              <w:pBdr>
-                <w:bottom w:val="none" w:sz="0" w:space="0" w:color="000000"/>
-                <w:top w:val="none" w:sz="0" w:space="0" w:color="000000"/>
-                <w:left w:val="none" w:sz="0" w:space="0" w:color="000000"/>
-                <w:right w:val="none" w:sz="0" w:space="0" w:color="000000"/>
-              </w:pBdr>
-              <w:spacing w:after="100" w:before="100" w:line="240"/>
-              <w:ind w:left="100" w:right="100" w:firstLine="0" w:firstLineChars="0"/>
-              <w:rPr>
-                <w:rFonts w:ascii="Times New Roman" w:hAnsi="Times New Roman" w:eastAsia="Times New Roman" w:cs="Times New Roman"/>
-                <w:i w:val="false"/>
-                <w:b w:val="false"/>
-                <w:u w:val="none"/>
-                <w:strike w:val="false"/>
-                <w:sz w:val="18"/>
-                <w:szCs w:val="18"/>
-                <w:color w:val="000000"/>
-              </w:rPr>
-            </w:pPr>
-            <w:r>
-              <w:rPr>
-                <w:rFonts w:ascii="Times New Roman" w:hAnsi="Times New Roman" w:eastAsia="Times New Roman" w:cs="Times New Roman"/>
-                <w:i w:val="false"/>
-                <w:b w:val="false"/>
-                <w:u w:val="none"/>
-                <w:strike w:val="false"/>
-                <w:sz w:val="18"/>
-                <w:szCs w:val="18"/>
-                <w:color w:val="000000"/>
-              </w:rPr>
-              <w:t xml:space="preserve">4.02 (2.09–7.74)</w:t>
-            </w:r>
-          </w:p>
-        </w:tc>
-        <w:tc>
-          <w:tcPr>
-            <w:tcBorders>
-              <w:bottom w:val="none" w:sz="0" w:space="0" w:color="000000"/>
-              <w:top w:val="none" w:sz="0" w:space="0" w:color="000000"/>
-              <w:left w:val="none" w:sz="0" w:space="0" w:color="000000"/>
-              <w:right w:val="none" w:sz="0" w:space="0" w:color="000000"/>
-            </w:tcBorders>
-            <w:shd w:val="clear" w:color="auto" w:fill="FFFFFF"/>
-            <w:tcMar>
-              <w:top w:w="0" w:type="dxa"/>
-              <w:bottom w:w="0" w:type="dxa"/>
-              <w:left w:w="0" w:type="dxa"/>
-              <w:right w:w="0" w:type="dxa"/>
-            </w:tcMar>
-            <w:vAlign w:val="center"/>
-          </w:tcPr>
-          <w:p>
-            <w:pPr>
-              <w:pStyle w:val="Normal"/>
-              <w:jc w:val="left"/>
-              <w:pBdr>
-                <w:bottom w:val="none" w:sz="0" w:space="0" w:color="000000"/>
-                <w:top w:val="none" w:sz="0" w:space="0" w:color="000000"/>
-                <w:left w:val="none" w:sz="0" w:space="0" w:color="000000"/>
-                <w:right w:val="none" w:sz="0" w:space="0" w:color="000000"/>
-              </w:pBdr>
-              <w:spacing w:after="100" w:before="100" w:line="240"/>
-              <w:ind w:left="100" w:right="100" w:firstLine="0" w:firstLineChars="0"/>
-              <w:rPr>
-                <w:rFonts w:ascii="Times New Roman" w:hAnsi="Times New Roman" w:eastAsia="Times New Roman" w:cs="Times New Roman"/>
-                <w:i w:val="false"/>
-                <w:b w:val="false"/>
-                <w:u w:val="none"/>
-                <w:strike w:val="false"/>
-                <w:sz w:val="18"/>
-                <w:szCs w:val="18"/>
-                <w:color w:val="000000"/>
-              </w:rPr>
-            </w:pPr>
-            <w:r>
-              <w:rPr>
-                <w:rFonts w:ascii="Times New Roman" w:hAnsi="Times New Roman" w:eastAsia="Times New Roman" w:cs="Times New Roman"/>
-                <w:i w:val="false"/>
-                <w:b w:val="false"/>
-                <w:u w:val="none"/>
-                <w:strike w:val="false"/>
-                <w:sz w:val="18"/>
-                <w:szCs w:val="18"/>
-                <w:color w:val="000000"/>
-              </w:rPr>
-              <w:t xml:space="preserve">&lt;0.001</w:t>
-            </w:r>
-          </w:p>
-        </w:tc>
-        <w:tc>
-          <w:tcPr>
-            <w:tcBorders>
-              <w:bottom w:val="none" w:sz="0" w:space="0" w:color="000000"/>
-              <w:top w:val="none" w:sz="0" w:space="0" w:color="000000"/>
-              <w:left w:val="none" w:sz="0" w:space="0" w:color="000000"/>
-              <w:right w:val="none" w:sz="0" w:space="0" w:color="000000"/>
-            </w:tcBorders>
-            <w:shd w:val="clear" w:color="auto" w:fill="FFFFFF"/>
-            <w:tcMar>
-              <w:top w:w="0" w:type="dxa"/>
-              <w:bottom w:w="0" w:type="dxa"/>
-              <w:left w:w="0" w:type="dxa"/>
-              <w:right w:w="0" w:type="dxa"/>
-            </w:tcMar>
-            <w:vAlign w:val="center"/>
-          </w:tcPr>
-          <w:p>
-            <w:pPr>
-              <w:pStyle w:val="Normal"/>
-              <w:jc w:val="left"/>
-              <w:pBdr>
-                <w:bottom w:val="none" w:sz="0" w:space="0" w:color="000000"/>
-                <w:top w:val="none" w:sz="0" w:space="0" w:color="000000"/>
-                <w:left w:val="none" w:sz="0" w:space="0" w:color="000000"/>
-                <w:right w:val="none" w:sz="0" w:space="0" w:color="000000"/>
-              </w:pBdr>
-              <w:spacing w:after="100" w:before="100" w:line="240"/>
-              <w:ind w:left="100" w:right="100" w:firstLine="0" w:firstLineChars="0"/>
-              <w:rPr>
-                <w:rFonts w:ascii="Times New Roman" w:hAnsi="Times New Roman" w:eastAsia="Times New Roman" w:cs="Times New Roman"/>
-                <w:i w:val="false"/>
-                <w:b w:val="false"/>
-                <w:u w:val="none"/>
-                <w:strike w:val="false"/>
-                <w:sz w:val="18"/>
-                <w:szCs w:val="18"/>
-                <w:color w:val="000000"/>
-              </w:rPr>
-            </w:pPr>
-            <w:r>
-              <w:rPr>
-                <w:rFonts w:ascii="Times New Roman" w:hAnsi="Times New Roman" w:eastAsia="Times New Roman" w:cs="Times New Roman"/>
-                <w:i w:val="false"/>
-                <w:b w:val="false"/>
-                <w:u w:val="none"/>
-                <w:strike w:val="false"/>
-                <w:sz w:val="18"/>
-                <w:szCs w:val="18"/>
-                <w:color w:val="000000"/>
-              </w:rPr>
-              <w:t xml:space="preserve"/>
-            </w:r>
-          </w:p>
-        </w:tc>
-      </w:tr>
-      <w:tr>
-        <w:trPr>
-          <w:trHeight w:val="560" w:hRule="auto"/>
-        </w:trPr>
-        <w:tc>
-          <w:tcPr>
-            <w:tcBorders>
-              <w:bottom w:val="none" w:sz="0" w:space="0" w:color="000000"/>
-              <w:top w:val="none" w:sz="0" w:space="0" w:color="000000"/>
-              <w:left w:val="none" w:sz="0" w:space="0" w:color="000000"/>
-              <w:right w:val="none" w:sz="0" w:space="0" w:color="000000"/>
-            </w:tcBorders>
-            <w:shd w:val="clear" w:color="auto" w:fill="FFFFFF"/>
-            <w:tcMar>
-              <w:top w:w="0" w:type="dxa"/>
-              <w:bottom w:w="0" w:type="dxa"/>
-              <w:left w:w="0" w:type="dxa"/>
-              <w:right w:w="0" w:type="dxa"/>
-            </w:tcMar>
-            <w:vAlign w:val="center"/>
-          </w:tcPr>
-          <w:p>
-            <w:pPr>
-              <w:pStyle w:val="Normal"/>
-              <w:jc w:val="left"/>
-              <w:pBdr>
-                <w:bottom w:val="none" w:sz="0" w:space="0" w:color="000000"/>
-                <w:top w:val="none" w:sz="0" w:space="0" w:color="000000"/>
-                <w:left w:val="none" w:sz="0" w:space="0" w:color="000000"/>
-                <w:right w:val="none" w:sz="0" w:space="0" w:color="000000"/>
-              </w:pBdr>
-              <w:spacing w:after="100" w:before="100" w:line="240"/>
-              <w:ind w:left="100" w:right="100" w:firstLine="0" w:firstLineChars="0"/>
-              <w:rPr>
-                <w:rFonts w:ascii="Times New Roman" w:hAnsi="Times New Roman" w:eastAsia="Times New Roman" w:cs="Times New Roman"/>
-                <w:i w:val="false"/>
-                <w:b w:val="false"/>
-                <w:u w:val="none"/>
-                <w:strike w:val="false"/>
-                <w:sz w:val="18"/>
-                <w:szCs w:val="18"/>
-                <w:color w:val="000000"/>
-              </w:rPr>
-            </w:pPr>
-            <w:r>
-              <w:rPr>
-                <w:rFonts w:ascii="Times New Roman" w:hAnsi="Times New Roman" w:eastAsia="Times New Roman" w:cs="Times New Roman"/>
-                <w:i w:val="false"/>
-                <w:b w:val="false"/>
-                <w:u w:val="none"/>
-                <w:strike w:val="false"/>
-                <w:sz w:val="18"/>
-                <w:szCs w:val="18"/>
-                <w:color w:val="000000"/>
-              </w:rPr>
               <w:t xml:space="preserve">Pretreatment CEA</w:t>
             </w:r>
           </w:p>
@@ -4219,7 +3829,7 @@
                 <w:szCs w:val="18"/>
                 <w:color w:val="000000"/>
               </w:rPr>
-              <w:t xml:space="preserve">1.99 (1.11–3.55)</w:t>
+              <w:t xml:space="preserve">2.13 (1.20–3.77)</w:t>
             </w:r>
           </w:p>
         </w:tc>
@@ -4274,7 +3884,7 @@
                 <w:szCs w:val="18"/>
                 <w:color w:val="000000"/>
               </w:rPr>
-              <w:t xml:space="preserve">0.020</w:t>
+              <w:t xml:space="preserve">0.010</w:t>
             </w:r>
           </w:p>
         </w:tc>

--- a/output/tables/COAD/COAD_cox_multi_MS4A1.docx
+++ b/output/tables/COAD/COAD_cox_multi_MS4A1.docx
@@ -25,7 +25,7 @@
         <w:ind w:left="60" w:right="60" w:firstLine="0" w:firstLineChars="0"/>
       </w:pPr>
       <w:r>
-        <w:t xml:space="preserve">Multivariable Cox regression for overall survival: MS4A1 expression, TCGA-COAD (n = 273, events = 49, EPV = 9.8; exploratory)</w:t>
+        <w:t xml:space="preserve">Multivariable Cox regression for overall survival: MS4A1 expression, TCGA-COAD (n = 273, events = 49, EPV = 12.2)</w:t>
       </w:r>
     </w:p>
     <w:tbl xmlns:a="http://schemas.openxmlformats.org/drawingml/2006/main" xmlns:pic="http://schemas.openxmlformats.org/drawingml/2006/picture">
@@ -1099,7 +1099,7 @@
                 <w:szCs w:val="18"/>
                 <w:color w:val="000000"/>
               </w:rPr>
-              <w:t xml:space="preserve">0.61 (0.34–1.11)</w:t>
+              <w:t xml:space="preserve">0.60 (0.34–1.08)</w:t>
             </w:r>
           </w:p>
         </w:tc>
@@ -1154,7 +1154,7 @@
                 <w:szCs w:val="18"/>
                 <w:color w:val="000000"/>
               </w:rPr>
-              <w:t xml:space="preserve">0.104</w:t>
+              <w:t xml:space="preserve">0.087</w:t>
             </w:r>
           </w:p>
         </w:tc>
@@ -1269,7 +1269,7 @@
                 <w:szCs w:val="18"/>
                 <w:color w:val="000000"/>
               </w:rPr>
-              <w:t xml:space="preserve">Age (per 10 years)</w:t>
+              <w:t xml:space="preserve">Sex</w:t>
             </w:r>
           </w:p>
         </w:tc>
@@ -1324,7 +1324,7 @@
                 <w:szCs w:val="18"/>
                 <w:color w:val="000000"/>
               </w:rPr>
-              <w:t xml:space="preserve"/>
+              <w:t xml:space="preserve">Male (ref)</w:t>
             </w:r>
           </w:p>
         </w:tc>
@@ -1379,7 +1379,7 @@
                 <w:szCs w:val="18"/>
                 <w:color w:val="000000"/>
               </w:rPr>
-              <w:t xml:space="preserve">273</w:t>
+              <w:t xml:space="preserve">141</w:t>
             </w:r>
           </w:p>
         </w:tc>
@@ -1434,7 +1434,7 @@
                 <w:szCs w:val="18"/>
                 <w:color w:val="000000"/>
               </w:rPr>
-              <w:t xml:space="preserve">49</w:t>
+              <w:t xml:space="preserve">23</w:t>
             </w:r>
           </w:p>
         </w:tc>
@@ -1489,7 +1489,7 @@
                 <w:szCs w:val="18"/>
                 <w:color w:val="000000"/>
               </w:rPr>
-              <w:t xml:space="preserve">1.04 (1.01–1.06)</w:t>
+              <w:t xml:space="preserve">Reference</w:t>
             </w:r>
           </w:p>
         </w:tc>
@@ -1544,7 +1544,7 @@
                 <w:szCs w:val="18"/>
                 <w:color w:val="000000"/>
               </w:rPr>
-              <w:t xml:space="preserve">0.002</w:t>
+              <w:t xml:space="preserve"/>
             </w:r>
           </w:p>
         </w:tc>
@@ -1659,7 +1659,7 @@
                 <w:szCs w:val="18"/>
                 <w:color w:val="000000"/>
               </w:rPr>
-              <w:t xml:space="preserve">Sex</w:t>
+              <w:t xml:space="preserve"/>
             </w:r>
           </w:p>
         </w:tc>
@@ -1714,7 +1714,7 @@
                 <w:szCs w:val="18"/>
                 <w:color w:val="000000"/>
               </w:rPr>
-              <w:t xml:space="preserve">Male (ref)</w:t>
+              <w:t xml:space="preserve">Female</w:t>
             </w:r>
           </w:p>
         </w:tc>
@@ -1769,7 +1769,7 @@
                 <w:szCs w:val="18"/>
                 <w:color w:val="000000"/>
               </w:rPr>
-              <w:t xml:space="preserve">141</w:t>
+              <w:t xml:space="preserve">132</w:t>
             </w:r>
           </w:p>
         </w:tc>
@@ -1824,7 +1824,7 @@
                 <w:szCs w:val="18"/>
                 <w:color w:val="000000"/>
               </w:rPr>
-              <w:t xml:space="preserve">23</w:t>
+              <w:t xml:space="preserve">26</w:t>
             </w:r>
           </w:p>
         </w:tc>
@@ -1879,7 +1879,7 @@
                 <w:szCs w:val="18"/>
                 <w:color w:val="000000"/>
               </w:rPr>
-              <w:t xml:space="preserve">Reference</w:t>
+              <w:t xml:space="preserve">0.97 (0.55–1.73)</w:t>
             </w:r>
           </w:p>
         </w:tc>
@@ -1934,7 +1934,7 @@
                 <w:szCs w:val="18"/>
                 <w:color w:val="000000"/>
               </w:rPr>
-              <w:t xml:space="preserve"/>
+              <w:t xml:space="preserve">0.919</w:t>
             </w:r>
           </w:p>
         </w:tc>
@@ -2049,7 +2049,7 @@
                 <w:szCs w:val="18"/>
                 <w:color w:val="000000"/>
               </w:rPr>
-              <w:t xml:space="preserve"/>
+              <w:t xml:space="preserve">Pathologic stage group</w:t>
             </w:r>
           </w:p>
         </w:tc>
@@ -2104,7 +2104,7 @@
                 <w:szCs w:val="18"/>
                 <w:color w:val="000000"/>
               </w:rPr>
-              <w:t xml:space="preserve">Female</w:t>
+              <w:t xml:space="preserve">I–II (ref)</w:t>
             </w:r>
           </w:p>
         </w:tc>
@@ -2159,7 +2159,7 @@
                 <w:szCs w:val="18"/>
                 <w:color w:val="000000"/>
               </w:rPr>
-              <w:t xml:space="preserve">132</w:t>
+              <w:t xml:space="preserve">151</w:t>
             </w:r>
           </w:p>
         </w:tc>
@@ -2214,7 +2214,7 @@
                 <w:szCs w:val="18"/>
                 <w:color w:val="000000"/>
               </w:rPr>
-              <w:t xml:space="preserve">26</w:t>
+              <w:t xml:space="preserve">16</w:t>
             </w:r>
           </w:p>
         </w:tc>
@@ -2269,7 +2269,7 @@
                 <w:szCs w:val="18"/>
                 <w:color w:val="000000"/>
               </w:rPr>
-              <w:t xml:space="preserve">1.07 (0.60–1.92)</w:t>
+              <w:t xml:space="preserve">Reference</w:t>
             </w:r>
           </w:p>
         </w:tc>
@@ -2324,7 +2324,7 @@
                 <w:szCs w:val="18"/>
                 <w:color w:val="000000"/>
               </w:rPr>
-              <w:t xml:space="preserve">0.811</w:t>
+              <w:t xml:space="preserve"/>
             </w:r>
           </w:p>
         </w:tc>
@@ -2439,7 +2439,7 @@
                 <w:szCs w:val="18"/>
                 <w:color w:val="000000"/>
               </w:rPr>
-              <w:t xml:space="preserve">Pathologic stage group</w:t>
+              <w:t xml:space="preserve"/>
             </w:r>
           </w:p>
         </w:tc>
@@ -2494,7 +2494,7 @@
                 <w:szCs w:val="18"/>
                 <w:color w:val="000000"/>
               </w:rPr>
-              <w:t xml:space="preserve">I–II (ref)</w:t>
+              <w:t xml:space="preserve">III–IV</w:t>
             </w:r>
           </w:p>
         </w:tc>
@@ -2549,7 +2549,7 @@
                 <w:szCs w:val="18"/>
                 <w:color w:val="000000"/>
               </w:rPr>
-              <w:t xml:space="preserve">151</w:t>
+              <w:t xml:space="preserve">122</w:t>
             </w:r>
           </w:p>
         </w:tc>
@@ -2604,7 +2604,7 @@
                 <w:szCs w:val="18"/>
                 <w:color w:val="000000"/>
               </w:rPr>
-              <w:t xml:space="preserve">16</w:t>
+              <w:t xml:space="preserve">33</w:t>
             </w:r>
           </w:p>
         </w:tc>
@@ -2659,7 +2659,7 @@
                 <w:szCs w:val="18"/>
                 <w:color w:val="000000"/>
               </w:rPr>
-              <w:t xml:space="preserve">Reference</w:t>
+              <w:t xml:space="preserve">3.01 (1.62–5.60)</w:t>
             </w:r>
           </w:p>
         </w:tc>
@@ -2714,7 +2714,7 @@
                 <w:szCs w:val="18"/>
                 <w:color w:val="000000"/>
               </w:rPr>
-              <w:t xml:space="preserve"/>
+              <w:t xml:space="preserve">&lt;0.001</w:t>
             </w:r>
           </w:p>
         </w:tc>
@@ -2829,396 +2829,6 @@
                 <w:szCs w:val="18"/>
                 <w:color w:val="000000"/>
               </w:rPr>
-              <w:t xml:space="preserve"/>
-            </w:r>
-          </w:p>
-        </w:tc>
-        <w:tc>
-          <w:tcPr>
-            <w:tcBorders>
-              <w:bottom w:val="none" w:sz="0" w:space="0" w:color="000000"/>
-              <w:top w:val="none" w:sz="0" w:space="0" w:color="000000"/>
-              <w:left w:val="none" w:sz="0" w:space="0" w:color="000000"/>
-              <w:right w:val="none" w:sz="0" w:space="0" w:color="000000"/>
-            </w:tcBorders>
-            <w:shd w:val="clear" w:color="auto" w:fill="FFFFFF"/>
-            <w:tcMar>
-              <w:top w:w="0" w:type="dxa"/>
-              <w:bottom w:w="0" w:type="dxa"/>
-              <w:left w:w="0" w:type="dxa"/>
-              <w:right w:w="0" w:type="dxa"/>
-            </w:tcMar>
-            <w:vAlign w:val="center"/>
-          </w:tcPr>
-          <w:p>
-            <w:pPr>
-              <w:pStyle w:val="Normal"/>
-              <w:jc w:val="left"/>
-              <w:pBdr>
-                <w:bottom w:val="none" w:sz="0" w:space="0" w:color="000000"/>
-                <w:top w:val="none" w:sz="0" w:space="0" w:color="000000"/>
-                <w:left w:val="none" w:sz="0" w:space="0" w:color="000000"/>
-                <w:right w:val="none" w:sz="0" w:space="0" w:color="000000"/>
-              </w:pBdr>
-              <w:spacing w:after="100" w:before="100" w:line="240"/>
-              <w:ind w:left="100" w:right="100" w:firstLine="0" w:firstLineChars="0"/>
-              <w:rPr>
-                <w:rFonts w:ascii="Times New Roman" w:hAnsi="Times New Roman" w:eastAsia="Times New Roman" w:cs="Times New Roman"/>
-                <w:i w:val="false"/>
-                <w:b w:val="false"/>
-                <w:u w:val="none"/>
-                <w:strike w:val="false"/>
-                <w:sz w:val="18"/>
-                <w:szCs w:val="18"/>
-                <w:color w:val="000000"/>
-              </w:rPr>
-            </w:pPr>
-            <w:r>
-              <w:rPr>
-                <w:rFonts w:ascii="Times New Roman" w:hAnsi="Times New Roman" w:eastAsia="Times New Roman" w:cs="Times New Roman"/>
-                <w:i w:val="false"/>
-                <w:b w:val="false"/>
-                <w:u w:val="none"/>
-                <w:strike w:val="false"/>
-                <w:sz w:val="18"/>
-                <w:szCs w:val="18"/>
-                <w:color w:val="000000"/>
-              </w:rPr>
-              <w:t xml:space="preserve">III–IV</w:t>
-            </w:r>
-          </w:p>
-        </w:tc>
-        <w:tc>
-          <w:tcPr>
-            <w:tcBorders>
-              <w:bottom w:val="none" w:sz="0" w:space="0" w:color="000000"/>
-              <w:top w:val="none" w:sz="0" w:space="0" w:color="000000"/>
-              <w:left w:val="none" w:sz="0" w:space="0" w:color="000000"/>
-              <w:right w:val="none" w:sz="0" w:space="0" w:color="000000"/>
-            </w:tcBorders>
-            <w:shd w:val="clear" w:color="auto" w:fill="FFFFFF"/>
-            <w:tcMar>
-              <w:top w:w="0" w:type="dxa"/>
-              <w:bottom w:w="0" w:type="dxa"/>
-              <w:left w:w="0" w:type="dxa"/>
-              <w:right w:w="0" w:type="dxa"/>
-            </w:tcMar>
-            <w:vAlign w:val="center"/>
-          </w:tcPr>
-          <w:p>
-            <w:pPr>
-              <w:pStyle w:val="Normal"/>
-              <w:jc w:val="right"/>
-              <w:pBdr>
-                <w:bottom w:val="none" w:sz="0" w:space="0" w:color="000000"/>
-                <w:top w:val="none" w:sz="0" w:space="0" w:color="000000"/>
-                <w:left w:val="none" w:sz="0" w:space="0" w:color="000000"/>
-                <w:right w:val="none" w:sz="0" w:space="0" w:color="000000"/>
-              </w:pBdr>
-              <w:spacing w:after="100" w:before="100" w:line="240"/>
-              <w:ind w:left="100" w:right="100" w:firstLine="0" w:firstLineChars="0"/>
-              <w:rPr>
-                <w:rFonts w:ascii="Times New Roman" w:hAnsi="Times New Roman" w:eastAsia="Times New Roman" w:cs="Times New Roman"/>
-                <w:i w:val="false"/>
-                <w:b w:val="false"/>
-                <w:u w:val="none"/>
-                <w:strike w:val="false"/>
-                <w:sz w:val="18"/>
-                <w:szCs w:val="18"/>
-                <w:color w:val="000000"/>
-              </w:rPr>
-            </w:pPr>
-            <w:r>
-              <w:rPr>
-                <w:rFonts w:ascii="Times New Roman" w:hAnsi="Times New Roman" w:eastAsia="Times New Roman" w:cs="Times New Roman"/>
-                <w:i w:val="false"/>
-                <w:b w:val="false"/>
-                <w:u w:val="none"/>
-                <w:strike w:val="false"/>
-                <w:sz w:val="18"/>
-                <w:szCs w:val="18"/>
-                <w:color w:val="000000"/>
-              </w:rPr>
-              <w:t xml:space="preserve">122</w:t>
-            </w:r>
-          </w:p>
-        </w:tc>
-        <w:tc>
-          <w:tcPr>
-            <w:tcBorders>
-              <w:bottom w:val="none" w:sz="0" w:space="0" w:color="000000"/>
-              <w:top w:val="none" w:sz="0" w:space="0" w:color="000000"/>
-              <w:left w:val="none" w:sz="0" w:space="0" w:color="000000"/>
-              <w:right w:val="none" w:sz="0" w:space="0" w:color="000000"/>
-            </w:tcBorders>
-            <w:shd w:val="clear" w:color="auto" w:fill="FFFFFF"/>
-            <w:tcMar>
-              <w:top w:w="0" w:type="dxa"/>
-              <w:bottom w:w="0" w:type="dxa"/>
-              <w:left w:w="0" w:type="dxa"/>
-              <w:right w:w="0" w:type="dxa"/>
-            </w:tcMar>
-            <w:vAlign w:val="center"/>
-          </w:tcPr>
-          <w:p>
-            <w:pPr>
-              <w:pStyle w:val="Normal"/>
-              <w:jc w:val="right"/>
-              <w:pBdr>
-                <w:bottom w:val="none" w:sz="0" w:space="0" w:color="000000"/>
-                <w:top w:val="none" w:sz="0" w:space="0" w:color="000000"/>
-                <w:left w:val="none" w:sz="0" w:space="0" w:color="000000"/>
-                <w:right w:val="none" w:sz="0" w:space="0" w:color="000000"/>
-              </w:pBdr>
-              <w:spacing w:after="100" w:before="100" w:line="240"/>
-              <w:ind w:left="100" w:right="100" w:firstLine="0" w:firstLineChars="0"/>
-              <w:rPr>
-                <w:rFonts w:ascii="Times New Roman" w:hAnsi="Times New Roman" w:eastAsia="Times New Roman" w:cs="Times New Roman"/>
-                <w:i w:val="false"/>
-                <w:b w:val="false"/>
-                <w:u w:val="none"/>
-                <w:strike w:val="false"/>
-                <w:sz w:val="18"/>
-                <w:szCs w:val="18"/>
-                <w:color w:val="000000"/>
-              </w:rPr>
-            </w:pPr>
-            <w:r>
-              <w:rPr>
-                <w:rFonts w:ascii="Times New Roman" w:hAnsi="Times New Roman" w:eastAsia="Times New Roman" w:cs="Times New Roman"/>
-                <w:i w:val="false"/>
-                <w:b w:val="false"/>
-                <w:u w:val="none"/>
-                <w:strike w:val="false"/>
-                <w:sz w:val="18"/>
-                <w:szCs w:val="18"/>
-                <w:color w:val="000000"/>
-              </w:rPr>
-              <w:t xml:space="preserve">33</w:t>
-            </w:r>
-          </w:p>
-        </w:tc>
-        <w:tc>
-          <w:tcPr>
-            <w:tcBorders>
-              <w:bottom w:val="none" w:sz="0" w:space="0" w:color="000000"/>
-              <w:top w:val="none" w:sz="0" w:space="0" w:color="000000"/>
-              <w:left w:val="none" w:sz="0" w:space="0" w:color="000000"/>
-              <w:right w:val="none" w:sz="0" w:space="0" w:color="000000"/>
-            </w:tcBorders>
-            <w:shd w:val="clear" w:color="auto" w:fill="FFFFFF"/>
-            <w:tcMar>
-              <w:top w:w="0" w:type="dxa"/>
-              <w:bottom w:w="0" w:type="dxa"/>
-              <w:left w:w="0" w:type="dxa"/>
-              <w:right w:w="0" w:type="dxa"/>
-            </w:tcMar>
-            <w:vAlign w:val="center"/>
-          </w:tcPr>
-          <w:p>
-            <w:pPr>
-              <w:pStyle w:val="Normal"/>
-              <w:jc w:val="left"/>
-              <w:pBdr>
-                <w:bottom w:val="none" w:sz="0" w:space="0" w:color="000000"/>
-                <w:top w:val="none" w:sz="0" w:space="0" w:color="000000"/>
-                <w:left w:val="none" w:sz="0" w:space="0" w:color="000000"/>
-                <w:right w:val="none" w:sz="0" w:space="0" w:color="000000"/>
-              </w:pBdr>
-              <w:spacing w:after="100" w:before="100" w:line="240"/>
-              <w:ind w:left="100" w:right="100" w:firstLine="0" w:firstLineChars="0"/>
-              <w:rPr>
-                <w:rFonts w:ascii="Times New Roman" w:hAnsi="Times New Roman" w:eastAsia="Times New Roman" w:cs="Times New Roman"/>
-                <w:i w:val="false"/>
-                <w:b w:val="false"/>
-                <w:u w:val="none"/>
-                <w:strike w:val="false"/>
-                <w:sz w:val="18"/>
-                <w:szCs w:val="18"/>
-                <w:color w:val="000000"/>
-              </w:rPr>
-            </w:pPr>
-            <w:r>
-              <w:rPr>
-                <w:rFonts w:ascii="Times New Roman" w:hAnsi="Times New Roman" w:eastAsia="Times New Roman" w:cs="Times New Roman"/>
-                <w:i w:val="false"/>
-                <w:b w:val="false"/>
-                <w:u w:val="none"/>
-                <w:strike w:val="false"/>
-                <w:sz w:val="18"/>
-                <w:szCs w:val="18"/>
-                <w:color w:val="000000"/>
-              </w:rPr>
-              <w:t xml:space="preserve">4.29 (2.20–8.38)</w:t>
-            </w:r>
-          </w:p>
-        </w:tc>
-        <w:tc>
-          <w:tcPr>
-            <w:tcBorders>
-              <w:bottom w:val="none" w:sz="0" w:space="0" w:color="000000"/>
-              <w:top w:val="none" w:sz="0" w:space="0" w:color="000000"/>
-              <w:left w:val="none" w:sz="0" w:space="0" w:color="000000"/>
-              <w:right w:val="none" w:sz="0" w:space="0" w:color="000000"/>
-            </w:tcBorders>
-            <w:shd w:val="clear" w:color="auto" w:fill="FFFFFF"/>
-            <w:tcMar>
-              <w:top w:w="0" w:type="dxa"/>
-              <w:bottom w:w="0" w:type="dxa"/>
-              <w:left w:w="0" w:type="dxa"/>
-              <w:right w:w="0" w:type="dxa"/>
-            </w:tcMar>
-            <w:vAlign w:val="center"/>
-          </w:tcPr>
-          <w:p>
-            <w:pPr>
-              <w:pStyle w:val="Normal"/>
-              <w:jc w:val="left"/>
-              <w:pBdr>
-                <w:bottom w:val="none" w:sz="0" w:space="0" w:color="000000"/>
-                <w:top w:val="none" w:sz="0" w:space="0" w:color="000000"/>
-                <w:left w:val="none" w:sz="0" w:space="0" w:color="000000"/>
-                <w:right w:val="none" w:sz="0" w:space="0" w:color="000000"/>
-              </w:pBdr>
-              <w:spacing w:after="100" w:before="100" w:line="240"/>
-              <w:ind w:left="100" w:right="100" w:firstLine="0" w:firstLineChars="0"/>
-              <w:rPr>
-                <w:rFonts w:ascii="Times New Roman" w:hAnsi="Times New Roman" w:eastAsia="Times New Roman" w:cs="Times New Roman"/>
-                <w:i w:val="false"/>
-                <w:b w:val="false"/>
-                <w:u w:val="none"/>
-                <w:strike w:val="false"/>
-                <w:sz w:val="18"/>
-                <w:szCs w:val="18"/>
-                <w:color w:val="000000"/>
-              </w:rPr>
-            </w:pPr>
-            <w:r>
-              <w:rPr>
-                <w:rFonts w:ascii="Times New Roman" w:hAnsi="Times New Roman" w:eastAsia="Times New Roman" w:cs="Times New Roman"/>
-                <w:i w:val="false"/>
-                <w:b w:val="false"/>
-                <w:u w:val="none"/>
-                <w:strike w:val="false"/>
-                <w:sz w:val="18"/>
-                <w:szCs w:val="18"/>
-                <w:color w:val="000000"/>
-              </w:rPr>
-              <w:t xml:space="preserve">&lt;0.001</w:t>
-            </w:r>
-          </w:p>
-        </w:tc>
-        <w:tc>
-          <w:tcPr>
-            <w:tcBorders>
-              <w:bottom w:val="none" w:sz="0" w:space="0" w:color="000000"/>
-              <w:top w:val="none" w:sz="0" w:space="0" w:color="000000"/>
-              <w:left w:val="none" w:sz="0" w:space="0" w:color="000000"/>
-              <w:right w:val="none" w:sz="0" w:space="0" w:color="000000"/>
-            </w:tcBorders>
-            <w:shd w:val="clear" w:color="auto" w:fill="FFFFFF"/>
-            <w:tcMar>
-              <w:top w:w="0" w:type="dxa"/>
-              <w:bottom w:w="0" w:type="dxa"/>
-              <w:left w:w="0" w:type="dxa"/>
-              <w:right w:w="0" w:type="dxa"/>
-            </w:tcMar>
-            <w:vAlign w:val="center"/>
-          </w:tcPr>
-          <w:p>
-            <w:pPr>
-              <w:pStyle w:val="Normal"/>
-              <w:jc w:val="left"/>
-              <w:pBdr>
-                <w:bottom w:val="none" w:sz="0" w:space="0" w:color="000000"/>
-                <w:top w:val="none" w:sz="0" w:space="0" w:color="000000"/>
-                <w:left w:val="none" w:sz="0" w:space="0" w:color="000000"/>
-                <w:right w:val="none" w:sz="0" w:space="0" w:color="000000"/>
-              </w:pBdr>
-              <w:spacing w:after="100" w:before="100" w:line="240"/>
-              <w:ind w:left="100" w:right="100" w:firstLine="0" w:firstLineChars="0"/>
-              <w:rPr>
-                <w:rFonts w:ascii="Times New Roman" w:hAnsi="Times New Roman" w:eastAsia="Times New Roman" w:cs="Times New Roman"/>
-                <w:i w:val="false"/>
-                <w:b w:val="false"/>
-                <w:u w:val="none"/>
-                <w:strike w:val="false"/>
-                <w:sz w:val="18"/>
-                <w:szCs w:val="18"/>
-                <w:color w:val="000000"/>
-              </w:rPr>
-            </w:pPr>
-            <w:r>
-              <w:rPr>
-                <w:rFonts w:ascii="Times New Roman" w:hAnsi="Times New Roman" w:eastAsia="Times New Roman" w:cs="Times New Roman"/>
-                <w:i w:val="false"/>
-                <w:b w:val="false"/>
-                <w:u w:val="none"/>
-                <w:strike w:val="false"/>
-                <w:sz w:val="18"/>
-                <w:szCs w:val="18"/>
-                <w:color w:val="000000"/>
-              </w:rPr>
-              <w:t xml:space="preserve"/>
-            </w:r>
-          </w:p>
-        </w:tc>
-      </w:tr>
-      <w:tr>
-        <w:trPr>
-          <w:trHeight w:val="560" w:hRule="auto"/>
-        </w:trPr>
-        <w:tc>
-          <w:tcPr>
-            <w:tcBorders>
-              <w:bottom w:val="none" w:sz="0" w:space="0" w:color="000000"/>
-              <w:top w:val="none" w:sz="0" w:space="0" w:color="000000"/>
-              <w:left w:val="none" w:sz="0" w:space="0" w:color="000000"/>
-              <w:right w:val="none" w:sz="0" w:space="0" w:color="000000"/>
-            </w:tcBorders>
-            <w:shd w:val="clear" w:color="auto" w:fill="FFFFFF"/>
-            <w:tcMar>
-              <w:top w:w="0" w:type="dxa"/>
-              <w:bottom w:w="0" w:type="dxa"/>
-              <w:left w:w="0" w:type="dxa"/>
-              <w:right w:w="0" w:type="dxa"/>
-            </w:tcMar>
-            <w:vAlign w:val="center"/>
-          </w:tcPr>
-          <w:p>
-            <w:pPr>
-              <w:pStyle w:val="Normal"/>
-              <w:jc w:val="left"/>
-              <w:pBdr>
-                <w:bottom w:val="none" w:sz="0" w:space="0" w:color="000000"/>
-                <w:top w:val="none" w:sz="0" w:space="0" w:color="000000"/>
-                <w:left w:val="none" w:sz="0" w:space="0" w:color="000000"/>
-                <w:right w:val="none" w:sz="0" w:space="0" w:color="000000"/>
-              </w:pBdr>
-              <w:spacing w:after="100" w:before="100" w:line="240"/>
-              <w:ind w:left="100" w:right="100" w:firstLine="0" w:firstLineChars="0"/>
-              <w:rPr>
-                <w:rFonts w:ascii="Times New Roman" w:hAnsi="Times New Roman" w:eastAsia="Times New Roman" w:cs="Times New Roman"/>
-                <w:i w:val="false"/>
-                <w:b w:val="false"/>
-                <w:u w:val="none"/>
-                <w:strike w:val="false"/>
-                <w:sz w:val="18"/>
-                <w:szCs w:val="18"/>
-                <w:color w:val="000000"/>
-              </w:rPr>
-            </w:pPr>
-            <w:r>
-              <w:rPr>
-                <w:rFonts w:ascii="Times New Roman" w:hAnsi="Times New Roman" w:eastAsia="Times New Roman" w:cs="Times New Roman"/>
-                <w:i w:val="false"/>
-                <w:b w:val="false"/>
-                <w:u w:val="none"/>
-                <w:strike w:val="false"/>
-                <w:sz w:val="18"/>
-                <w:szCs w:val="18"/>
-                <w:color w:val="000000"/>
-              </w:rPr>
               <w:t xml:space="preserve">Pretreatment CEA</w:t>
             </w:r>
           </w:p>
@@ -3829,7 +3439,7 @@
                 <w:szCs w:val="18"/>
                 <w:color w:val="000000"/>
               </w:rPr>
-              <w:t xml:space="preserve">2.13 (1.20–3.77)</w:t>
+              <w:t xml:space="preserve">2.23 (1.25–3.97)</w:t>
             </w:r>
           </w:p>
         </w:tc>
@@ -3884,7 +3494,7 @@
                 <w:szCs w:val="18"/>
                 <w:color w:val="000000"/>
               </w:rPr>
-              <w:t xml:space="preserve">0.010</w:t>
+              <w:t xml:space="preserve">0.006</w:t>
             </w:r>
           </w:p>
         </w:tc>

--- a/output/tables/COAD/COAD_cox_multi_MS4A1.docx
+++ b/output/tables/COAD/COAD_cox_multi_MS4A1.docx
@@ -35,7 +35,7 @@
         <w:tblLook w:firstRow="1" w:lastRow="0" w:firstColumn="0" w:lastColumn="0" w:noHBand="0" w:noVBand="1"/>
       </w:tblPr>
       <w:tblGrid>
-        <w:gridCol w:w="2060"/>
+        <w:gridCol w:w="3060"/>
         <w:gridCol w:w="1489"/>
         <w:gridCol w:w="681"/>
         <w:gridCol w:w="931"/>
@@ -489,7 +489,7 @@
                 <w:szCs w:val="18"/>
                 <w:color w:val="000000"/>
               </w:rPr>
-              <w:t xml:space="preserve">MS4A1 expression</w:t>
+              <w:t xml:space="preserve">MS4A1 expression, log2 (per 1 unit)</w:t>
             </w:r>
           </w:p>
         </w:tc>
@@ -544,7 +544,7 @@
                 <w:szCs w:val="18"/>
                 <w:color w:val="000000"/>
               </w:rPr>
-              <w:t xml:space="preserve">Low (ref)</w:t>
+              <w:t xml:space="preserve"/>
             </w:r>
           </w:p>
         </w:tc>
@@ -599,7 +599,7 @@
                 <w:szCs w:val="18"/>
                 <w:color w:val="000000"/>
               </w:rPr>
-              <w:t xml:space="preserve">132</w:t>
+              <w:t xml:space="preserve">273</w:t>
             </w:r>
           </w:p>
         </w:tc>
@@ -654,7 +654,7 @@
                 <w:szCs w:val="18"/>
                 <w:color w:val="000000"/>
               </w:rPr>
-              <w:t xml:space="preserve">29</w:t>
+              <w:t xml:space="preserve">49</w:t>
             </w:r>
           </w:p>
         </w:tc>
@@ -709,7 +709,7 @@
                 <w:szCs w:val="18"/>
                 <w:color w:val="000000"/>
               </w:rPr>
-              <w:t xml:space="preserve">Reference</w:t>
+              <w:t xml:space="preserve">0.97 (0.86–1.10)</w:t>
             </w:r>
           </w:p>
         </w:tc>
@@ -764,7 +764,7 @@
                 <w:szCs w:val="18"/>
                 <w:color w:val="000000"/>
               </w:rPr>
-              <w:t xml:space="preserve"/>
+              <w:t xml:space="preserve">0.638</w:t>
             </w:r>
           </w:p>
         </w:tc>
@@ -879,7 +879,7 @@
                 <w:szCs w:val="18"/>
                 <w:color w:val="000000"/>
               </w:rPr>
-              <w:t xml:space="preserve"/>
+              <w:t xml:space="preserve">Sex</w:t>
             </w:r>
           </w:p>
         </w:tc>
@@ -934,7 +934,7 @@
                 <w:szCs w:val="18"/>
                 <w:color w:val="000000"/>
               </w:rPr>
-              <w:t xml:space="preserve">High</w:t>
+              <w:t xml:space="preserve">Male (ref)</w:t>
             </w:r>
           </w:p>
         </w:tc>
@@ -1044,7 +1044,7 @@
                 <w:szCs w:val="18"/>
                 <w:color w:val="000000"/>
               </w:rPr>
-              <w:t xml:space="preserve">20</w:t>
+              <w:t xml:space="preserve">23</w:t>
             </w:r>
           </w:p>
         </w:tc>
@@ -1099,7 +1099,7 @@
                 <w:szCs w:val="18"/>
                 <w:color w:val="000000"/>
               </w:rPr>
-              <w:t xml:space="preserve">0.60 (0.34–1.08)</w:t>
+              <w:t xml:space="preserve">Reference</w:t>
             </w:r>
           </w:p>
         </w:tc>
@@ -1154,7 +1154,7 @@
                 <w:szCs w:val="18"/>
                 <w:color w:val="000000"/>
               </w:rPr>
-              <w:t xml:space="preserve">0.087</w:t>
+              <w:t xml:space="preserve"/>
             </w:r>
           </w:p>
         </w:tc>
@@ -1269,7 +1269,7 @@
                 <w:szCs w:val="18"/>
                 <w:color w:val="000000"/>
               </w:rPr>
-              <w:t xml:space="preserve">Sex</w:t>
+              <w:t xml:space="preserve"/>
             </w:r>
           </w:p>
         </w:tc>
@@ -1324,7 +1324,7 @@
                 <w:szCs w:val="18"/>
                 <w:color w:val="000000"/>
               </w:rPr>
-              <w:t xml:space="preserve">Male (ref)</w:t>
+              <w:t xml:space="preserve">Female</w:t>
             </w:r>
           </w:p>
         </w:tc>
@@ -1379,7 +1379,7 @@
                 <w:szCs w:val="18"/>
                 <w:color w:val="000000"/>
               </w:rPr>
-              <w:t xml:space="preserve">141</w:t>
+              <w:t xml:space="preserve">132</w:t>
             </w:r>
           </w:p>
         </w:tc>
@@ -1434,7 +1434,7 @@
                 <w:szCs w:val="18"/>
                 <w:color w:val="000000"/>
               </w:rPr>
-              <w:t xml:space="preserve">23</w:t>
+              <w:t xml:space="preserve">26</w:t>
             </w:r>
           </w:p>
         </w:tc>
@@ -1489,7 +1489,7 @@
                 <w:szCs w:val="18"/>
                 <w:color w:val="000000"/>
               </w:rPr>
-              <w:t xml:space="preserve">Reference</w:t>
+              <w:t xml:space="preserve">1.04 (0.59–1.84)</w:t>
             </w:r>
           </w:p>
         </w:tc>
@@ -1544,7 +1544,7 @@
                 <w:szCs w:val="18"/>
                 <w:color w:val="000000"/>
               </w:rPr>
-              <w:t xml:space="preserve"/>
+              <w:t xml:space="preserve">0.900</w:t>
             </w:r>
           </w:p>
         </w:tc>
@@ -1659,7 +1659,7 @@
                 <w:szCs w:val="18"/>
                 <w:color w:val="000000"/>
               </w:rPr>
-              <w:t xml:space="preserve"/>
+              <w:t xml:space="preserve">Pathologic stage group</w:t>
             </w:r>
           </w:p>
         </w:tc>
@@ -1714,7 +1714,7 @@
                 <w:szCs w:val="18"/>
                 <w:color w:val="000000"/>
               </w:rPr>
-              <w:t xml:space="preserve">Female</w:t>
+              <w:t xml:space="preserve">I–II (ref)</w:t>
             </w:r>
           </w:p>
         </w:tc>
@@ -1769,7 +1769,7 @@
                 <w:szCs w:val="18"/>
                 <w:color w:val="000000"/>
               </w:rPr>
-              <w:t xml:space="preserve">132</w:t>
+              <w:t xml:space="preserve">151</w:t>
             </w:r>
           </w:p>
         </w:tc>
@@ -1824,7 +1824,7 @@
                 <w:szCs w:val="18"/>
                 <w:color w:val="000000"/>
               </w:rPr>
-              <w:t xml:space="preserve">26</w:t>
+              <w:t xml:space="preserve">16</w:t>
             </w:r>
           </w:p>
         </w:tc>
@@ -1879,7 +1879,7 @@
                 <w:szCs w:val="18"/>
                 <w:color w:val="000000"/>
               </w:rPr>
-              <w:t xml:space="preserve">0.97 (0.55–1.73)</w:t>
+              <w:t xml:space="preserve">Reference</w:t>
             </w:r>
           </w:p>
         </w:tc>
@@ -1934,7 +1934,7 @@
                 <w:szCs w:val="18"/>
                 <w:color w:val="000000"/>
               </w:rPr>
-              <w:t xml:space="preserve">0.919</w:t>
+              <w:t xml:space="preserve"/>
             </w:r>
           </w:p>
         </w:tc>
@@ -2049,7 +2049,7 @@
                 <w:szCs w:val="18"/>
                 <w:color w:val="000000"/>
               </w:rPr>
-              <w:t xml:space="preserve">Pathologic stage group</w:t>
+              <w:t xml:space="preserve"/>
             </w:r>
           </w:p>
         </w:tc>
@@ -2104,7 +2104,7 @@
                 <w:szCs w:val="18"/>
                 <w:color w:val="000000"/>
               </w:rPr>
-              <w:t xml:space="preserve">I–II (ref)</w:t>
+              <w:t xml:space="preserve">III–IV</w:t>
             </w:r>
           </w:p>
         </w:tc>
@@ -2159,7 +2159,7 @@
                 <w:szCs w:val="18"/>
                 <w:color w:val="000000"/>
               </w:rPr>
-              <w:t xml:space="preserve">151</w:t>
+              <w:t xml:space="preserve">122</w:t>
             </w:r>
           </w:p>
         </w:tc>
@@ -2214,7 +2214,7 @@
                 <w:szCs w:val="18"/>
                 <w:color w:val="000000"/>
               </w:rPr>
-              <w:t xml:space="preserve">16</w:t>
+              <w:t xml:space="preserve">33</w:t>
             </w:r>
           </w:p>
         </w:tc>
@@ -2269,7 +2269,7 @@
                 <w:szCs w:val="18"/>
                 <w:color w:val="000000"/>
               </w:rPr>
-              <w:t xml:space="preserve">Reference</w:t>
+              <w:t xml:space="preserve">2.90 (1.56–5.39)</w:t>
             </w:r>
           </w:p>
         </w:tc>
@@ -2324,7 +2324,7 @@
                 <w:szCs w:val="18"/>
                 <w:color w:val="000000"/>
               </w:rPr>
-              <w:t xml:space="preserve"/>
+              <w:t xml:space="preserve">&lt;0.001</w:t>
             </w:r>
           </w:p>
         </w:tc>
@@ -2439,396 +2439,6 @@
                 <w:szCs w:val="18"/>
                 <w:color w:val="000000"/>
               </w:rPr>
-              <w:t xml:space="preserve"/>
-            </w:r>
-          </w:p>
-        </w:tc>
-        <w:tc>
-          <w:tcPr>
-            <w:tcBorders>
-              <w:bottom w:val="none" w:sz="0" w:space="0" w:color="000000"/>
-              <w:top w:val="none" w:sz="0" w:space="0" w:color="000000"/>
-              <w:left w:val="none" w:sz="0" w:space="0" w:color="000000"/>
-              <w:right w:val="none" w:sz="0" w:space="0" w:color="000000"/>
-            </w:tcBorders>
-            <w:shd w:val="clear" w:color="auto" w:fill="FFFFFF"/>
-            <w:tcMar>
-              <w:top w:w="0" w:type="dxa"/>
-              <w:bottom w:w="0" w:type="dxa"/>
-              <w:left w:w="0" w:type="dxa"/>
-              <w:right w:w="0" w:type="dxa"/>
-            </w:tcMar>
-            <w:vAlign w:val="center"/>
-          </w:tcPr>
-          <w:p>
-            <w:pPr>
-              <w:pStyle w:val="Normal"/>
-              <w:jc w:val="left"/>
-              <w:pBdr>
-                <w:bottom w:val="none" w:sz="0" w:space="0" w:color="000000"/>
-                <w:top w:val="none" w:sz="0" w:space="0" w:color="000000"/>
-                <w:left w:val="none" w:sz="0" w:space="0" w:color="000000"/>
-                <w:right w:val="none" w:sz="0" w:space="0" w:color="000000"/>
-              </w:pBdr>
-              <w:spacing w:after="100" w:before="100" w:line="240"/>
-              <w:ind w:left="100" w:right="100" w:firstLine="0" w:firstLineChars="0"/>
-              <w:rPr>
-                <w:rFonts w:ascii="Times New Roman" w:hAnsi="Times New Roman" w:eastAsia="Times New Roman" w:cs="Times New Roman"/>
-                <w:i w:val="false"/>
-                <w:b w:val="false"/>
-                <w:u w:val="none"/>
-                <w:strike w:val="false"/>
-                <w:sz w:val="18"/>
-                <w:szCs w:val="18"/>
-                <w:color w:val="000000"/>
-              </w:rPr>
-            </w:pPr>
-            <w:r>
-              <w:rPr>
-                <w:rFonts w:ascii="Times New Roman" w:hAnsi="Times New Roman" w:eastAsia="Times New Roman" w:cs="Times New Roman"/>
-                <w:i w:val="false"/>
-                <w:b w:val="false"/>
-                <w:u w:val="none"/>
-                <w:strike w:val="false"/>
-                <w:sz w:val="18"/>
-                <w:szCs w:val="18"/>
-                <w:color w:val="000000"/>
-              </w:rPr>
-              <w:t xml:space="preserve">III–IV</w:t>
-            </w:r>
-          </w:p>
-        </w:tc>
-        <w:tc>
-          <w:tcPr>
-            <w:tcBorders>
-              <w:bottom w:val="none" w:sz="0" w:space="0" w:color="000000"/>
-              <w:top w:val="none" w:sz="0" w:space="0" w:color="000000"/>
-              <w:left w:val="none" w:sz="0" w:space="0" w:color="000000"/>
-              <w:right w:val="none" w:sz="0" w:space="0" w:color="000000"/>
-            </w:tcBorders>
-            <w:shd w:val="clear" w:color="auto" w:fill="FFFFFF"/>
-            <w:tcMar>
-              <w:top w:w="0" w:type="dxa"/>
-              <w:bottom w:w="0" w:type="dxa"/>
-              <w:left w:w="0" w:type="dxa"/>
-              <w:right w:w="0" w:type="dxa"/>
-            </w:tcMar>
-            <w:vAlign w:val="center"/>
-          </w:tcPr>
-          <w:p>
-            <w:pPr>
-              <w:pStyle w:val="Normal"/>
-              <w:jc w:val="right"/>
-              <w:pBdr>
-                <w:bottom w:val="none" w:sz="0" w:space="0" w:color="000000"/>
-                <w:top w:val="none" w:sz="0" w:space="0" w:color="000000"/>
-                <w:left w:val="none" w:sz="0" w:space="0" w:color="000000"/>
-                <w:right w:val="none" w:sz="0" w:space="0" w:color="000000"/>
-              </w:pBdr>
-              <w:spacing w:after="100" w:before="100" w:line="240"/>
-              <w:ind w:left="100" w:right="100" w:firstLine="0" w:firstLineChars="0"/>
-              <w:rPr>
-                <w:rFonts w:ascii="Times New Roman" w:hAnsi="Times New Roman" w:eastAsia="Times New Roman" w:cs="Times New Roman"/>
-                <w:i w:val="false"/>
-                <w:b w:val="false"/>
-                <w:u w:val="none"/>
-                <w:strike w:val="false"/>
-                <w:sz w:val="18"/>
-                <w:szCs w:val="18"/>
-                <w:color w:val="000000"/>
-              </w:rPr>
-            </w:pPr>
-            <w:r>
-              <w:rPr>
-                <w:rFonts w:ascii="Times New Roman" w:hAnsi="Times New Roman" w:eastAsia="Times New Roman" w:cs="Times New Roman"/>
-                <w:i w:val="false"/>
-                <w:b w:val="false"/>
-                <w:u w:val="none"/>
-                <w:strike w:val="false"/>
-                <w:sz w:val="18"/>
-                <w:szCs w:val="18"/>
-                <w:color w:val="000000"/>
-              </w:rPr>
-              <w:t xml:space="preserve">122</w:t>
-            </w:r>
-          </w:p>
-        </w:tc>
-        <w:tc>
-          <w:tcPr>
-            <w:tcBorders>
-              <w:bottom w:val="none" w:sz="0" w:space="0" w:color="000000"/>
-              <w:top w:val="none" w:sz="0" w:space="0" w:color="000000"/>
-              <w:left w:val="none" w:sz="0" w:space="0" w:color="000000"/>
-              <w:right w:val="none" w:sz="0" w:space="0" w:color="000000"/>
-            </w:tcBorders>
-            <w:shd w:val="clear" w:color="auto" w:fill="FFFFFF"/>
-            <w:tcMar>
-              <w:top w:w="0" w:type="dxa"/>
-              <w:bottom w:w="0" w:type="dxa"/>
-              <w:left w:w="0" w:type="dxa"/>
-              <w:right w:w="0" w:type="dxa"/>
-            </w:tcMar>
-            <w:vAlign w:val="center"/>
-          </w:tcPr>
-          <w:p>
-            <w:pPr>
-              <w:pStyle w:val="Normal"/>
-              <w:jc w:val="right"/>
-              <w:pBdr>
-                <w:bottom w:val="none" w:sz="0" w:space="0" w:color="000000"/>
-                <w:top w:val="none" w:sz="0" w:space="0" w:color="000000"/>
-                <w:left w:val="none" w:sz="0" w:space="0" w:color="000000"/>
-                <w:right w:val="none" w:sz="0" w:space="0" w:color="000000"/>
-              </w:pBdr>
-              <w:spacing w:after="100" w:before="100" w:line="240"/>
-              <w:ind w:left="100" w:right="100" w:firstLine="0" w:firstLineChars="0"/>
-              <w:rPr>
-                <w:rFonts w:ascii="Times New Roman" w:hAnsi="Times New Roman" w:eastAsia="Times New Roman" w:cs="Times New Roman"/>
-                <w:i w:val="false"/>
-                <w:b w:val="false"/>
-                <w:u w:val="none"/>
-                <w:strike w:val="false"/>
-                <w:sz w:val="18"/>
-                <w:szCs w:val="18"/>
-                <w:color w:val="000000"/>
-              </w:rPr>
-            </w:pPr>
-            <w:r>
-              <w:rPr>
-                <w:rFonts w:ascii="Times New Roman" w:hAnsi="Times New Roman" w:eastAsia="Times New Roman" w:cs="Times New Roman"/>
-                <w:i w:val="false"/>
-                <w:b w:val="false"/>
-                <w:u w:val="none"/>
-                <w:strike w:val="false"/>
-                <w:sz w:val="18"/>
-                <w:szCs w:val="18"/>
-                <w:color w:val="000000"/>
-              </w:rPr>
-              <w:t xml:space="preserve">33</w:t>
-            </w:r>
-          </w:p>
-        </w:tc>
-        <w:tc>
-          <w:tcPr>
-            <w:tcBorders>
-              <w:bottom w:val="none" w:sz="0" w:space="0" w:color="000000"/>
-              <w:top w:val="none" w:sz="0" w:space="0" w:color="000000"/>
-              <w:left w:val="none" w:sz="0" w:space="0" w:color="000000"/>
-              <w:right w:val="none" w:sz="0" w:space="0" w:color="000000"/>
-            </w:tcBorders>
-            <w:shd w:val="clear" w:color="auto" w:fill="FFFFFF"/>
-            <w:tcMar>
-              <w:top w:w="0" w:type="dxa"/>
-              <w:bottom w:w="0" w:type="dxa"/>
-              <w:left w:w="0" w:type="dxa"/>
-              <w:right w:w="0" w:type="dxa"/>
-            </w:tcMar>
-            <w:vAlign w:val="center"/>
-          </w:tcPr>
-          <w:p>
-            <w:pPr>
-              <w:pStyle w:val="Normal"/>
-              <w:jc w:val="left"/>
-              <w:pBdr>
-                <w:bottom w:val="none" w:sz="0" w:space="0" w:color="000000"/>
-                <w:top w:val="none" w:sz="0" w:space="0" w:color="000000"/>
-                <w:left w:val="none" w:sz="0" w:space="0" w:color="000000"/>
-                <w:right w:val="none" w:sz="0" w:space="0" w:color="000000"/>
-              </w:pBdr>
-              <w:spacing w:after="100" w:before="100" w:line="240"/>
-              <w:ind w:left="100" w:right="100" w:firstLine="0" w:firstLineChars="0"/>
-              <w:rPr>
-                <w:rFonts w:ascii="Times New Roman" w:hAnsi="Times New Roman" w:eastAsia="Times New Roman" w:cs="Times New Roman"/>
-                <w:i w:val="false"/>
-                <w:b w:val="false"/>
-                <w:u w:val="none"/>
-                <w:strike w:val="false"/>
-                <w:sz w:val="18"/>
-                <w:szCs w:val="18"/>
-                <w:color w:val="000000"/>
-              </w:rPr>
-            </w:pPr>
-            <w:r>
-              <w:rPr>
-                <w:rFonts w:ascii="Times New Roman" w:hAnsi="Times New Roman" w:eastAsia="Times New Roman" w:cs="Times New Roman"/>
-                <w:i w:val="false"/>
-                <w:b w:val="false"/>
-                <w:u w:val="none"/>
-                <w:strike w:val="false"/>
-                <w:sz w:val="18"/>
-                <w:szCs w:val="18"/>
-                <w:color w:val="000000"/>
-              </w:rPr>
-              <w:t xml:space="preserve">3.01 (1.62–5.60)</w:t>
-            </w:r>
-          </w:p>
-        </w:tc>
-        <w:tc>
-          <w:tcPr>
-            <w:tcBorders>
-              <w:bottom w:val="none" w:sz="0" w:space="0" w:color="000000"/>
-              <w:top w:val="none" w:sz="0" w:space="0" w:color="000000"/>
-              <w:left w:val="none" w:sz="0" w:space="0" w:color="000000"/>
-              <w:right w:val="none" w:sz="0" w:space="0" w:color="000000"/>
-            </w:tcBorders>
-            <w:shd w:val="clear" w:color="auto" w:fill="FFFFFF"/>
-            <w:tcMar>
-              <w:top w:w="0" w:type="dxa"/>
-              <w:bottom w:w="0" w:type="dxa"/>
-              <w:left w:w="0" w:type="dxa"/>
-              <w:right w:w="0" w:type="dxa"/>
-            </w:tcMar>
-            <w:vAlign w:val="center"/>
-          </w:tcPr>
-          <w:p>
-            <w:pPr>
-              <w:pStyle w:val="Normal"/>
-              <w:jc w:val="left"/>
-              <w:pBdr>
-                <w:bottom w:val="none" w:sz="0" w:space="0" w:color="000000"/>
-                <w:top w:val="none" w:sz="0" w:space="0" w:color="000000"/>
-                <w:left w:val="none" w:sz="0" w:space="0" w:color="000000"/>
-                <w:right w:val="none" w:sz="0" w:space="0" w:color="000000"/>
-              </w:pBdr>
-              <w:spacing w:after="100" w:before="100" w:line="240"/>
-              <w:ind w:left="100" w:right="100" w:firstLine="0" w:firstLineChars="0"/>
-              <w:rPr>
-                <w:rFonts w:ascii="Times New Roman" w:hAnsi="Times New Roman" w:eastAsia="Times New Roman" w:cs="Times New Roman"/>
-                <w:i w:val="false"/>
-                <w:b w:val="false"/>
-                <w:u w:val="none"/>
-                <w:strike w:val="false"/>
-                <w:sz w:val="18"/>
-                <w:szCs w:val="18"/>
-                <w:color w:val="000000"/>
-              </w:rPr>
-            </w:pPr>
-            <w:r>
-              <w:rPr>
-                <w:rFonts w:ascii="Times New Roman" w:hAnsi="Times New Roman" w:eastAsia="Times New Roman" w:cs="Times New Roman"/>
-                <w:i w:val="false"/>
-                <w:b w:val="false"/>
-                <w:u w:val="none"/>
-                <w:strike w:val="false"/>
-                <w:sz w:val="18"/>
-                <w:szCs w:val="18"/>
-                <w:color w:val="000000"/>
-              </w:rPr>
-              <w:t xml:space="preserve">&lt;0.001</w:t>
-            </w:r>
-          </w:p>
-        </w:tc>
-        <w:tc>
-          <w:tcPr>
-            <w:tcBorders>
-              <w:bottom w:val="none" w:sz="0" w:space="0" w:color="000000"/>
-              <w:top w:val="none" w:sz="0" w:space="0" w:color="000000"/>
-              <w:left w:val="none" w:sz="0" w:space="0" w:color="000000"/>
-              <w:right w:val="none" w:sz="0" w:space="0" w:color="000000"/>
-            </w:tcBorders>
-            <w:shd w:val="clear" w:color="auto" w:fill="FFFFFF"/>
-            <w:tcMar>
-              <w:top w:w="0" w:type="dxa"/>
-              <w:bottom w:w="0" w:type="dxa"/>
-              <w:left w:w="0" w:type="dxa"/>
-              <w:right w:w="0" w:type="dxa"/>
-            </w:tcMar>
-            <w:vAlign w:val="center"/>
-          </w:tcPr>
-          <w:p>
-            <w:pPr>
-              <w:pStyle w:val="Normal"/>
-              <w:jc w:val="left"/>
-              <w:pBdr>
-                <w:bottom w:val="none" w:sz="0" w:space="0" w:color="000000"/>
-                <w:top w:val="none" w:sz="0" w:space="0" w:color="000000"/>
-                <w:left w:val="none" w:sz="0" w:space="0" w:color="000000"/>
-                <w:right w:val="none" w:sz="0" w:space="0" w:color="000000"/>
-              </w:pBdr>
-              <w:spacing w:after="100" w:before="100" w:line="240"/>
-              <w:ind w:left="100" w:right="100" w:firstLine="0" w:firstLineChars="0"/>
-              <w:rPr>
-                <w:rFonts w:ascii="Times New Roman" w:hAnsi="Times New Roman" w:eastAsia="Times New Roman" w:cs="Times New Roman"/>
-                <w:i w:val="false"/>
-                <w:b w:val="false"/>
-                <w:u w:val="none"/>
-                <w:strike w:val="false"/>
-                <w:sz w:val="18"/>
-                <w:szCs w:val="18"/>
-                <w:color w:val="000000"/>
-              </w:rPr>
-            </w:pPr>
-            <w:r>
-              <w:rPr>
-                <w:rFonts w:ascii="Times New Roman" w:hAnsi="Times New Roman" w:eastAsia="Times New Roman" w:cs="Times New Roman"/>
-                <w:i w:val="false"/>
-                <w:b w:val="false"/>
-                <w:u w:val="none"/>
-                <w:strike w:val="false"/>
-                <w:sz w:val="18"/>
-                <w:szCs w:val="18"/>
-                <w:color w:val="000000"/>
-              </w:rPr>
-              <w:t xml:space="preserve"/>
-            </w:r>
-          </w:p>
-        </w:tc>
-      </w:tr>
-      <w:tr>
-        <w:trPr>
-          <w:trHeight w:val="560" w:hRule="auto"/>
-        </w:trPr>
-        <w:tc>
-          <w:tcPr>
-            <w:tcBorders>
-              <w:bottom w:val="none" w:sz="0" w:space="0" w:color="000000"/>
-              <w:top w:val="none" w:sz="0" w:space="0" w:color="000000"/>
-              <w:left w:val="none" w:sz="0" w:space="0" w:color="000000"/>
-              <w:right w:val="none" w:sz="0" w:space="0" w:color="000000"/>
-            </w:tcBorders>
-            <w:shd w:val="clear" w:color="auto" w:fill="FFFFFF"/>
-            <w:tcMar>
-              <w:top w:w="0" w:type="dxa"/>
-              <w:bottom w:w="0" w:type="dxa"/>
-              <w:left w:w="0" w:type="dxa"/>
-              <w:right w:w="0" w:type="dxa"/>
-            </w:tcMar>
-            <w:vAlign w:val="center"/>
-          </w:tcPr>
-          <w:p>
-            <w:pPr>
-              <w:pStyle w:val="Normal"/>
-              <w:jc w:val="left"/>
-              <w:pBdr>
-                <w:bottom w:val="none" w:sz="0" w:space="0" w:color="000000"/>
-                <w:top w:val="none" w:sz="0" w:space="0" w:color="000000"/>
-                <w:left w:val="none" w:sz="0" w:space="0" w:color="000000"/>
-                <w:right w:val="none" w:sz="0" w:space="0" w:color="000000"/>
-              </w:pBdr>
-              <w:spacing w:after="100" w:before="100" w:line="240"/>
-              <w:ind w:left="100" w:right="100" w:firstLine="0" w:firstLineChars="0"/>
-              <w:rPr>
-                <w:rFonts w:ascii="Times New Roman" w:hAnsi="Times New Roman" w:eastAsia="Times New Roman" w:cs="Times New Roman"/>
-                <w:i w:val="false"/>
-                <w:b w:val="false"/>
-                <w:u w:val="none"/>
-                <w:strike w:val="false"/>
-                <w:sz w:val="18"/>
-                <w:szCs w:val="18"/>
-                <w:color w:val="000000"/>
-              </w:rPr>
-            </w:pPr>
-            <w:r>
-              <w:rPr>
-                <w:rFonts w:ascii="Times New Roman" w:hAnsi="Times New Roman" w:eastAsia="Times New Roman" w:cs="Times New Roman"/>
-                <w:i w:val="false"/>
-                <w:b w:val="false"/>
-                <w:u w:val="none"/>
-                <w:strike w:val="false"/>
-                <w:sz w:val="18"/>
-                <w:szCs w:val="18"/>
-                <w:color w:val="000000"/>
-              </w:rPr>
               <w:t xml:space="preserve">Pretreatment CEA</w:t>
             </w:r>
           </w:p>
@@ -3439,7 +3049,7 @@
                 <w:szCs w:val="18"/>
                 <w:color w:val="000000"/>
               </w:rPr>
-              <w:t xml:space="preserve">2.23 (1.25–3.97)</w:t>
+              <w:t xml:space="preserve">2.25 (1.26–4.01)</w:t>
             </w:r>
           </w:p>
         </w:tc>

--- a/output/tables/COAD/COAD_cox_multi_MS4A1.docx
+++ b/output/tables/COAD/COAD_cox_multi_MS4A1.docx
@@ -25,7 +25,7 @@
         <w:ind w:left="60" w:right="60" w:firstLine="0" w:firstLineChars="0"/>
       </w:pPr>
       <w:r>
-        <w:t xml:space="preserve">Multivariable Cox regression for overall survival: MS4A1 expression, TCGA-COAD (n = 273, events = 49, EPV = 12.2)</w:t>
+        <w:t xml:space="preserve">Multivariable Cox regression for overall survival: MS4A1 expression, TCGA-COAD (n = 273, events = 49, EPV = 9.8; exploratory)</w:t>
       </w:r>
     </w:p>
     <w:tbl xmlns:a="http://schemas.openxmlformats.org/drawingml/2006/main" xmlns:pic="http://schemas.openxmlformats.org/drawingml/2006/picture">
@@ -709,7 +709,7 @@
                 <w:szCs w:val="18"/>
                 <w:color w:val="000000"/>
               </w:rPr>
-              <w:t xml:space="preserve">0.97 (0.86–1.10)</w:t>
+              <w:t xml:space="preserve">0.96 (0.85–1.09)</w:t>
             </w:r>
           </w:p>
         </w:tc>
@@ -764,7 +764,7 @@
                 <w:szCs w:val="18"/>
                 <w:color w:val="000000"/>
               </w:rPr>
-              <w:t xml:space="preserve">0.638</w:t>
+              <w:t xml:space="preserve">0.548</w:t>
             </w:r>
           </w:p>
         </w:tc>
@@ -879,7 +879,7 @@
                 <w:szCs w:val="18"/>
                 <w:color w:val="000000"/>
               </w:rPr>
-              <w:t xml:space="preserve">Sex</w:t>
+              <w:t xml:space="preserve">Age group, years</w:t>
             </w:r>
           </w:p>
         </w:tc>
@@ -934,7 +934,7 @@
                 <w:szCs w:val="18"/>
                 <w:color w:val="000000"/>
               </w:rPr>
-              <w:t xml:space="preserve">Male (ref)</w:t>
+              <w:t xml:space="preserve">≤65 (ref)</w:t>
             </w:r>
           </w:p>
         </w:tc>
@@ -989,7 +989,7 @@
                 <w:szCs w:val="18"/>
                 <w:color w:val="000000"/>
               </w:rPr>
-              <w:t xml:space="preserve">141</w:t>
+              <w:t xml:space="preserve">118</w:t>
             </w:r>
           </w:p>
         </w:tc>
@@ -1044,7 +1044,7 @@
                 <w:szCs w:val="18"/>
                 <w:color w:val="000000"/>
               </w:rPr>
-              <w:t xml:space="preserve">23</w:t>
+              <w:t xml:space="preserve">14</w:t>
             </w:r>
           </w:p>
         </w:tc>
@@ -1324,7 +1324,7 @@
                 <w:szCs w:val="18"/>
                 <w:color w:val="000000"/>
               </w:rPr>
-              <w:t xml:space="preserve">Female</w:t>
+              <w:t xml:space="preserve">≥66</w:t>
             </w:r>
           </w:p>
         </w:tc>
@@ -1379,7 +1379,7 @@
                 <w:szCs w:val="18"/>
                 <w:color w:val="000000"/>
               </w:rPr>
-              <w:t xml:space="preserve">132</w:t>
+              <w:t xml:space="preserve">155</w:t>
             </w:r>
           </w:p>
         </w:tc>
@@ -1434,7 +1434,7 @@
                 <w:szCs w:val="18"/>
                 <w:color w:val="000000"/>
               </w:rPr>
-              <w:t xml:space="preserve">26</w:t>
+              <w:t xml:space="preserve">35</w:t>
             </w:r>
           </w:p>
         </w:tc>
@@ -1489,7 +1489,7 @@
                 <w:szCs w:val="18"/>
                 <w:color w:val="000000"/>
               </w:rPr>
-              <w:t xml:space="preserve">1.04 (0.59–1.84)</w:t>
+              <w:t xml:space="preserve">2.60 (1.35–5.01)</w:t>
             </w:r>
           </w:p>
         </w:tc>
@@ -1544,7 +1544,7 @@
                 <w:szCs w:val="18"/>
                 <w:color w:val="000000"/>
               </w:rPr>
-              <w:t xml:space="preserve">0.900</w:t>
+              <w:t xml:space="preserve">0.004</w:t>
             </w:r>
           </w:p>
         </w:tc>
@@ -1659,7 +1659,7 @@
                 <w:szCs w:val="18"/>
                 <w:color w:val="000000"/>
               </w:rPr>
-              <w:t xml:space="preserve">Pathologic stage group</w:t>
+              <w:t xml:space="preserve">Sex</w:t>
             </w:r>
           </w:p>
         </w:tc>
@@ -1714,7 +1714,7 @@
                 <w:szCs w:val="18"/>
                 <w:color w:val="000000"/>
               </w:rPr>
-              <w:t xml:space="preserve">I–II (ref)</w:t>
+              <w:t xml:space="preserve">Male (ref)</w:t>
             </w:r>
           </w:p>
         </w:tc>
@@ -1769,7 +1769,7 @@
                 <w:szCs w:val="18"/>
                 <w:color w:val="000000"/>
               </w:rPr>
-              <w:t xml:space="preserve">151</w:t>
+              <w:t xml:space="preserve">141</w:t>
             </w:r>
           </w:p>
         </w:tc>
@@ -1824,7 +1824,7 @@
                 <w:szCs w:val="18"/>
                 <w:color w:val="000000"/>
               </w:rPr>
-              <w:t xml:space="preserve">16</w:t>
+              <w:t xml:space="preserve">23</w:t>
             </w:r>
           </w:p>
         </w:tc>
@@ -2104,7 +2104,7 @@
                 <w:szCs w:val="18"/>
                 <w:color w:val="000000"/>
               </w:rPr>
-              <w:t xml:space="preserve">III–IV</w:t>
+              <w:t xml:space="preserve">Female</w:t>
             </w:r>
           </w:p>
         </w:tc>
@@ -2159,7 +2159,7 @@
                 <w:szCs w:val="18"/>
                 <w:color w:val="000000"/>
               </w:rPr>
-              <w:t xml:space="preserve">122</w:t>
+              <w:t xml:space="preserve">132</w:t>
             </w:r>
           </w:p>
         </w:tc>
@@ -2214,7 +2214,7 @@
                 <w:szCs w:val="18"/>
                 <w:color w:val="000000"/>
               </w:rPr>
-              <w:t xml:space="preserve">33</w:t>
+              <w:t xml:space="preserve">26</w:t>
             </w:r>
           </w:p>
         </w:tc>
@@ -2269,7 +2269,7 @@
                 <w:szCs w:val="18"/>
                 <w:color w:val="000000"/>
               </w:rPr>
-              <w:t xml:space="preserve">2.90 (1.56–5.39)</w:t>
+              <w:t xml:space="preserve">1.20 (0.67–2.15)</w:t>
             </w:r>
           </w:p>
         </w:tc>
@@ -2324,7 +2324,7 @@
                 <w:szCs w:val="18"/>
                 <w:color w:val="000000"/>
               </w:rPr>
-              <w:t xml:space="preserve">&lt;0.001</w:t>
+              <w:t xml:space="preserve">0.533</w:t>
             </w:r>
           </w:p>
         </w:tc>
@@ -2439,6 +2439,786 @@
                 <w:szCs w:val="18"/>
                 <w:color w:val="000000"/>
               </w:rPr>
+              <w:t xml:space="preserve">Pathologic stage group</w:t>
+            </w:r>
+          </w:p>
+        </w:tc>
+        <w:tc>
+          <w:tcPr>
+            <w:tcBorders>
+              <w:bottom w:val="none" w:sz="0" w:space="0" w:color="000000"/>
+              <w:top w:val="none" w:sz="0" w:space="0" w:color="000000"/>
+              <w:left w:val="none" w:sz="0" w:space="0" w:color="000000"/>
+              <w:right w:val="none" w:sz="0" w:space="0" w:color="000000"/>
+            </w:tcBorders>
+            <w:shd w:val="clear" w:color="auto" w:fill="FFFFFF"/>
+            <w:tcMar>
+              <w:top w:w="0" w:type="dxa"/>
+              <w:bottom w:w="0" w:type="dxa"/>
+              <w:left w:w="0" w:type="dxa"/>
+              <w:right w:w="0" w:type="dxa"/>
+            </w:tcMar>
+            <w:vAlign w:val="center"/>
+          </w:tcPr>
+          <w:p>
+            <w:pPr>
+              <w:pStyle w:val="Normal"/>
+              <w:jc w:val="left"/>
+              <w:pBdr>
+                <w:bottom w:val="none" w:sz="0" w:space="0" w:color="000000"/>
+                <w:top w:val="none" w:sz="0" w:space="0" w:color="000000"/>
+                <w:left w:val="none" w:sz="0" w:space="0" w:color="000000"/>
+                <w:right w:val="none" w:sz="0" w:space="0" w:color="000000"/>
+              </w:pBdr>
+              <w:spacing w:after="100" w:before="100" w:line="240"/>
+              <w:ind w:left="100" w:right="100" w:firstLine="0" w:firstLineChars="0"/>
+              <w:rPr>
+                <w:rFonts w:ascii="Times New Roman" w:hAnsi="Times New Roman" w:eastAsia="Times New Roman" w:cs="Times New Roman"/>
+                <w:i w:val="false"/>
+                <w:b w:val="false"/>
+                <w:u w:val="none"/>
+                <w:strike w:val="false"/>
+                <w:sz w:val="18"/>
+                <w:szCs w:val="18"/>
+                <w:color w:val="000000"/>
+              </w:rPr>
+            </w:pPr>
+            <w:r>
+              <w:rPr>
+                <w:rFonts w:ascii="Times New Roman" w:hAnsi="Times New Roman" w:eastAsia="Times New Roman" w:cs="Times New Roman"/>
+                <w:i w:val="false"/>
+                <w:b w:val="false"/>
+                <w:u w:val="none"/>
+                <w:strike w:val="false"/>
+                <w:sz w:val="18"/>
+                <w:szCs w:val="18"/>
+                <w:color w:val="000000"/>
+              </w:rPr>
+              <w:t xml:space="preserve">I–II (ref)</w:t>
+            </w:r>
+          </w:p>
+        </w:tc>
+        <w:tc>
+          <w:tcPr>
+            <w:tcBorders>
+              <w:bottom w:val="none" w:sz="0" w:space="0" w:color="000000"/>
+              <w:top w:val="none" w:sz="0" w:space="0" w:color="000000"/>
+              <w:left w:val="none" w:sz="0" w:space="0" w:color="000000"/>
+              <w:right w:val="none" w:sz="0" w:space="0" w:color="000000"/>
+            </w:tcBorders>
+            <w:shd w:val="clear" w:color="auto" w:fill="FFFFFF"/>
+            <w:tcMar>
+              <w:top w:w="0" w:type="dxa"/>
+              <w:bottom w:w="0" w:type="dxa"/>
+              <w:left w:w="0" w:type="dxa"/>
+              <w:right w:w="0" w:type="dxa"/>
+            </w:tcMar>
+            <w:vAlign w:val="center"/>
+          </w:tcPr>
+          <w:p>
+            <w:pPr>
+              <w:pStyle w:val="Normal"/>
+              <w:jc w:val="right"/>
+              <w:pBdr>
+                <w:bottom w:val="none" w:sz="0" w:space="0" w:color="000000"/>
+                <w:top w:val="none" w:sz="0" w:space="0" w:color="000000"/>
+                <w:left w:val="none" w:sz="0" w:space="0" w:color="000000"/>
+                <w:right w:val="none" w:sz="0" w:space="0" w:color="000000"/>
+              </w:pBdr>
+              <w:spacing w:after="100" w:before="100" w:line="240"/>
+              <w:ind w:left="100" w:right="100" w:firstLine="0" w:firstLineChars="0"/>
+              <w:rPr>
+                <w:rFonts w:ascii="Times New Roman" w:hAnsi="Times New Roman" w:eastAsia="Times New Roman" w:cs="Times New Roman"/>
+                <w:i w:val="false"/>
+                <w:b w:val="false"/>
+                <w:u w:val="none"/>
+                <w:strike w:val="false"/>
+                <w:sz w:val="18"/>
+                <w:szCs w:val="18"/>
+                <w:color w:val="000000"/>
+              </w:rPr>
+            </w:pPr>
+            <w:r>
+              <w:rPr>
+                <w:rFonts w:ascii="Times New Roman" w:hAnsi="Times New Roman" w:eastAsia="Times New Roman" w:cs="Times New Roman"/>
+                <w:i w:val="false"/>
+                <w:b w:val="false"/>
+                <w:u w:val="none"/>
+                <w:strike w:val="false"/>
+                <w:sz w:val="18"/>
+                <w:szCs w:val="18"/>
+                <w:color w:val="000000"/>
+              </w:rPr>
+              <w:t xml:space="preserve">151</w:t>
+            </w:r>
+          </w:p>
+        </w:tc>
+        <w:tc>
+          <w:tcPr>
+            <w:tcBorders>
+              <w:bottom w:val="none" w:sz="0" w:space="0" w:color="000000"/>
+              <w:top w:val="none" w:sz="0" w:space="0" w:color="000000"/>
+              <w:left w:val="none" w:sz="0" w:space="0" w:color="000000"/>
+              <w:right w:val="none" w:sz="0" w:space="0" w:color="000000"/>
+            </w:tcBorders>
+            <w:shd w:val="clear" w:color="auto" w:fill="FFFFFF"/>
+            <w:tcMar>
+              <w:top w:w="0" w:type="dxa"/>
+              <w:bottom w:w="0" w:type="dxa"/>
+              <w:left w:w="0" w:type="dxa"/>
+              <w:right w:w="0" w:type="dxa"/>
+            </w:tcMar>
+            <w:vAlign w:val="center"/>
+          </w:tcPr>
+          <w:p>
+            <w:pPr>
+              <w:pStyle w:val="Normal"/>
+              <w:jc w:val="right"/>
+              <w:pBdr>
+                <w:bottom w:val="none" w:sz="0" w:space="0" w:color="000000"/>
+                <w:top w:val="none" w:sz="0" w:space="0" w:color="000000"/>
+                <w:left w:val="none" w:sz="0" w:space="0" w:color="000000"/>
+                <w:right w:val="none" w:sz="0" w:space="0" w:color="000000"/>
+              </w:pBdr>
+              <w:spacing w:after="100" w:before="100" w:line="240"/>
+              <w:ind w:left="100" w:right="100" w:firstLine="0" w:firstLineChars="0"/>
+              <w:rPr>
+                <w:rFonts w:ascii="Times New Roman" w:hAnsi="Times New Roman" w:eastAsia="Times New Roman" w:cs="Times New Roman"/>
+                <w:i w:val="false"/>
+                <w:b w:val="false"/>
+                <w:u w:val="none"/>
+                <w:strike w:val="false"/>
+                <w:sz w:val="18"/>
+                <w:szCs w:val="18"/>
+                <w:color w:val="000000"/>
+              </w:rPr>
+            </w:pPr>
+            <w:r>
+              <w:rPr>
+                <w:rFonts w:ascii="Times New Roman" w:hAnsi="Times New Roman" w:eastAsia="Times New Roman" w:cs="Times New Roman"/>
+                <w:i w:val="false"/>
+                <w:b w:val="false"/>
+                <w:u w:val="none"/>
+                <w:strike w:val="false"/>
+                <w:sz w:val="18"/>
+                <w:szCs w:val="18"/>
+                <w:color w:val="000000"/>
+              </w:rPr>
+              <w:t xml:space="preserve">16</w:t>
+            </w:r>
+          </w:p>
+        </w:tc>
+        <w:tc>
+          <w:tcPr>
+            <w:tcBorders>
+              <w:bottom w:val="none" w:sz="0" w:space="0" w:color="000000"/>
+              <w:top w:val="none" w:sz="0" w:space="0" w:color="000000"/>
+              <w:left w:val="none" w:sz="0" w:space="0" w:color="000000"/>
+              <w:right w:val="none" w:sz="0" w:space="0" w:color="000000"/>
+            </w:tcBorders>
+            <w:shd w:val="clear" w:color="auto" w:fill="FFFFFF"/>
+            <w:tcMar>
+              <w:top w:w="0" w:type="dxa"/>
+              <w:bottom w:w="0" w:type="dxa"/>
+              <w:left w:w="0" w:type="dxa"/>
+              <w:right w:w="0" w:type="dxa"/>
+            </w:tcMar>
+            <w:vAlign w:val="center"/>
+          </w:tcPr>
+          <w:p>
+            <w:pPr>
+              <w:pStyle w:val="Normal"/>
+              <w:jc w:val="left"/>
+              <w:pBdr>
+                <w:bottom w:val="none" w:sz="0" w:space="0" w:color="000000"/>
+                <w:top w:val="none" w:sz="0" w:space="0" w:color="000000"/>
+                <w:left w:val="none" w:sz="0" w:space="0" w:color="000000"/>
+                <w:right w:val="none" w:sz="0" w:space="0" w:color="000000"/>
+              </w:pBdr>
+              <w:spacing w:after="100" w:before="100" w:line="240"/>
+              <w:ind w:left="100" w:right="100" w:firstLine="0" w:firstLineChars="0"/>
+              <w:rPr>
+                <w:rFonts w:ascii="Times New Roman" w:hAnsi="Times New Roman" w:eastAsia="Times New Roman" w:cs="Times New Roman"/>
+                <w:i w:val="false"/>
+                <w:b w:val="false"/>
+                <w:u w:val="none"/>
+                <w:strike w:val="false"/>
+                <w:sz w:val="18"/>
+                <w:szCs w:val="18"/>
+                <w:color w:val="000000"/>
+              </w:rPr>
+            </w:pPr>
+            <w:r>
+              <w:rPr>
+                <w:rFonts w:ascii="Times New Roman" w:hAnsi="Times New Roman" w:eastAsia="Times New Roman" w:cs="Times New Roman"/>
+                <w:i w:val="false"/>
+                <w:b w:val="false"/>
+                <w:u w:val="none"/>
+                <w:strike w:val="false"/>
+                <w:sz w:val="18"/>
+                <w:szCs w:val="18"/>
+                <w:color w:val="000000"/>
+              </w:rPr>
+              <w:t xml:space="preserve">Reference</w:t>
+            </w:r>
+          </w:p>
+        </w:tc>
+        <w:tc>
+          <w:tcPr>
+            <w:tcBorders>
+              <w:bottom w:val="none" w:sz="0" w:space="0" w:color="000000"/>
+              <w:top w:val="none" w:sz="0" w:space="0" w:color="000000"/>
+              <w:left w:val="none" w:sz="0" w:space="0" w:color="000000"/>
+              <w:right w:val="none" w:sz="0" w:space="0" w:color="000000"/>
+            </w:tcBorders>
+            <w:shd w:val="clear" w:color="auto" w:fill="FFFFFF"/>
+            <w:tcMar>
+              <w:top w:w="0" w:type="dxa"/>
+              <w:bottom w:w="0" w:type="dxa"/>
+              <w:left w:w="0" w:type="dxa"/>
+              <w:right w:w="0" w:type="dxa"/>
+            </w:tcMar>
+            <w:vAlign w:val="center"/>
+          </w:tcPr>
+          <w:p>
+            <w:pPr>
+              <w:pStyle w:val="Normal"/>
+              <w:jc w:val="left"/>
+              <w:pBdr>
+                <w:bottom w:val="none" w:sz="0" w:space="0" w:color="000000"/>
+                <w:top w:val="none" w:sz="0" w:space="0" w:color="000000"/>
+                <w:left w:val="none" w:sz="0" w:space="0" w:color="000000"/>
+                <w:right w:val="none" w:sz="0" w:space="0" w:color="000000"/>
+              </w:pBdr>
+              <w:spacing w:after="100" w:before="100" w:line="240"/>
+              <w:ind w:left="100" w:right="100" w:firstLine="0" w:firstLineChars="0"/>
+              <w:rPr>
+                <w:rFonts w:ascii="Times New Roman" w:hAnsi="Times New Roman" w:eastAsia="Times New Roman" w:cs="Times New Roman"/>
+                <w:i w:val="false"/>
+                <w:b w:val="false"/>
+                <w:u w:val="none"/>
+                <w:strike w:val="false"/>
+                <w:sz w:val="18"/>
+                <w:szCs w:val="18"/>
+                <w:color w:val="000000"/>
+              </w:rPr>
+            </w:pPr>
+            <w:r>
+              <w:rPr>
+                <w:rFonts w:ascii="Times New Roman" w:hAnsi="Times New Roman" w:eastAsia="Times New Roman" w:cs="Times New Roman"/>
+                <w:i w:val="false"/>
+                <w:b w:val="false"/>
+                <w:u w:val="none"/>
+                <w:strike w:val="false"/>
+                <w:sz w:val="18"/>
+                <w:szCs w:val="18"/>
+                <w:color w:val="000000"/>
+              </w:rPr>
+              <w:t xml:space="preserve"/>
+            </w:r>
+          </w:p>
+        </w:tc>
+        <w:tc>
+          <w:tcPr>
+            <w:tcBorders>
+              <w:bottom w:val="none" w:sz="0" w:space="0" w:color="000000"/>
+              <w:top w:val="none" w:sz="0" w:space="0" w:color="000000"/>
+              <w:left w:val="none" w:sz="0" w:space="0" w:color="000000"/>
+              <w:right w:val="none" w:sz="0" w:space="0" w:color="000000"/>
+            </w:tcBorders>
+            <w:shd w:val="clear" w:color="auto" w:fill="FFFFFF"/>
+            <w:tcMar>
+              <w:top w:w="0" w:type="dxa"/>
+              <w:bottom w:w="0" w:type="dxa"/>
+              <w:left w:w="0" w:type="dxa"/>
+              <w:right w:w="0" w:type="dxa"/>
+            </w:tcMar>
+            <w:vAlign w:val="center"/>
+          </w:tcPr>
+          <w:p>
+            <w:pPr>
+              <w:pStyle w:val="Normal"/>
+              <w:jc w:val="left"/>
+              <w:pBdr>
+                <w:bottom w:val="none" w:sz="0" w:space="0" w:color="000000"/>
+                <w:top w:val="none" w:sz="0" w:space="0" w:color="000000"/>
+                <w:left w:val="none" w:sz="0" w:space="0" w:color="000000"/>
+                <w:right w:val="none" w:sz="0" w:space="0" w:color="000000"/>
+              </w:pBdr>
+              <w:spacing w:after="100" w:before="100" w:line="240"/>
+              <w:ind w:left="100" w:right="100" w:firstLine="0" w:firstLineChars="0"/>
+              <w:rPr>
+                <w:rFonts w:ascii="Times New Roman" w:hAnsi="Times New Roman" w:eastAsia="Times New Roman" w:cs="Times New Roman"/>
+                <w:i w:val="false"/>
+                <w:b w:val="false"/>
+                <w:u w:val="none"/>
+                <w:strike w:val="false"/>
+                <w:sz w:val="18"/>
+                <w:szCs w:val="18"/>
+                <w:color w:val="000000"/>
+              </w:rPr>
+            </w:pPr>
+            <w:r>
+              <w:rPr>
+                <w:rFonts w:ascii="Times New Roman" w:hAnsi="Times New Roman" w:eastAsia="Times New Roman" w:cs="Times New Roman"/>
+                <w:i w:val="false"/>
+                <w:b w:val="false"/>
+                <w:u w:val="none"/>
+                <w:strike w:val="false"/>
+                <w:sz w:val="18"/>
+                <w:szCs w:val="18"/>
+                <w:color w:val="000000"/>
+              </w:rPr>
+              <w:t xml:space="preserve"/>
+            </w:r>
+          </w:p>
+        </w:tc>
+      </w:tr>
+      <w:tr>
+        <w:trPr>
+          <w:trHeight w:val="560" w:hRule="auto"/>
+        </w:trPr>
+        <w:tc>
+          <w:tcPr>
+            <w:tcBorders>
+              <w:bottom w:val="none" w:sz="0" w:space="0" w:color="000000"/>
+              <w:top w:val="none" w:sz="0" w:space="0" w:color="000000"/>
+              <w:left w:val="none" w:sz="0" w:space="0" w:color="000000"/>
+              <w:right w:val="none" w:sz="0" w:space="0" w:color="000000"/>
+            </w:tcBorders>
+            <w:shd w:val="clear" w:color="auto" w:fill="FFFFFF"/>
+            <w:tcMar>
+              <w:top w:w="0" w:type="dxa"/>
+              <w:bottom w:w="0" w:type="dxa"/>
+              <w:left w:w="0" w:type="dxa"/>
+              <w:right w:w="0" w:type="dxa"/>
+            </w:tcMar>
+            <w:vAlign w:val="center"/>
+          </w:tcPr>
+          <w:p>
+            <w:pPr>
+              <w:pStyle w:val="Normal"/>
+              <w:jc w:val="left"/>
+              <w:pBdr>
+                <w:bottom w:val="none" w:sz="0" w:space="0" w:color="000000"/>
+                <w:top w:val="none" w:sz="0" w:space="0" w:color="000000"/>
+                <w:left w:val="none" w:sz="0" w:space="0" w:color="000000"/>
+                <w:right w:val="none" w:sz="0" w:space="0" w:color="000000"/>
+              </w:pBdr>
+              <w:spacing w:after="100" w:before="100" w:line="240"/>
+              <w:ind w:left="100" w:right="100" w:firstLine="0" w:firstLineChars="0"/>
+              <w:rPr>
+                <w:rFonts w:ascii="Times New Roman" w:hAnsi="Times New Roman" w:eastAsia="Times New Roman" w:cs="Times New Roman"/>
+                <w:i w:val="false"/>
+                <w:b w:val="false"/>
+                <w:u w:val="none"/>
+                <w:strike w:val="false"/>
+                <w:sz w:val="18"/>
+                <w:szCs w:val="18"/>
+                <w:color w:val="000000"/>
+              </w:rPr>
+            </w:pPr>
+            <w:r>
+              <w:rPr>
+                <w:rFonts w:ascii="Times New Roman" w:hAnsi="Times New Roman" w:eastAsia="Times New Roman" w:cs="Times New Roman"/>
+                <w:i w:val="false"/>
+                <w:b w:val="false"/>
+                <w:u w:val="none"/>
+                <w:strike w:val="false"/>
+                <w:sz w:val="18"/>
+                <w:szCs w:val="18"/>
+                <w:color w:val="000000"/>
+              </w:rPr>
+              <w:t xml:space="preserve"/>
+            </w:r>
+          </w:p>
+        </w:tc>
+        <w:tc>
+          <w:tcPr>
+            <w:tcBorders>
+              <w:bottom w:val="none" w:sz="0" w:space="0" w:color="000000"/>
+              <w:top w:val="none" w:sz="0" w:space="0" w:color="000000"/>
+              <w:left w:val="none" w:sz="0" w:space="0" w:color="000000"/>
+              <w:right w:val="none" w:sz="0" w:space="0" w:color="000000"/>
+            </w:tcBorders>
+            <w:shd w:val="clear" w:color="auto" w:fill="FFFFFF"/>
+            <w:tcMar>
+              <w:top w:w="0" w:type="dxa"/>
+              <w:bottom w:w="0" w:type="dxa"/>
+              <w:left w:w="0" w:type="dxa"/>
+              <w:right w:w="0" w:type="dxa"/>
+            </w:tcMar>
+            <w:vAlign w:val="center"/>
+          </w:tcPr>
+          <w:p>
+            <w:pPr>
+              <w:pStyle w:val="Normal"/>
+              <w:jc w:val="left"/>
+              <w:pBdr>
+                <w:bottom w:val="none" w:sz="0" w:space="0" w:color="000000"/>
+                <w:top w:val="none" w:sz="0" w:space="0" w:color="000000"/>
+                <w:left w:val="none" w:sz="0" w:space="0" w:color="000000"/>
+                <w:right w:val="none" w:sz="0" w:space="0" w:color="000000"/>
+              </w:pBdr>
+              <w:spacing w:after="100" w:before="100" w:line="240"/>
+              <w:ind w:left="100" w:right="100" w:firstLine="0" w:firstLineChars="0"/>
+              <w:rPr>
+                <w:rFonts w:ascii="Times New Roman" w:hAnsi="Times New Roman" w:eastAsia="Times New Roman" w:cs="Times New Roman"/>
+                <w:i w:val="false"/>
+                <w:b w:val="false"/>
+                <w:u w:val="none"/>
+                <w:strike w:val="false"/>
+                <w:sz w:val="18"/>
+                <w:szCs w:val="18"/>
+                <w:color w:val="000000"/>
+              </w:rPr>
+            </w:pPr>
+            <w:r>
+              <w:rPr>
+                <w:rFonts w:ascii="Times New Roman" w:hAnsi="Times New Roman" w:eastAsia="Times New Roman" w:cs="Times New Roman"/>
+                <w:i w:val="false"/>
+                <w:b w:val="false"/>
+                <w:u w:val="none"/>
+                <w:strike w:val="false"/>
+                <w:sz w:val="18"/>
+                <w:szCs w:val="18"/>
+                <w:color w:val="000000"/>
+              </w:rPr>
+              <w:t xml:space="preserve">III–IV</w:t>
+            </w:r>
+          </w:p>
+        </w:tc>
+        <w:tc>
+          <w:tcPr>
+            <w:tcBorders>
+              <w:bottom w:val="none" w:sz="0" w:space="0" w:color="000000"/>
+              <w:top w:val="none" w:sz="0" w:space="0" w:color="000000"/>
+              <w:left w:val="none" w:sz="0" w:space="0" w:color="000000"/>
+              <w:right w:val="none" w:sz="0" w:space="0" w:color="000000"/>
+            </w:tcBorders>
+            <w:shd w:val="clear" w:color="auto" w:fill="FFFFFF"/>
+            <w:tcMar>
+              <w:top w:w="0" w:type="dxa"/>
+              <w:bottom w:w="0" w:type="dxa"/>
+              <w:left w:w="0" w:type="dxa"/>
+              <w:right w:w="0" w:type="dxa"/>
+            </w:tcMar>
+            <w:vAlign w:val="center"/>
+          </w:tcPr>
+          <w:p>
+            <w:pPr>
+              <w:pStyle w:val="Normal"/>
+              <w:jc w:val="right"/>
+              <w:pBdr>
+                <w:bottom w:val="none" w:sz="0" w:space="0" w:color="000000"/>
+                <w:top w:val="none" w:sz="0" w:space="0" w:color="000000"/>
+                <w:left w:val="none" w:sz="0" w:space="0" w:color="000000"/>
+                <w:right w:val="none" w:sz="0" w:space="0" w:color="000000"/>
+              </w:pBdr>
+              <w:spacing w:after="100" w:before="100" w:line="240"/>
+              <w:ind w:left="100" w:right="100" w:firstLine="0" w:firstLineChars="0"/>
+              <w:rPr>
+                <w:rFonts w:ascii="Times New Roman" w:hAnsi="Times New Roman" w:eastAsia="Times New Roman" w:cs="Times New Roman"/>
+                <w:i w:val="false"/>
+                <w:b w:val="false"/>
+                <w:u w:val="none"/>
+                <w:strike w:val="false"/>
+                <w:sz w:val="18"/>
+                <w:szCs w:val="18"/>
+                <w:color w:val="000000"/>
+              </w:rPr>
+            </w:pPr>
+            <w:r>
+              <w:rPr>
+                <w:rFonts w:ascii="Times New Roman" w:hAnsi="Times New Roman" w:eastAsia="Times New Roman" w:cs="Times New Roman"/>
+                <w:i w:val="false"/>
+                <w:b w:val="false"/>
+                <w:u w:val="none"/>
+                <w:strike w:val="false"/>
+                <w:sz w:val="18"/>
+                <w:szCs w:val="18"/>
+                <w:color w:val="000000"/>
+              </w:rPr>
+              <w:t xml:space="preserve">122</w:t>
+            </w:r>
+          </w:p>
+        </w:tc>
+        <w:tc>
+          <w:tcPr>
+            <w:tcBorders>
+              <w:bottom w:val="none" w:sz="0" w:space="0" w:color="000000"/>
+              <w:top w:val="none" w:sz="0" w:space="0" w:color="000000"/>
+              <w:left w:val="none" w:sz="0" w:space="0" w:color="000000"/>
+              <w:right w:val="none" w:sz="0" w:space="0" w:color="000000"/>
+            </w:tcBorders>
+            <w:shd w:val="clear" w:color="auto" w:fill="FFFFFF"/>
+            <w:tcMar>
+              <w:top w:w="0" w:type="dxa"/>
+              <w:bottom w:w="0" w:type="dxa"/>
+              <w:left w:w="0" w:type="dxa"/>
+              <w:right w:w="0" w:type="dxa"/>
+            </w:tcMar>
+            <w:vAlign w:val="center"/>
+          </w:tcPr>
+          <w:p>
+            <w:pPr>
+              <w:pStyle w:val="Normal"/>
+              <w:jc w:val="right"/>
+              <w:pBdr>
+                <w:bottom w:val="none" w:sz="0" w:space="0" w:color="000000"/>
+                <w:top w:val="none" w:sz="0" w:space="0" w:color="000000"/>
+                <w:left w:val="none" w:sz="0" w:space="0" w:color="000000"/>
+                <w:right w:val="none" w:sz="0" w:space="0" w:color="000000"/>
+              </w:pBdr>
+              <w:spacing w:after="100" w:before="100" w:line="240"/>
+              <w:ind w:left="100" w:right="100" w:firstLine="0" w:firstLineChars="0"/>
+              <w:rPr>
+                <w:rFonts w:ascii="Times New Roman" w:hAnsi="Times New Roman" w:eastAsia="Times New Roman" w:cs="Times New Roman"/>
+                <w:i w:val="false"/>
+                <w:b w:val="false"/>
+                <w:u w:val="none"/>
+                <w:strike w:val="false"/>
+                <w:sz w:val="18"/>
+                <w:szCs w:val="18"/>
+                <w:color w:val="000000"/>
+              </w:rPr>
+            </w:pPr>
+            <w:r>
+              <w:rPr>
+                <w:rFonts w:ascii="Times New Roman" w:hAnsi="Times New Roman" w:eastAsia="Times New Roman" w:cs="Times New Roman"/>
+                <w:i w:val="false"/>
+                <w:b w:val="false"/>
+                <w:u w:val="none"/>
+                <w:strike w:val="false"/>
+                <w:sz w:val="18"/>
+                <w:szCs w:val="18"/>
+                <w:color w:val="000000"/>
+              </w:rPr>
+              <w:t xml:space="preserve">33</w:t>
+            </w:r>
+          </w:p>
+        </w:tc>
+        <w:tc>
+          <w:tcPr>
+            <w:tcBorders>
+              <w:bottom w:val="none" w:sz="0" w:space="0" w:color="000000"/>
+              <w:top w:val="none" w:sz="0" w:space="0" w:color="000000"/>
+              <w:left w:val="none" w:sz="0" w:space="0" w:color="000000"/>
+              <w:right w:val="none" w:sz="0" w:space="0" w:color="000000"/>
+            </w:tcBorders>
+            <w:shd w:val="clear" w:color="auto" w:fill="FFFFFF"/>
+            <w:tcMar>
+              <w:top w:w="0" w:type="dxa"/>
+              <w:bottom w:w="0" w:type="dxa"/>
+              <w:left w:w="0" w:type="dxa"/>
+              <w:right w:w="0" w:type="dxa"/>
+            </w:tcMar>
+            <w:vAlign w:val="center"/>
+          </w:tcPr>
+          <w:p>
+            <w:pPr>
+              <w:pStyle w:val="Normal"/>
+              <w:jc w:val="left"/>
+              <w:pBdr>
+                <w:bottom w:val="none" w:sz="0" w:space="0" w:color="000000"/>
+                <w:top w:val="none" w:sz="0" w:space="0" w:color="000000"/>
+                <w:left w:val="none" w:sz="0" w:space="0" w:color="000000"/>
+                <w:right w:val="none" w:sz="0" w:space="0" w:color="000000"/>
+              </w:pBdr>
+              <w:spacing w:after="100" w:before="100" w:line="240"/>
+              <w:ind w:left="100" w:right="100" w:firstLine="0" w:firstLineChars="0"/>
+              <w:rPr>
+                <w:rFonts w:ascii="Times New Roman" w:hAnsi="Times New Roman" w:eastAsia="Times New Roman" w:cs="Times New Roman"/>
+                <w:i w:val="false"/>
+                <w:b w:val="false"/>
+                <w:u w:val="none"/>
+                <w:strike w:val="false"/>
+                <w:sz w:val="18"/>
+                <w:szCs w:val="18"/>
+                <w:color w:val="000000"/>
+              </w:rPr>
+            </w:pPr>
+            <w:r>
+              <w:rPr>
+                <w:rFonts w:ascii="Times New Roman" w:hAnsi="Times New Roman" w:eastAsia="Times New Roman" w:cs="Times New Roman"/>
+                <w:i w:val="false"/>
+                <w:b w:val="false"/>
+                <w:u w:val="none"/>
+                <w:strike w:val="false"/>
+                <w:sz w:val="18"/>
+                <w:szCs w:val="18"/>
+                <w:color w:val="000000"/>
+              </w:rPr>
+              <w:t xml:space="preserve">3.90 (2.03–7.48)</w:t>
+            </w:r>
+          </w:p>
+        </w:tc>
+        <w:tc>
+          <w:tcPr>
+            <w:tcBorders>
+              <w:bottom w:val="none" w:sz="0" w:space="0" w:color="000000"/>
+              <w:top w:val="none" w:sz="0" w:space="0" w:color="000000"/>
+              <w:left w:val="none" w:sz="0" w:space="0" w:color="000000"/>
+              <w:right w:val="none" w:sz="0" w:space="0" w:color="000000"/>
+            </w:tcBorders>
+            <w:shd w:val="clear" w:color="auto" w:fill="FFFFFF"/>
+            <w:tcMar>
+              <w:top w:w="0" w:type="dxa"/>
+              <w:bottom w:w="0" w:type="dxa"/>
+              <w:left w:w="0" w:type="dxa"/>
+              <w:right w:w="0" w:type="dxa"/>
+            </w:tcMar>
+            <w:vAlign w:val="center"/>
+          </w:tcPr>
+          <w:p>
+            <w:pPr>
+              <w:pStyle w:val="Normal"/>
+              <w:jc w:val="left"/>
+              <w:pBdr>
+                <w:bottom w:val="none" w:sz="0" w:space="0" w:color="000000"/>
+                <w:top w:val="none" w:sz="0" w:space="0" w:color="000000"/>
+                <w:left w:val="none" w:sz="0" w:space="0" w:color="000000"/>
+                <w:right w:val="none" w:sz="0" w:space="0" w:color="000000"/>
+              </w:pBdr>
+              <w:spacing w:after="100" w:before="100" w:line="240"/>
+              <w:ind w:left="100" w:right="100" w:firstLine="0" w:firstLineChars="0"/>
+              <w:rPr>
+                <w:rFonts w:ascii="Times New Roman" w:hAnsi="Times New Roman" w:eastAsia="Times New Roman" w:cs="Times New Roman"/>
+                <w:i w:val="false"/>
+                <w:b w:val="false"/>
+                <w:u w:val="none"/>
+                <w:strike w:val="false"/>
+                <w:sz w:val="18"/>
+                <w:szCs w:val="18"/>
+                <w:color w:val="000000"/>
+              </w:rPr>
+            </w:pPr>
+            <w:r>
+              <w:rPr>
+                <w:rFonts w:ascii="Times New Roman" w:hAnsi="Times New Roman" w:eastAsia="Times New Roman" w:cs="Times New Roman"/>
+                <w:i w:val="false"/>
+                <w:b w:val="false"/>
+                <w:u w:val="none"/>
+                <w:strike w:val="false"/>
+                <w:sz w:val="18"/>
+                <w:szCs w:val="18"/>
+                <w:color w:val="000000"/>
+              </w:rPr>
+              <w:t xml:space="preserve">&lt;0.001</w:t>
+            </w:r>
+          </w:p>
+        </w:tc>
+        <w:tc>
+          <w:tcPr>
+            <w:tcBorders>
+              <w:bottom w:val="none" w:sz="0" w:space="0" w:color="000000"/>
+              <w:top w:val="none" w:sz="0" w:space="0" w:color="000000"/>
+              <w:left w:val="none" w:sz="0" w:space="0" w:color="000000"/>
+              <w:right w:val="none" w:sz="0" w:space="0" w:color="000000"/>
+            </w:tcBorders>
+            <w:shd w:val="clear" w:color="auto" w:fill="FFFFFF"/>
+            <w:tcMar>
+              <w:top w:w="0" w:type="dxa"/>
+              <w:bottom w:w="0" w:type="dxa"/>
+              <w:left w:w="0" w:type="dxa"/>
+              <w:right w:w="0" w:type="dxa"/>
+            </w:tcMar>
+            <w:vAlign w:val="center"/>
+          </w:tcPr>
+          <w:p>
+            <w:pPr>
+              <w:pStyle w:val="Normal"/>
+              <w:jc w:val="left"/>
+              <w:pBdr>
+                <w:bottom w:val="none" w:sz="0" w:space="0" w:color="000000"/>
+                <w:top w:val="none" w:sz="0" w:space="0" w:color="000000"/>
+                <w:left w:val="none" w:sz="0" w:space="0" w:color="000000"/>
+                <w:right w:val="none" w:sz="0" w:space="0" w:color="000000"/>
+              </w:pBdr>
+              <w:spacing w:after="100" w:before="100" w:line="240"/>
+              <w:ind w:left="100" w:right="100" w:firstLine="0" w:firstLineChars="0"/>
+              <w:rPr>
+                <w:rFonts w:ascii="Times New Roman" w:hAnsi="Times New Roman" w:eastAsia="Times New Roman" w:cs="Times New Roman"/>
+                <w:i w:val="false"/>
+                <w:b w:val="false"/>
+                <w:u w:val="none"/>
+                <w:strike w:val="false"/>
+                <w:sz w:val="18"/>
+                <w:szCs w:val="18"/>
+                <w:color w:val="000000"/>
+              </w:rPr>
+            </w:pPr>
+            <w:r>
+              <w:rPr>
+                <w:rFonts w:ascii="Times New Roman" w:hAnsi="Times New Roman" w:eastAsia="Times New Roman" w:cs="Times New Roman"/>
+                <w:i w:val="false"/>
+                <w:b w:val="false"/>
+                <w:u w:val="none"/>
+                <w:strike w:val="false"/>
+                <w:sz w:val="18"/>
+                <w:szCs w:val="18"/>
+                <w:color w:val="000000"/>
+              </w:rPr>
+              <w:t xml:space="preserve"/>
+            </w:r>
+          </w:p>
+        </w:tc>
+      </w:tr>
+      <w:tr>
+        <w:trPr>
+          <w:trHeight w:val="560" w:hRule="auto"/>
+        </w:trPr>
+        <w:tc>
+          <w:tcPr>
+            <w:tcBorders>
+              <w:bottom w:val="none" w:sz="0" w:space="0" w:color="000000"/>
+              <w:top w:val="none" w:sz="0" w:space="0" w:color="000000"/>
+              <w:left w:val="none" w:sz="0" w:space="0" w:color="000000"/>
+              <w:right w:val="none" w:sz="0" w:space="0" w:color="000000"/>
+            </w:tcBorders>
+            <w:shd w:val="clear" w:color="auto" w:fill="FFFFFF"/>
+            <w:tcMar>
+              <w:top w:w="0" w:type="dxa"/>
+              <w:bottom w:w="0" w:type="dxa"/>
+              <w:left w:w="0" w:type="dxa"/>
+              <w:right w:w="0" w:type="dxa"/>
+            </w:tcMar>
+            <w:vAlign w:val="center"/>
+          </w:tcPr>
+          <w:p>
+            <w:pPr>
+              <w:pStyle w:val="Normal"/>
+              <w:jc w:val="left"/>
+              <w:pBdr>
+                <w:bottom w:val="none" w:sz="0" w:space="0" w:color="000000"/>
+                <w:top w:val="none" w:sz="0" w:space="0" w:color="000000"/>
+                <w:left w:val="none" w:sz="0" w:space="0" w:color="000000"/>
+                <w:right w:val="none" w:sz="0" w:space="0" w:color="000000"/>
+              </w:pBdr>
+              <w:spacing w:after="100" w:before="100" w:line="240"/>
+              <w:ind w:left="100" w:right="100" w:firstLine="0" w:firstLineChars="0"/>
+              <w:rPr>
+                <w:rFonts w:ascii="Times New Roman" w:hAnsi="Times New Roman" w:eastAsia="Times New Roman" w:cs="Times New Roman"/>
+                <w:i w:val="false"/>
+                <w:b w:val="false"/>
+                <w:u w:val="none"/>
+                <w:strike w:val="false"/>
+                <w:sz w:val="18"/>
+                <w:szCs w:val="18"/>
+                <w:color w:val="000000"/>
+              </w:rPr>
+            </w:pPr>
+            <w:r>
+              <w:rPr>
+                <w:rFonts w:ascii="Times New Roman" w:hAnsi="Times New Roman" w:eastAsia="Times New Roman" w:cs="Times New Roman"/>
+                <w:i w:val="false"/>
+                <w:b w:val="false"/>
+                <w:u w:val="none"/>
+                <w:strike w:val="false"/>
+                <w:sz w:val="18"/>
+                <w:szCs w:val="18"/>
+                <w:color w:val="000000"/>
+              </w:rPr>
               <w:t xml:space="preserve">Pretreatment CEA</w:t>
             </w:r>
           </w:p>
@@ -3049,7 +3829,7 @@
                 <w:szCs w:val="18"/>
                 <w:color w:val="000000"/>
               </w:rPr>
-              <w:t xml:space="preserve">2.25 (1.26–4.01)</w:t>
+              <w:t xml:space="preserve">2.00 (1.12–3.57)</w:t>
             </w:r>
           </w:p>
         </w:tc>
@@ -3104,7 +3884,7 @@
                 <w:szCs w:val="18"/>
                 <w:color w:val="000000"/>
               </w:rPr>
-              <w:t xml:space="preserve">0.006</w:t>
+              <w:t xml:space="preserve">0.019</w:t>
             </w:r>
           </w:p>
         </w:tc>
